--- a/docs/Milestone 5_macro.docx
+++ b/docs/Milestone 5_macro.docx
@@ -2524,6 +2524,7 @@
           <w:rFonts w:eastAsia="Arial"/>
           <w:b/>
           <w:bCs/>
+          <w:noProof/>
           <w:color w:val="000000" w:themeColor="text1"/>
           <w:sz w:val="27"/>
           <w:szCs w:val="27"/>
@@ -2609,6 +2610,7 @@
           <w:rFonts w:eastAsia="Arial"/>
           <w:b/>
           <w:bCs/>
+          <w:noProof/>
           <w:color w:val="000000" w:themeColor="text1"/>
           <w:sz w:val="27"/>
           <w:szCs w:val="27"/>
@@ -2694,6 +2696,7 @@
           <w:rFonts w:eastAsia="Arial"/>
           <w:b/>
           <w:bCs/>
+          <w:noProof/>
           <w:color w:val="000000" w:themeColor="text1"/>
           <w:sz w:val="27"/>
           <w:szCs w:val="27"/>
@@ -2973,6 +2976,7 @@
           <w:rFonts w:eastAsia="Arial"/>
           <w:b/>
           <w:bCs/>
+          <w:noProof/>
           <w:color w:val="000000" w:themeColor="text1"/>
           <w:sz w:val="27"/>
           <w:szCs w:val="27"/>
@@ -3132,37 +3136,26 @@
     </w:p>
     <w:tbl>
       <w:tblPr>
-        <w:tblW w:w="11280" w:type="dxa"/>
-        <w:tblCellMar>
-          <w:top w:w="15" w:type="dxa"/>
-          <w:left w:w="15" w:type="dxa"/>
-          <w:bottom w:w="15" w:type="dxa"/>
-          <w:right w:w="15" w:type="dxa"/>
-        </w:tblCellMar>
+        <w:tblStyle w:val="GridTable4-Accent6"/>
+        <w:tblW w:w="9490" w:type="dxa"/>
+        <w:jc w:val="center"/>
         <w:tblLook w:val="04A0" w:firstRow="1" w:lastRow="0" w:firstColumn="1" w:lastColumn="0" w:noHBand="0" w:noVBand="1"/>
       </w:tblPr>
       <w:tblGrid>
-        <w:gridCol w:w="2296"/>
-        <w:gridCol w:w="4164"/>
-        <w:gridCol w:w="4820"/>
+        <w:gridCol w:w="2070"/>
+        <w:gridCol w:w="3297"/>
+        <w:gridCol w:w="4123"/>
       </w:tblGrid>
       <w:tr>
         <w:trPr>
-          <w:tblHeader/>
+          <w:cnfStyle w:val="100000000000" w:firstRow="1" w:lastRow="0" w:firstColumn="0" w:lastColumn="0" w:oddVBand="0" w:evenVBand="0" w:oddHBand="0" w:evenHBand="0" w:firstRowFirstColumn="0" w:firstRowLastColumn="0" w:lastRowFirstColumn="0" w:lastRowLastColumn="0"/>
+          <w:trHeight w:val="453"/>
+          <w:jc w:val="center"/>
         </w:trPr>
         <w:tc>
           <w:tcPr>
+            <w:cnfStyle w:val="001000000000" w:firstRow="0" w:lastRow="0" w:firstColumn="1" w:lastColumn="0" w:oddVBand="0" w:evenVBand="0" w:oddHBand="0" w:evenHBand="0" w:firstRowFirstColumn="0" w:firstRowLastColumn="0" w:lastRowFirstColumn="0" w:lastRowLastColumn="0"/>
             <w:tcW w:w="0" w:type="auto"/>
-            <w:tcBorders>
-              <w:top w:val="nil"/>
-            </w:tcBorders>
-            <w:tcMar>
-              <w:top w:w="150" w:type="dxa"/>
-              <w:left w:w="0" w:type="dxa"/>
-              <w:bottom w:w="150" w:type="dxa"/>
-              <w:right w:w="240" w:type="dxa"/>
-            </w:tcMar>
-            <w:vAlign w:val="center"/>
             <w:hideMark/>
           </w:tcPr>
           <w:p>
@@ -3190,22 +3183,13 @@
         <w:tc>
           <w:tcPr>
             <w:tcW w:w="0" w:type="auto"/>
-            <w:tcBorders>
-              <w:top w:val="nil"/>
-            </w:tcBorders>
-            <w:tcMar>
-              <w:top w:w="150" w:type="dxa"/>
-              <w:left w:w="240" w:type="dxa"/>
-              <w:bottom w:w="150" w:type="dxa"/>
-              <w:right w:w="240" w:type="dxa"/>
-            </w:tcMar>
-            <w:vAlign w:val="center"/>
-            <w:hideMark/>
-          </w:tcPr>
-          <w:p>
-            <w:pPr>
-              <w:pStyle w:val="Heading1"/>
-              <w:spacing w:before="160" w:after="90" w:line="252" w:lineRule="auto"/>
+            <w:hideMark/>
+          </w:tcPr>
+          <w:p>
+            <w:pPr>
+              <w:pStyle w:val="Heading1"/>
+              <w:spacing w:before="160" w:after="90" w:line="252" w:lineRule="auto"/>
+              <w:cnfStyle w:val="100000000000" w:firstRow="1" w:lastRow="0" w:firstColumn="0" w:lastColumn="0" w:oddVBand="0" w:evenVBand="0" w:oddHBand="0" w:evenHBand="0" w:firstRowFirstColumn="0" w:firstRowLastColumn="0" w:lastRowFirstColumn="0" w:lastRowLastColumn="0"/>
               <w:rPr>
                 <w:rFonts w:eastAsia="Arial"/>
                 <w:color w:val="000000" w:themeColor="text1"/>
@@ -3227,22 +3211,13 @@
         <w:tc>
           <w:tcPr>
             <w:tcW w:w="0" w:type="auto"/>
-            <w:tcBorders>
-              <w:top w:val="nil"/>
-            </w:tcBorders>
-            <w:tcMar>
-              <w:top w:w="150" w:type="dxa"/>
-              <w:left w:w="240" w:type="dxa"/>
-              <w:bottom w:w="150" w:type="dxa"/>
-              <w:right w:w="240" w:type="dxa"/>
-            </w:tcMar>
-            <w:vAlign w:val="center"/>
-            <w:hideMark/>
-          </w:tcPr>
-          <w:p>
-            <w:pPr>
-              <w:pStyle w:val="Heading1"/>
-              <w:spacing w:before="160" w:after="90" w:line="252" w:lineRule="auto"/>
+            <w:hideMark/>
+          </w:tcPr>
+          <w:p>
+            <w:pPr>
+              <w:pStyle w:val="Heading1"/>
+              <w:spacing w:before="160" w:after="90" w:line="252" w:lineRule="auto"/>
+              <w:cnfStyle w:val="100000000000" w:firstRow="1" w:lastRow="0" w:firstColumn="0" w:lastColumn="0" w:oddVBand="0" w:evenVBand="0" w:oddHBand="0" w:evenHBand="0" w:firstRowFirstColumn="0" w:firstRowLastColumn="0" w:lastRowFirstColumn="0" w:lastRowLastColumn="0"/>
               <w:rPr>
                 <w:rFonts w:eastAsia="Arial"/>
                 <w:color w:val="000000" w:themeColor="text1"/>
@@ -3263,16 +3238,15 @@
         </w:tc>
       </w:tr>
       <w:tr>
-        <w:tc>
-          <w:tcPr>
+        <w:trPr>
+          <w:cnfStyle w:val="000000100000" w:firstRow="0" w:lastRow="0" w:firstColumn="0" w:lastColumn="0" w:oddVBand="0" w:evenVBand="0" w:oddHBand="1" w:evenHBand="0" w:firstRowFirstColumn="0" w:firstRowLastColumn="0" w:lastRowFirstColumn="0" w:lastRowLastColumn="0"/>
+          <w:trHeight w:val="439"/>
+          <w:jc w:val="center"/>
+        </w:trPr>
+        <w:tc>
+          <w:tcPr>
+            <w:cnfStyle w:val="001000000000" w:firstRow="0" w:lastRow="0" w:firstColumn="1" w:lastColumn="0" w:oddVBand="0" w:evenVBand="0" w:oddHBand="0" w:evenHBand="0" w:firstRowFirstColumn="0" w:firstRowLastColumn="0" w:lastRowFirstColumn="0" w:lastRowLastColumn="0"/>
             <w:tcW w:w="0" w:type="auto"/>
-            <w:tcMar>
-              <w:top w:w="150" w:type="dxa"/>
-              <w:left w:w="0" w:type="dxa"/>
-              <w:bottom w:w="150" w:type="dxa"/>
-              <w:right w:w="240" w:type="dxa"/>
-            </w:tcMar>
-            <w:vAlign w:val="center"/>
             <w:hideMark/>
           </w:tcPr>
           <w:p>
@@ -3300,19 +3274,13 @@
         <w:tc>
           <w:tcPr>
             <w:tcW w:w="0" w:type="auto"/>
-            <w:tcMar>
-              <w:top w:w="150" w:type="dxa"/>
-              <w:left w:w="240" w:type="dxa"/>
-              <w:bottom w:w="150" w:type="dxa"/>
-              <w:right w:w="240" w:type="dxa"/>
-            </w:tcMar>
-            <w:vAlign w:val="center"/>
-            <w:hideMark/>
-          </w:tcPr>
-          <w:p>
-            <w:pPr>
-              <w:pStyle w:val="Heading1"/>
-              <w:spacing w:before="160" w:after="90" w:line="252" w:lineRule="auto"/>
+            <w:hideMark/>
+          </w:tcPr>
+          <w:p>
+            <w:pPr>
+              <w:pStyle w:val="Heading1"/>
+              <w:spacing w:before="160" w:after="90" w:line="252" w:lineRule="auto"/>
+              <w:cnfStyle w:val="000000100000" w:firstRow="0" w:lastRow="0" w:firstColumn="0" w:lastColumn="0" w:oddVBand="0" w:evenVBand="0" w:oddHBand="1" w:evenHBand="0" w:firstRowFirstColumn="0" w:firstRowLastColumn="0" w:lastRowFirstColumn="0" w:lastRowLastColumn="0"/>
               <w:rPr>
                 <w:rFonts w:eastAsia="Arial"/>
                 <w:color w:val="000000" w:themeColor="text1"/>
@@ -3334,19 +3302,13 @@
         <w:tc>
           <w:tcPr>
             <w:tcW w:w="0" w:type="auto"/>
-            <w:tcMar>
-              <w:top w:w="150" w:type="dxa"/>
-              <w:left w:w="240" w:type="dxa"/>
-              <w:bottom w:w="150" w:type="dxa"/>
-              <w:right w:w="0" w:type="dxa"/>
-            </w:tcMar>
-            <w:vAlign w:val="center"/>
-            <w:hideMark/>
-          </w:tcPr>
-          <w:p>
-            <w:pPr>
-              <w:pStyle w:val="Heading1"/>
-              <w:spacing w:before="160" w:after="90" w:line="252" w:lineRule="auto"/>
+            <w:hideMark/>
+          </w:tcPr>
+          <w:p>
+            <w:pPr>
+              <w:pStyle w:val="Heading1"/>
+              <w:spacing w:before="160" w:after="90" w:line="252" w:lineRule="auto"/>
+              <w:cnfStyle w:val="000000100000" w:firstRow="0" w:lastRow="0" w:firstColumn="0" w:lastColumn="0" w:oddVBand="0" w:evenVBand="0" w:oddHBand="1" w:evenHBand="0" w:firstRowFirstColumn="0" w:firstRowLastColumn="0" w:lastRowFirstColumn="0" w:lastRowLastColumn="0"/>
               <w:rPr>
                 <w:rFonts w:eastAsia="Arial"/>
                 <w:color w:val="000000" w:themeColor="text1"/>
@@ -3367,16 +3329,14 @@
         </w:tc>
       </w:tr>
       <w:tr>
-        <w:tc>
-          <w:tcPr>
+        <w:trPr>
+          <w:trHeight w:val="453"/>
+          <w:jc w:val="center"/>
+        </w:trPr>
+        <w:tc>
+          <w:tcPr>
+            <w:cnfStyle w:val="001000000000" w:firstRow="0" w:lastRow="0" w:firstColumn="1" w:lastColumn="0" w:oddVBand="0" w:evenVBand="0" w:oddHBand="0" w:evenHBand="0" w:firstRowFirstColumn="0" w:firstRowLastColumn="0" w:lastRowFirstColumn="0" w:lastRowLastColumn="0"/>
             <w:tcW w:w="0" w:type="auto"/>
-            <w:tcMar>
-              <w:top w:w="150" w:type="dxa"/>
-              <w:left w:w="0" w:type="dxa"/>
-              <w:bottom w:w="150" w:type="dxa"/>
-              <w:right w:w="240" w:type="dxa"/>
-            </w:tcMar>
-            <w:vAlign w:val="center"/>
             <w:hideMark/>
           </w:tcPr>
           <w:p>
@@ -3404,19 +3364,13 @@
         <w:tc>
           <w:tcPr>
             <w:tcW w:w="0" w:type="auto"/>
-            <w:tcMar>
-              <w:top w:w="150" w:type="dxa"/>
-              <w:left w:w="240" w:type="dxa"/>
-              <w:bottom w:w="150" w:type="dxa"/>
-              <w:right w:w="240" w:type="dxa"/>
-            </w:tcMar>
-            <w:vAlign w:val="center"/>
-            <w:hideMark/>
-          </w:tcPr>
-          <w:p>
-            <w:pPr>
-              <w:pStyle w:val="Heading1"/>
-              <w:spacing w:before="160" w:after="90" w:line="252" w:lineRule="auto"/>
+            <w:hideMark/>
+          </w:tcPr>
+          <w:p>
+            <w:pPr>
+              <w:pStyle w:val="Heading1"/>
+              <w:spacing w:before="160" w:after="90" w:line="252" w:lineRule="auto"/>
+              <w:cnfStyle w:val="000000000000" w:firstRow="0" w:lastRow="0" w:firstColumn="0" w:lastColumn="0" w:oddVBand="0" w:evenVBand="0" w:oddHBand="0" w:evenHBand="0" w:firstRowFirstColumn="0" w:firstRowLastColumn="0" w:lastRowFirstColumn="0" w:lastRowLastColumn="0"/>
               <w:rPr>
                 <w:rFonts w:eastAsia="Arial"/>
                 <w:color w:val="000000" w:themeColor="text1"/>
@@ -3438,19 +3392,13 @@
         <w:tc>
           <w:tcPr>
             <w:tcW w:w="0" w:type="auto"/>
-            <w:tcMar>
-              <w:top w:w="150" w:type="dxa"/>
-              <w:left w:w="240" w:type="dxa"/>
-              <w:bottom w:w="150" w:type="dxa"/>
-              <w:right w:w="0" w:type="dxa"/>
-            </w:tcMar>
-            <w:vAlign w:val="center"/>
-            <w:hideMark/>
-          </w:tcPr>
-          <w:p>
-            <w:pPr>
-              <w:pStyle w:val="Heading1"/>
-              <w:spacing w:before="160" w:after="90" w:line="252" w:lineRule="auto"/>
+            <w:hideMark/>
+          </w:tcPr>
+          <w:p>
+            <w:pPr>
+              <w:pStyle w:val="Heading1"/>
+              <w:spacing w:before="160" w:after="90" w:line="252" w:lineRule="auto"/>
+              <w:cnfStyle w:val="000000000000" w:firstRow="0" w:lastRow="0" w:firstColumn="0" w:lastColumn="0" w:oddVBand="0" w:evenVBand="0" w:oddHBand="0" w:evenHBand="0" w:firstRowFirstColumn="0" w:firstRowLastColumn="0" w:lastRowFirstColumn="0" w:lastRowLastColumn="0"/>
               <w:rPr>
                 <w:rFonts w:eastAsia="Arial"/>
                 <w:color w:val="000000" w:themeColor="text1"/>
@@ -3471,16 +3419,15 @@
         </w:tc>
       </w:tr>
       <w:tr>
-        <w:tc>
-          <w:tcPr>
+        <w:trPr>
+          <w:cnfStyle w:val="000000100000" w:firstRow="0" w:lastRow="0" w:firstColumn="0" w:lastColumn="0" w:oddVBand="0" w:evenVBand="0" w:oddHBand="1" w:evenHBand="0" w:firstRowFirstColumn="0" w:firstRowLastColumn="0" w:lastRowFirstColumn="0" w:lastRowLastColumn="0"/>
+          <w:trHeight w:val="453"/>
+          <w:jc w:val="center"/>
+        </w:trPr>
+        <w:tc>
+          <w:tcPr>
+            <w:cnfStyle w:val="001000000000" w:firstRow="0" w:lastRow="0" w:firstColumn="1" w:lastColumn="0" w:oddVBand="0" w:evenVBand="0" w:oddHBand="0" w:evenHBand="0" w:firstRowFirstColumn="0" w:firstRowLastColumn="0" w:lastRowFirstColumn="0" w:lastRowLastColumn="0"/>
             <w:tcW w:w="0" w:type="auto"/>
-            <w:tcMar>
-              <w:top w:w="150" w:type="dxa"/>
-              <w:left w:w="0" w:type="dxa"/>
-              <w:bottom w:w="150" w:type="dxa"/>
-              <w:right w:w="240" w:type="dxa"/>
-            </w:tcMar>
-            <w:vAlign w:val="center"/>
             <w:hideMark/>
           </w:tcPr>
           <w:p>
@@ -3508,19 +3455,13 @@
         <w:tc>
           <w:tcPr>
             <w:tcW w:w="0" w:type="auto"/>
-            <w:tcMar>
-              <w:top w:w="150" w:type="dxa"/>
-              <w:left w:w="240" w:type="dxa"/>
-              <w:bottom w:w="150" w:type="dxa"/>
-              <w:right w:w="240" w:type="dxa"/>
-            </w:tcMar>
-            <w:vAlign w:val="center"/>
-            <w:hideMark/>
-          </w:tcPr>
-          <w:p>
-            <w:pPr>
-              <w:pStyle w:val="Heading1"/>
-              <w:spacing w:before="160" w:after="90" w:line="252" w:lineRule="auto"/>
+            <w:hideMark/>
+          </w:tcPr>
+          <w:p>
+            <w:pPr>
+              <w:pStyle w:val="Heading1"/>
+              <w:spacing w:before="160" w:after="90" w:line="252" w:lineRule="auto"/>
+              <w:cnfStyle w:val="000000100000" w:firstRow="0" w:lastRow="0" w:firstColumn="0" w:lastColumn="0" w:oddVBand="0" w:evenVBand="0" w:oddHBand="1" w:evenHBand="0" w:firstRowFirstColumn="0" w:firstRowLastColumn="0" w:lastRowFirstColumn="0" w:lastRowLastColumn="0"/>
               <w:rPr>
                 <w:rFonts w:eastAsia="Arial"/>
                 <w:color w:val="000000" w:themeColor="text1"/>
@@ -3542,19 +3483,13 @@
         <w:tc>
           <w:tcPr>
             <w:tcW w:w="0" w:type="auto"/>
-            <w:tcMar>
-              <w:top w:w="150" w:type="dxa"/>
-              <w:left w:w="240" w:type="dxa"/>
-              <w:bottom w:w="150" w:type="dxa"/>
-              <w:right w:w="0" w:type="dxa"/>
-            </w:tcMar>
-            <w:vAlign w:val="center"/>
-            <w:hideMark/>
-          </w:tcPr>
-          <w:p>
-            <w:pPr>
-              <w:pStyle w:val="Heading1"/>
-              <w:spacing w:before="160" w:after="90" w:line="252" w:lineRule="auto"/>
+            <w:hideMark/>
+          </w:tcPr>
+          <w:p>
+            <w:pPr>
+              <w:pStyle w:val="Heading1"/>
+              <w:spacing w:before="160" w:after="90" w:line="252" w:lineRule="auto"/>
+              <w:cnfStyle w:val="000000100000" w:firstRow="0" w:lastRow="0" w:firstColumn="0" w:lastColumn="0" w:oddVBand="0" w:evenVBand="0" w:oddHBand="1" w:evenHBand="0" w:firstRowFirstColumn="0" w:firstRowLastColumn="0" w:lastRowFirstColumn="0" w:lastRowLastColumn="0"/>
               <w:rPr>
                 <w:rFonts w:eastAsia="Arial"/>
                 <w:color w:val="000000" w:themeColor="text1"/>
@@ -3575,16 +3510,14 @@
         </w:tc>
       </w:tr>
       <w:tr>
-        <w:tc>
-          <w:tcPr>
+        <w:trPr>
+          <w:trHeight w:val="439"/>
+          <w:jc w:val="center"/>
+        </w:trPr>
+        <w:tc>
+          <w:tcPr>
+            <w:cnfStyle w:val="001000000000" w:firstRow="0" w:lastRow="0" w:firstColumn="1" w:lastColumn="0" w:oddVBand="0" w:evenVBand="0" w:oddHBand="0" w:evenHBand="0" w:firstRowFirstColumn="0" w:firstRowLastColumn="0" w:lastRowFirstColumn="0" w:lastRowLastColumn="0"/>
             <w:tcW w:w="0" w:type="auto"/>
-            <w:tcMar>
-              <w:top w:w="150" w:type="dxa"/>
-              <w:left w:w="0" w:type="dxa"/>
-              <w:bottom w:w="150" w:type="dxa"/>
-              <w:right w:w="240" w:type="dxa"/>
-            </w:tcMar>
-            <w:vAlign w:val="center"/>
             <w:hideMark/>
           </w:tcPr>
           <w:p>
@@ -3612,19 +3545,13 @@
         <w:tc>
           <w:tcPr>
             <w:tcW w:w="0" w:type="auto"/>
-            <w:tcMar>
-              <w:top w:w="150" w:type="dxa"/>
-              <w:left w:w="240" w:type="dxa"/>
-              <w:bottom w:w="150" w:type="dxa"/>
-              <w:right w:w="240" w:type="dxa"/>
-            </w:tcMar>
-            <w:vAlign w:val="center"/>
-            <w:hideMark/>
-          </w:tcPr>
-          <w:p>
-            <w:pPr>
-              <w:pStyle w:val="Heading1"/>
-              <w:spacing w:before="160" w:after="90" w:line="252" w:lineRule="auto"/>
+            <w:hideMark/>
+          </w:tcPr>
+          <w:p>
+            <w:pPr>
+              <w:pStyle w:val="Heading1"/>
+              <w:spacing w:before="160" w:after="90" w:line="252" w:lineRule="auto"/>
+              <w:cnfStyle w:val="000000000000" w:firstRow="0" w:lastRow="0" w:firstColumn="0" w:lastColumn="0" w:oddVBand="0" w:evenVBand="0" w:oddHBand="0" w:evenHBand="0" w:firstRowFirstColumn="0" w:firstRowLastColumn="0" w:lastRowFirstColumn="0" w:lastRowLastColumn="0"/>
               <w:rPr>
                 <w:rFonts w:eastAsia="Arial"/>
                 <w:color w:val="000000" w:themeColor="text1"/>
@@ -3646,19 +3573,13 @@
         <w:tc>
           <w:tcPr>
             <w:tcW w:w="0" w:type="auto"/>
-            <w:tcMar>
-              <w:top w:w="150" w:type="dxa"/>
-              <w:left w:w="240" w:type="dxa"/>
-              <w:bottom w:w="150" w:type="dxa"/>
-              <w:right w:w="0" w:type="dxa"/>
-            </w:tcMar>
-            <w:vAlign w:val="center"/>
-            <w:hideMark/>
-          </w:tcPr>
-          <w:p>
-            <w:pPr>
-              <w:pStyle w:val="Heading1"/>
-              <w:spacing w:before="160" w:after="90" w:line="252" w:lineRule="auto"/>
+            <w:hideMark/>
+          </w:tcPr>
+          <w:p>
+            <w:pPr>
+              <w:pStyle w:val="Heading1"/>
+              <w:spacing w:before="160" w:after="90" w:line="252" w:lineRule="auto"/>
+              <w:cnfStyle w:val="000000000000" w:firstRow="0" w:lastRow="0" w:firstColumn="0" w:lastColumn="0" w:oddVBand="0" w:evenVBand="0" w:oddHBand="0" w:evenHBand="0" w:firstRowFirstColumn="0" w:firstRowLastColumn="0" w:lastRowFirstColumn="0" w:lastRowLastColumn="0"/>
               <w:rPr>
                 <w:rFonts w:eastAsia="Arial"/>
                 <w:color w:val="000000" w:themeColor="text1"/>
@@ -3679,16 +3600,15 @@
         </w:tc>
       </w:tr>
       <w:tr>
-        <w:tc>
-          <w:tcPr>
+        <w:trPr>
+          <w:cnfStyle w:val="000000100000" w:firstRow="0" w:lastRow="0" w:firstColumn="0" w:lastColumn="0" w:oddVBand="0" w:evenVBand="0" w:oddHBand="1" w:evenHBand="0" w:firstRowFirstColumn="0" w:firstRowLastColumn="0" w:lastRowFirstColumn="0" w:lastRowLastColumn="0"/>
+          <w:trHeight w:val="453"/>
+          <w:jc w:val="center"/>
+        </w:trPr>
+        <w:tc>
+          <w:tcPr>
+            <w:cnfStyle w:val="001000000000" w:firstRow="0" w:lastRow="0" w:firstColumn="1" w:lastColumn="0" w:oddVBand="0" w:evenVBand="0" w:oddHBand="0" w:evenHBand="0" w:firstRowFirstColumn="0" w:firstRowLastColumn="0" w:lastRowFirstColumn="0" w:lastRowLastColumn="0"/>
             <w:tcW w:w="0" w:type="auto"/>
-            <w:tcMar>
-              <w:top w:w="150" w:type="dxa"/>
-              <w:left w:w="0" w:type="dxa"/>
-              <w:bottom w:w="150" w:type="dxa"/>
-              <w:right w:w="240" w:type="dxa"/>
-            </w:tcMar>
-            <w:vAlign w:val="center"/>
             <w:hideMark/>
           </w:tcPr>
           <w:p>
@@ -3716,19 +3636,13 @@
         <w:tc>
           <w:tcPr>
             <w:tcW w:w="0" w:type="auto"/>
-            <w:tcMar>
-              <w:top w:w="150" w:type="dxa"/>
-              <w:left w:w="240" w:type="dxa"/>
-              <w:bottom w:w="150" w:type="dxa"/>
-              <w:right w:w="240" w:type="dxa"/>
-            </w:tcMar>
-            <w:vAlign w:val="center"/>
-            <w:hideMark/>
-          </w:tcPr>
-          <w:p>
-            <w:pPr>
-              <w:pStyle w:val="Heading1"/>
-              <w:spacing w:before="160" w:after="90" w:line="252" w:lineRule="auto"/>
+            <w:hideMark/>
+          </w:tcPr>
+          <w:p>
+            <w:pPr>
+              <w:pStyle w:val="Heading1"/>
+              <w:spacing w:before="160" w:after="90" w:line="252" w:lineRule="auto"/>
+              <w:cnfStyle w:val="000000100000" w:firstRow="0" w:lastRow="0" w:firstColumn="0" w:lastColumn="0" w:oddVBand="0" w:evenVBand="0" w:oddHBand="1" w:evenHBand="0" w:firstRowFirstColumn="0" w:firstRowLastColumn="0" w:lastRowFirstColumn="0" w:lastRowLastColumn="0"/>
               <w:rPr>
                 <w:rFonts w:eastAsia="Arial"/>
                 <w:color w:val="000000" w:themeColor="text1"/>
@@ -3750,19 +3664,13 @@
         <w:tc>
           <w:tcPr>
             <w:tcW w:w="0" w:type="auto"/>
-            <w:tcMar>
-              <w:top w:w="150" w:type="dxa"/>
-              <w:left w:w="240" w:type="dxa"/>
-              <w:bottom w:w="150" w:type="dxa"/>
-              <w:right w:w="0" w:type="dxa"/>
-            </w:tcMar>
-            <w:vAlign w:val="center"/>
-            <w:hideMark/>
-          </w:tcPr>
-          <w:p>
-            <w:pPr>
-              <w:pStyle w:val="Heading1"/>
-              <w:spacing w:before="160" w:after="90" w:line="252" w:lineRule="auto"/>
+            <w:hideMark/>
+          </w:tcPr>
+          <w:p>
+            <w:pPr>
+              <w:pStyle w:val="Heading1"/>
+              <w:spacing w:before="160" w:after="90" w:line="252" w:lineRule="auto"/>
+              <w:cnfStyle w:val="000000100000" w:firstRow="0" w:lastRow="0" w:firstColumn="0" w:lastColumn="0" w:oddVBand="0" w:evenVBand="0" w:oddHBand="1" w:evenHBand="0" w:firstRowFirstColumn="0" w:firstRowLastColumn="0" w:lastRowFirstColumn="0" w:lastRowLastColumn="0"/>
               <w:rPr>
                 <w:rFonts w:eastAsia="Arial"/>
                 <w:color w:val="000000" w:themeColor="text1"/>
@@ -3789,21 +3697,46 @@
         <w:spacing w:before="160" w:after="90" w:line="252" w:lineRule="auto"/>
         <w:rPr>
           <w:rFonts w:eastAsia="Arial"/>
-          <w:color w:val="000000" w:themeColor="text1"/>
-          <w:sz w:val="22"/>
-          <w:szCs w:val="22"/>
-        </w:rPr>
-      </w:pPr>
-      <w:r>
-        <w:rPr>
-          <w:rFonts w:eastAsia="Arial"/>
           <w:b/>
           <w:bCs/>
           <w:color w:val="000000" w:themeColor="text1"/>
           <w:sz w:val="22"/>
           <w:szCs w:val="22"/>
         </w:rPr>
-        <w:t>Architecture:</w:t>
+      </w:pPr>
+      <w:r>
+        <w:rPr>
+          <w:rFonts w:eastAsia="Arial"/>
+          <w:b/>
+          <w:bCs/>
+          <w:color w:val="000000" w:themeColor="text1"/>
+          <w:sz w:val="22"/>
+          <w:szCs w:val="22"/>
+        </w:rPr>
+        <w:br/>
+      </w:r>
+    </w:p>
+    <w:p>
+      <w:pPr>
+        <w:rPr>
+          <w:rFonts w:eastAsia="Arial"/>
+          <w:b/>
+          <w:bCs/>
+          <w:color w:val="000000" w:themeColor="text1"/>
+          <w:sz w:val="22"/>
+          <w:szCs w:val="22"/>
+        </w:rPr>
+      </w:pPr>
+      <w:r>
+        <w:rPr>
+          <w:rFonts w:eastAsia="Arial"/>
+          <w:b/>
+          <w:bCs/>
+          <w:color w:val="000000" w:themeColor="text1"/>
+          <w:sz w:val="22"/>
+          <w:szCs w:val="22"/>
+        </w:rPr>
+        <w:br w:type="page"/>
       </w:r>
     </w:p>
     <w:p>
@@ -3820,11 +3753,14 @@
       <w:r>
         <w:rPr>
           <w:rFonts w:eastAsia="Arial"/>
-          <w:color w:val="000000" w:themeColor="text1"/>
-          <w:sz w:val="22"/>
-          <w:szCs w:val="22"/>
-        </w:rPr>
-        <w:t>text</w:t>
+          <w:b/>
+          <w:bCs/>
+          <w:color w:val="000000" w:themeColor="text1"/>
+          <w:sz w:val="22"/>
+          <w:szCs w:val="22"/>
+        </w:rPr>
+        <w:lastRenderedPageBreak/>
+        <w:t>Architecture:</w:t>
       </w:r>
     </w:p>
     <w:p>
@@ -3845,9 +3781,17 @@
           <w:sz w:val="22"/>
           <w:szCs w:val="22"/>
         </w:rPr>
-        <w:lastRenderedPageBreak/>
         <w:t xml:space="preserve">Django View </w:t>
       </w:r>
+      <w:r>
+        <w:rPr>
+          <w:rFonts w:eastAsia="Arial"/>
+          <w:color w:val="000000" w:themeColor="text1"/>
+          <w:sz w:val="22"/>
+          <w:szCs w:val="22"/>
+        </w:rPr>
+        <w:t xml:space="preserve">→. </w:t>
+      </w:r>
       <w:proofErr w:type="gramStart"/>
       <w:r>
         <w:rPr>
@@ -3856,7 +3800,16 @@
           <w:sz w:val="22"/>
           <w:szCs w:val="22"/>
         </w:rPr>
-        <w:t>→ .delay</w:t>
+        <w:t>delay</w:t>
+      </w:r>
+      <w:r>
+        <w:rPr>
+          <w:rFonts w:eastAsia="Arial"/>
+          <w:color w:val="000000" w:themeColor="text1"/>
+          <w:sz w:val="22"/>
+          <w:szCs w:val="22"/>
+        </w:rPr>
+        <w:t>(</w:t>
       </w:r>
       <w:proofErr w:type="gramEnd"/>
       <w:r>
@@ -3866,7 +3819,7 @@
           <w:sz w:val="22"/>
           <w:szCs w:val="22"/>
         </w:rPr>
-        <w:t>() → Redis Broker → Celery Worker</w:t>
+        <w:t>) → Redis Broker → Celery Worker</w:t>
       </w:r>
     </w:p>
     <w:p>
@@ -4046,7 +3999,7 @@
           <w:szCs w:val="22"/>
         </w:rPr>
         <w:pict w14:anchorId="2BEE895A">
-          <v:rect id="_x0000_i1223" style="width:0;height:.75pt" o:hralign="center" o:hrstd="t" o:hr="t" fillcolor="#a0a0a0" stroked="f"/>
+          <v:rect id="_x0000_i1025" style="width:0;height:.75pt" o:hralign="center" o:hrstd="t" o:hr="t" fillcolor="#a0a0a0" stroked="f"/>
         </w:pict>
       </w:r>
     </w:p>
@@ -4396,38 +4349,24 @@
     </w:p>
     <w:tbl>
       <w:tblPr>
+        <w:tblStyle w:val="GridTable4-Accent6"/>
         <w:tblW w:w="0" w:type="auto"/>
-        <w:tblCellMar>
-          <w:top w:w="15" w:type="dxa"/>
-          <w:left w:w="15" w:type="dxa"/>
-          <w:bottom w:w="15" w:type="dxa"/>
-          <w:right w:w="15" w:type="dxa"/>
-        </w:tblCellMar>
         <w:tblLook w:val="04A0" w:firstRow="1" w:lastRow="0" w:firstColumn="1" w:lastColumn="0" w:noHBand="0" w:noVBand="1"/>
       </w:tblPr>
       <w:tblGrid>
-        <w:gridCol w:w="754"/>
-        <w:gridCol w:w="3425"/>
-        <w:gridCol w:w="1987"/>
-        <w:gridCol w:w="1043"/>
+        <w:gridCol w:w="730"/>
+        <w:gridCol w:w="3161"/>
+        <w:gridCol w:w="2341"/>
+        <w:gridCol w:w="3119"/>
       </w:tblGrid>
       <w:tr>
         <w:trPr>
-          <w:tblHeader/>
+          <w:cnfStyle w:val="100000000000" w:firstRow="1" w:lastRow="0" w:firstColumn="0" w:lastColumn="0" w:oddVBand="0" w:evenVBand="0" w:oddHBand="0" w:evenHBand="0" w:firstRowFirstColumn="0" w:firstRowLastColumn="0" w:lastRowFirstColumn="0" w:lastRowLastColumn="0"/>
         </w:trPr>
         <w:tc>
           <w:tcPr>
+            <w:cnfStyle w:val="001000000000" w:firstRow="0" w:lastRow="0" w:firstColumn="1" w:lastColumn="0" w:oddVBand="0" w:evenVBand="0" w:oddHBand="0" w:evenHBand="0" w:firstRowFirstColumn="0" w:firstRowLastColumn="0" w:lastRowFirstColumn="0" w:lastRowLastColumn="0"/>
             <w:tcW w:w="0" w:type="auto"/>
-            <w:tcBorders>
-              <w:top w:val="nil"/>
-            </w:tcBorders>
-            <w:tcMar>
-              <w:top w:w="150" w:type="dxa"/>
-              <w:left w:w="0" w:type="dxa"/>
-              <w:bottom w:w="150" w:type="dxa"/>
-              <w:right w:w="240" w:type="dxa"/>
-            </w:tcMar>
-            <w:vAlign w:val="center"/>
             <w:hideMark/>
           </w:tcPr>
           <w:p>
@@ -4455,22 +4394,13 @@
         <w:tc>
           <w:tcPr>
             <w:tcW w:w="0" w:type="auto"/>
-            <w:tcBorders>
-              <w:top w:val="nil"/>
-            </w:tcBorders>
-            <w:tcMar>
-              <w:top w:w="150" w:type="dxa"/>
-              <w:left w:w="240" w:type="dxa"/>
-              <w:bottom w:w="150" w:type="dxa"/>
-              <w:right w:w="240" w:type="dxa"/>
-            </w:tcMar>
-            <w:vAlign w:val="center"/>
-            <w:hideMark/>
-          </w:tcPr>
-          <w:p>
-            <w:pPr>
-              <w:pStyle w:val="Heading1"/>
-              <w:spacing w:before="160" w:after="90" w:line="252" w:lineRule="auto"/>
+            <w:hideMark/>
+          </w:tcPr>
+          <w:p>
+            <w:pPr>
+              <w:pStyle w:val="Heading1"/>
+              <w:spacing w:before="160" w:after="90" w:line="252" w:lineRule="auto"/>
+              <w:cnfStyle w:val="100000000000" w:firstRow="1" w:lastRow="0" w:firstColumn="0" w:lastColumn="0" w:oddVBand="0" w:evenVBand="0" w:oddHBand="0" w:evenHBand="0" w:firstRowFirstColumn="0" w:firstRowLastColumn="0" w:lastRowFirstColumn="0" w:lastRowLastColumn="0"/>
               <w:rPr>
                 <w:rFonts w:eastAsia="Arial"/>
                 <w:color w:val="000000" w:themeColor="text1"/>
@@ -4491,23 +4421,14 @@
         </w:tc>
         <w:tc>
           <w:tcPr>
-            <w:tcW w:w="0" w:type="auto"/>
-            <w:tcBorders>
-              <w:top w:val="nil"/>
-            </w:tcBorders>
-            <w:tcMar>
-              <w:top w:w="150" w:type="dxa"/>
-              <w:left w:w="240" w:type="dxa"/>
-              <w:bottom w:w="150" w:type="dxa"/>
-              <w:right w:w="240" w:type="dxa"/>
-            </w:tcMar>
-            <w:vAlign w:val="center"/>
-            <w:hideMark/>
-          </w:tcPr>
-          <w:p>
-            <w:pPr>
-              <w:pStyle w:val="Heading1"/>
-              <w:spacing w:before="160" w:after="90" w:line="252" w:lineRule="auto"/>
+            <w:tcW w:w="2341" w:type="dxa"/>
+            <w:hideMark/>
+          </w:tcPr>
+          <w:p>
+            <w:pPr>
+              <w:pStyle w:val="Heading1"/>
+              <w:spacing w:before="160" w:after="90" w:line="252" w:lineRule="auto"/>
+              <w:cnfStyle w:val="100000000000" w:firstRow="1" w:lastRow="0" w:firstColumn="0" w:lastColumn="0" w:oddVBand="0" w:evenVBand="0" w:oddHBand="0" w:evenHBand="0" w:firstRowFirstColumn="0" w:firstRowLastColumn="0" w:lastRowFirstColumn="0" w:lastRowLastColumn="0"/>
               <w:rPr>
                 <w:rFonts w:eastAsia="Arial"/>
                 <w:color w:val="000000" w:themeColor="text1"/>
@@ -4528,23 +4449,14 @@
         </w:tc>
         <w:tc>
           <w:tcPr>
-            <w:tcW w:w="0" w:type="auto"/>
-            <w:tcBorders>
-              <w:top w:val="nil"/>
-            </w:tcBorders>
-            <w:tcMar>
-              <w:top w:w="150" w:type="dxa"/>
-              <w:left w:w="240" w:type="dxa"/>
-              <w:bottom w:w="150" w:type="dxa"/>
-              <w:right w:w="240" w:type="dxa"/>
-            </w:tcMar>
-            <w:vAlign w:val="center"/>
-            <w:hideMark/>
-          </w:tcPr>
-          <w:p>
-            <w:pPr>
-              <w:pStyle w:val="Heading1"/>
-              <w:spacing w:before="160" w:after="90" w:line="252" w:lineRule="auto"/>
+            <w:tcW w:w="3119" w:type="dxa"/>
+            <w:hideMark/>
+          </w:tcPr>
+          <w:p>
+            <w:pPr>
+              <w:pStyle w:val="Heading1"/>
+              <w:spacing w:before="160" w:after="90" w:line="252" w:lineRule="auto"/>
+              <w:cnfStyle w:val="100000000000" w:firstRow="1" w:lastRow="0" w:firstColumn="0" w:lastColumn="0" w:oddVBand="0" w:evenVBand="0" w:oddHBand="0" w:evenHBand="0" w:firstRowFirstColumn="0" w:firstRowLastColumn="0" w:lastRowFirstColumn="0" w:lastRowLastColumn="0"/>
               <w:rPr>
                 <w:rFonts w:eastAsia="Arial"/>
                 <w:color w:val="000000" w:themeColor="text1"/>
@@ -4565,16 +4477,13 @@
         </w:tc>
       </w:tr>
       <w:tr>
-        <w:tc>
-          <w:tcPr>
+        <w:trPr>
+          <w:cnfStyle w:val="000000100000" w:firstRow="0" w:lastRow="0" w:firstColumn="0" w:lastColumn="0" w:oddVBand="0" w:evenVBand="0" w:oddHBand="1" w:evenHBand="0" w:firstRowFirstColumn="0" w:firstRowLastColumn="0" w:lastRowFirstColumn="0" w:lastRowLastColumn="0"/>
+        </w:trPr>
+        <w:tc>
+          <w:tcPr>
+            <w:cnfStyle w:val="001000000000" w:firstRow="0" w:lastRow="0" w:firstColumn="1" w:lastColumn="0" w:oddVBand="0" w:evenVBand="0" w:oddHBand="0" w:evenHBand="0" w:firstRowFirstColumn="0" w:firstRowLastColumn="0" w:lastRowFirstColumn="0" w:lastRowLastColumn="0"/>
             <w:tcW w:w="0" w:type="auto"/>
-            <w:tcMar>
-              <w:top w:w="150" w:type="dxa"/>
-              <w:left w:w="0" w:type="dxa"/>
-              <w:bottom w:w="150" w:type="dxa"/>
-              <w:right w:w="240" w:type="dxa"/>
-            </w:tcMar>
-            <w:vAlign w:val="center"/>
             <w:hideMark/>
           </w:tcPr>
           <w:p>
@@ -4602,19 +4511,13 @@
         <w:tc>
           <w:tcPr>
             <w:tcW w:w="0" w:type="auto"/>
-            <w:tcMar>
-              <w:top w:w="150" w:type="dxa"/>
-              <w:left w:w="240" w:type="dxa"/>
-              <w:bottom w:w="150" w:type="dxa"/>
-              <w:right w:w="240" w:type="dxa"/>
-            </w:tcMar>
-            <w:vAlign w:val="center"/>
-            <w:hideMark/>
-          </w:tcPr>
-          <w:p>
-            <w:pPr>
-              <w:pStyle w:val="Heading1"/>
-              <w:spacing w:before="160" w:after="90" w:line="252" w:lineRule="auto"/>
+            <w:hideMark/>
+          </w:tcPr>
+          <w:p>
+            <w:pPr>
+              <w:pStyle w:val="Heading1"/>
+              <w:spacing w:before="160" w:after="90" w:line="252" w:lineRule="auto"/>
+              <w:cnfStyle w:val="000000100000" w:firstRow="0" w:lastRow="0" w:firstColumn="0" w:lastColumn="0" w:oddVBand="0" w:evenVBand="0" w:oddHBand="1" w:evenHBand="0" w:firstRowFirstColumn="0" w:firstRowLastColumn="0" w:lastRowFirstColumn="0" w:lastRowLastColumn="0"/>
               <w:rPr>
                 <w:rFonts w:eastAsia="Arial"/>
                 <w:color w:val="000000" w:themeColor="text1"/>
@@ -4635,20 +4538,14 @@
         </w:tc>
         <w:tc>
           <w:tcPr>
-            <w:tcW w:w="0" w:type="auto"/>
-            <w:tcMar>
-              <w:top w:w="150" w:type="dxa"/>
-              <w:left w:w="240" w:type="dxa"/>
-              <w:bottom w:w="150" w:type="dxa"/>
-              <w:right w:w="240" w:type="dxa"/>
-            </w:tcMar>
-            <w:vAlign w:val="center"/>
-            <w:hideMark/>
-          </w:tcPr>
-          <w:p>
-            <w:pPr>
-              <w:pStyle w:val="Heading1"/>
-              <w:spacing w:before="160" w:after="90" w:line="252" w:lineRule="auto"/>
+            <w:tcW w:w="2341" w:type="dxa"/>
+            <w:hideMark/>
+          </w:tcPr>
+          <w:p>
+            <w:pPr>
+              <w:pStyle w:val="Heading1"/>
+              <w:spacing w:before="160" w:after="90" w:line="252" w:lineRule="auto"/>
+              <w:cnfStyle w:val="000000100000" w:firstRow="0" w:lastRow="0" w:firstColumn="0" w:lastColumn="0" w:oddVBand="0" w:evenVBand="0" w:oddHBand="1" w:evenHBand="0" w:firstRowFirstColumn="0" w:firstRowLastColumn="0" w:lastRowFirstColumn="0" w:lastRowLastColumn="0"/>
               <w:rPr>
                 <w:rFonts w:eastAsia="Arial"/>
                 <w:color w:val="000000" w:themeColor="text1"/>
@@ -4669,20 +4566,14 @@
         </w:tc>
         <w:tc>
           <w:tcPr>
-            <w:tcW w:w="0" w:type="auto"/>
-            <w:tcMar>
-              <w:top w:w="150" w:type="dxa"/>
-              <w:left w:w="240" w:type="dxa"/>
-              <w:bottom w:w="150" w:type="dxa"/>
-              <w:right w:w="0" w:type="dxa"/>
-            </w:tcMar>
-            <w:vAlign w:val="center"/>
-            <w:hideMark/>
-          </w:tcPr>
-          <w:p>
-            <w:pPr>
-              <w:pStyle w:val="Heading1"/>
-              <w:spacing w:before="160" w:after="90" w:line="252" w:lineRule="auto"/>
+            <w:tcW w:w="3119" w:type="dxa"/>
+            <w:hideMark/>
+          </w:tcPr>
+          <w:p>
+            <w:pPr>
+              <w:pStyle w:val="Heading1"/>
+              <w:spacing w:before="160" w:after="90" w:line="252" w:lineRule="auto"/>
+              <w:cnfStyle w:val="000000100000" w:firstRow="0" w:lastRow="0" w:firstColumn="0" w:lastColumn="0" w:oddVBand="0" w:evenVBand="0" w:oddHBand="1" w:evenHBand="0" w:firstRowFirstColumn="0" w:firstRowLastColumn="0" w:lastRowFirstColumn="0" w:lastRowLastColumn="0"/>
               <w:rPr>
                 <w:rFonts w:eastAsia="Arial"/>
                 <w:color w:val="000000" w:themeColor="text1"/>
@@ -4714,14 +4605,8 @@
       <w:tr>
         <w:tc>
           <w:tcPr>
+            <w:cnfStyle w:val="001000000000" w:firstRow="0" w:lastRow="0" w:firstColumn="1" w:lastColumn="0" w:oddVBand="0" w:evenVBand="0" w:oddHBand="0" w:evenHBand="0" w:firstRowFirstColumn="0" w:firstRowLastColumn="0" w:lastRowFirstColumn="0" w:lastRowLastColumn="0"/>
             <w:tcW w:w="0" w:type="auto"/>
-            <w:tcMar>
-              <w:top w:w="150" w:type="dxa"/>
-              <w:left w:w="0" w:type="dxa"/>
-              <w:bottom w:w="150" w:type="dxa"/>
-              <w:right w:w="240" w:type="dxa"/>
-            </w:tcMar>
-            <w:vAlign w:val="center"/>
             <w:hideMark/>
           </w:tcPr>
           <w:p>
@@ -4749,19 +4634,13 @@
         <w:tc>
           <w:tcPr>
             <w:tcW w:w="0" w:type="auto"/>
-            <w:tcMar>
-              <w:top w:w="150" w:type="dxa"/>
-              <w:left w:w="240" w:type="dxa"/>
-              <w:bottom w:w="150" w:type="dxa"/>
-              <w:right w:w="240" w:type="dxa"/>
-            </w:tcMar>
-            <w:vAlign w:val="center"/>
-            <w:hideMark/>
-          </w:tcPr>
-          <w:p>
-            <w:pPr>
-              <w:pStyle w:val="Heading1"/>
-              <w:spacing w:before="160" w:after="90" w:line="252" w:lineRule="auto"/>
+            <w:hideMark/>
+          </w:tcPr>
+          <w:p>
+            <w:pPr>
+              <w:pStyle w:val="Heading1"/>
+              <w:spacing w:before="160" w:after="90" w:line="252" w:lineRule="auto"/>
+              <w:cnfStyle w:val="000000000000" w:firstRow="0" w:lastRow="0" w:firstColumn="0" w:lastColumn="0" w:oddVBand="0" w:evenVBand="0" w:oddHBand="0" w:evenHBand="0" w:firstRowFirstColumn="0" w:firstRowLastColumn="0" w:lastRowFirstColumn="0" w:lastRowLastColumn="0"/>
               <w:rPr>
                 <w:rFonts w:eastAsia="Arial"/>
                 <w:color w:val="000000" w:themeColor="text1"/>
@@ -4782,20 +4661,14 @@
         </w:tc>
         <w:tc>
           <w:tcPr>
-            <w:tcW w:w="0" w:type="auto"/>
-            <w:tcMar>
-              <w:top w:w="150" w:type="dxa"/>
-              <w:left w:w="240" w:type="dxa"/>
-              <w:bottom w:w="150" w:type="dxa"/>
-              <w:right w:w="240" w:type="dxa"/>
-            </w:tcMar>
-            <w:vAlign w:val="center"/>
-            <w:hideMark/>
-          </w:tcPr>
-          <w:p>
-            <w:pPr>
-              <w:pStyle w:val="Heading1"/>
-              <w:spacing w:before="160" w:after="90" w:line="252" w:lineRule="auto"/>
+            <w:tcW w:w="2341" w:type="dxa"/>
+            <w:hideMark/>
+          </w:tcPr>
+          <w:p>
+            <w:pPr>
+              <w:pStyle w:val="Heading1"/>
+              <w:spacing w:before="160" w:after="90" w:line="252" w:lineRule="auto"/>
+              <w:cnfStyle w:val="000000000000" w:firstRow="0" w:lastRow="0" w:firstColumn="0" w:lastColumn="0" w:oddVBand="0" w:evenVBand="0" w:oddHBand="0" w:evenHBand="0" w:firstRowFirstColumn="0" w:firstRowLastColumn="0" w:lastRowFirstColumn="0" w:lastRowLastColumn="0"/>
               <w:rPr>
                 <w:rFonts w:eastAsia="Arial"/>
                 <w:color w:val="000000" w:themeColor="text1"/>
@@ -4816,20 +4689,14 @@
         </w:tc>
         <w:tc>
           <w:tcPr>
-            <w:tcW w:w="0" w:type="auto"/>
-            <w:tcMar>
-              <w:top w:w="150" w:type="dxa"/>
-              <w:left w:w="240" w:type="dxa"/>
-              <w:bottom w:w="150" w:type="dxa"/>
-              <w:right w:w="0" w:type="dxa"/>
-            </w:tcMar>
-            <w:vAlign w:val="center"/>
-            <w:hideMark/>
-          </w:tcPr>
-          <w:p>
-            <w:pPr>
-              <w:pStyle w:val="Heading1"/>
-              <w:spacing w:before="160" w:after="90" w:line="252" w:lineRule="auto"/>
+            <w:tcW w:w="3119" w:type="dxa"/>
+            <w:hideMark/>
+          </w:tcPr>
+          <w:p>
+            <w:pPr>
+              <w:pStyle w:val="Heading1"/>
+              <w:spacing w:before="160" w:after="90" w:line="252" w:lineRule="auto"/>
+              <w:cnfStyle w:val="000000000000" w:firstRow="0" w:lastRow="0" w:firstColumn="0" w:lastColumn="0" w:oddVBand="0" w:evenVBand="0" w:oddHBand="0" w:evenHBand="0" w:firstRowFirstColumn="0" w:firstRowLastColumn="0" w:lastRowFirstColumn="0" w:lastRowLastColumn="0"/>
               <w:rPr>
                 <w:rFonts w:eastAsia="Arial"/>
                 <w:color w:val="000000" w:themeColor="text1"/>
@@ -4859,16 +4726,13 @@
         </w:tc>
       </w:tr>
       <w:tr>
-        <w:tc>
-          <w:tcPr>
+        <w:trPr>
+          <w:cnfStyle w:val="000000100000" w:firstRow="0" w:lastRow="0" w:firstColumn="0" w:lastColumn="0" w:oddVBand="0" w:evenVBand="0" w:oddHBand="1" w:evenHBand="0" w:firstRowFirstColumn="0" w:firstRowLastColumn="0" w:lastRowFirstColumn="0" w:lastRowLastColumn="0"/>
+        </w:trPr>
+        <w:tc>
+          <w:tcPr>
+            <w:cnfStyle w:val="001000000000" w:firstRow="0" w:lastRow="0" w:firstColumn="1" w:lastColumn="0" w:oddVBand="0" w:evenVBand="0" w:oddHBand="0" w:evenHBand="0" w:firstRowFirstColumn="0" w:firstRowLastColumn="0" w:lastRowFirstColumn="0" w:lastRowLastColumn="0"/>
             <w:tcW w:w="0" w:type="auto"/>
-            <w:tcMar>
-              <w:top w:w="150" w:type="dxa"/>
-              <w:left w:w="0" w:type="dxa"/>
-              <w:bottom w:w="150" w:type="dxa"/>
-              <w:right w:w="240" w:type="dxa"/>
-            </w:tcMar>
-            <w:vAlign w:val="center"/>
             <w:hideMark/>
           </w:tcPr>
           <w:p>
@@ -4896,19 +4760,13 @@
         <w:tc>
           <w:tcPr>
             <w:tcW w:w="0" w:type="auto"/>
-            <w:tcMar>
-              <w:top w:w="150" w:type="dxa"/>
-              <w:left w:w="240" w:type="dxa"/>
-              <w:bottom w:w="150" w:type="dxa"/>
-              <w:right w:w="240" w:type="dxa"/>
-            </w:tcMar>
-            <w:vAlign w:val="center"/>
-            <w:hideMark/>
-          </w:tcPr>
-          <w:p>
-            <w:pPr>
-              <w:pStyle w:val="Heading1"/>
-              <w:spacing w:before="160" w:after="90" w:line="252" w:lineRule="auto"/>
+            <w:hideMark/>
+          </w:tcPr>
+          <w:p>
+            <w:pPr>
+              <w:pStyle w:val="Heading1"/>
+              <w:spacing w:before="160" w:after="90" w:line="252" w:lineRule="auto"/>
+              <w:cnfStyle w:val="000000100000" w:firstRow="0" w:lastRow="0" w:firstColumn="0" w:lastColumn="0" w:oddVBand="0" w:evenVBand="0" w:oddHBand="1" w:evenHBand="0" w:firstRowFirstColumn="0" w:firstRowLastColumn="0" w:lastRowFirstColumn="0" w:lastRowLastColumn="0"/>
               <w:rPr>
                 <w:rFonts w:eastAsia="Arial"/>
                 <w:color w:val="000000" w:themeColor="text1"/>
@@ -4929,20 +4787,14 @@
         </w:tc>
         <w:tc>
           <w:tcPr>
-            <w:tcW w:w="0" w:type="auto"/>
-            <w:tcMar>
-              <w:top w:w="150" w:type="dxa"/>
-              <w:left w:w="240" w:type="dxa"/>
-              <w:bottom w:w="150" w:type="dxa"/>
-              <w:right w:w="240" w:type="dxa"/>
-            </w:tcMar>
-            <w:vAlign w:val="center"/>
-            <w:hideMark/>
-          </w:tcPr>
-          <w:p>
-            <w:pPr>
-              <w:pStyle w:val="Heading1"/>
-              <w:spacing w:before="160" w:after="90" w:line="252" w:lineRule="auto"/>
+            <w:tcW w:w="2341" w:type="dxa"/>
+            <w:hideMark/>
+          </w:tcPr>
+          <w:p>
+            <w:pPr>
+              <w:pStyle w:val="Heading1"/>
+              <w:spacing w:before="160" w:after="90" w:line="252" w:lineRule="auto"/>
+              <w:cnfStyle w:val="000000100000" w:firstRow="0" w:lastRow="0" w:firstColumn="0" w:lastColumn="0" w:oddVBand="0" w:evenVBand="0" w:oddHBand="1" w:evenHBand="0" w:firstRowFirstColumn="0" w:firstRowLastColumn="0" w:lastRowFirstColumn="0" w:lastRowLastColumn="0"/>
               <w:rPr>
                 <w:rFonts w:eastAsia="Arial"/>
                 <w:color w:val="000000" w:themeColor="text1"/>
@@ -4963,20 +4815,14 @@
         </w:tc>
         <w:tc>
           <w:tcPr>
-            <w:tcW w:w="0" w:type="auto"/>
-            <w:tcMar>
-              <w:top w:w="150" w:type="dxa"/>
-              <w:left w:w="240" w:type="dxa"/>
-              <w:bottom w:w="150" w:type="dxa"/>
-              <w:right w:w="0" w:type="dxa"/>
-            </w:tcMar>
-            <w:vAlign w:val="center"/>
-            <w:hideMark/>
-          </w:tcPr>
-          <w:p>
-            <w:pPr>
-              <w:pStyle w:val="Heading1"/>
-              <w:spacing w:before="160" w:after="90" w:line="252" w:lineRule="auto"/>
+            <w:tcW w:w="3119" w:type="dxa"/>
+            <w:hideMark/>
+          </w:tcPr>
+          <w:p>
+            <w:pPr>
+              <w:pStyle w:val="Heading1"/>
+              <w:spacing w:before="160" w:after="90" w:line="252" w:lineRule="auto"/>
+              <w:cnfStyle w:val="000000100000" w:firstRow="0" w:lastRow="0" w:firstColumn="0" w:lastColumn="0" w:oddVBand="0" w:evenVBand="0" w:oddHBand="1" w:evenHBand="0" w:firstRowFirstColumn="0" w:firstRowLastColumn="0" w:lastRowFirstColumn="0" w:lastRowLastColumn="0"/>
               <w:rPr>
                 <w:rFonts w:eastAsia="Arial"/>
                 <w:color w:val="000000" w:themeColor="text1"/>
@@ -5008,14 +4854,8 @@
       <w:tr>
         <w:tc>
           <w:tcPr>
+            <w:cnfStyle w:val="001000000000" w:firstRow="0" w:lastRow="0" w:firstColumn="1" w:lastColumn="0" w:oddVBand="0" w:evenVBand="0" w:oddHBand="0" w:evenHBand="0" w:firstRowFirstColumn="0" w:firstRowLastColumn="0" w:lastRowFirstColumn="0" w:lastRowLastColumn="0"/>
             <w:tcW w:w="0" w:type="auto"/>
-            <w:tcMar>
-              <w:top w:w="150" w:type="dxa"/>
-              <w:left w:w="0" w:type="dxa"/>
-              <w:bottom w:w="150" w:type="dxa"/>
-              <w:right w:w="240" w:type="dxa"/>
-            </w:tcMar>
-            <w:vAlign w:val="center"/>
             <w:hideMark/>
           </w:tcPr>
           <w:p>
@@ -5043,19 +4883,13 @@
         <w:tc>
           <w:tcPr>
             <w:tcW w:w="0" w:type="auto"/>
-            <w:tcMar>
-              <w:top w:w="150" w:type="dxa"/>
-              <w:left w:w="240" w:type="dxa"/>
-              <w:bottom w:w="150" w:type="dxa"/>
-              <w:right w:w="240" w:type="dxa"/>
-            </w:tcMar>
-            <w:vAlign w:val="center"/>
-            <w:hideMark/>
-          </w:tcPr>
-          <w:p>
-            <w:pPr>
-              <w:pStyle w:val="Heading1"/>
-              <w:spacing w:before="160" w:after="90" w:line="252" w:lineRule="auto"/>
+            <w:hideMark/>
+          </w:tcPr>
+          <w:p>
+            <w:pPr>
+              <w:pStyle w:val="Heading1"/>
+              <w:spacing w:before="160" w:after="90" w:line="252" w:lineRule="auto"/>
+              <w:cnfStyle w:val="000000000000" w:firstRow="0" w:lastRow="0" w:firstColumn="0" w:lastColumn="0" w:oddVBand="0" w:evenVBand="0" w:oddHBand="0" w:evenHBand="0" w:firstRowFirstColumn="0" w:firstRowLastColumn="0" w:lastRowFirstColumn="0" w:lastRowLastColumn="0"/>
               <w:rPr>
                 <w:rFonts w:eastAsia="Arial"/>
                 <w:color w:val="000000" w:themeColor="text1"/>
@@ -5076,20 +4910,14 @@
         </w:tc>
         <w:tc>
           <w:tcPr>
-            <w:tcW w:w="0" w:type="auto"/>
-            <w:tcMar>
-              <w:top w:w="150" w:type="dxa"/>
-              <w:left w:w="240" w:type="dxa"/>
-              <w:bottom w:w="150" w:type="dxa"/>
-              <w:right w:w="240" w:type="dxa"/>
-            </w:tcMar>
-            <w:vAlign w:val="center"/>
-            <w:hideMark/>
-          </w:tcPr>
-          <w:p>
-            <w:pPr>
-              <w:pStyle w:val="Heading1"/>
-              <w:spacing w:before="160" w:after="90" w:line="252" w:lineRule="auto"/>
+            <w:tcW w:w="2341" w:type="dxa"/>
+            <w:hideMark/>
+          </w:tcPr>
+          <w:p>
+            <w:pPr>
+              <w:pStyle w:val="Heading1"/>
+              <w:spacing w:before="160" w:after="90" w:line="252" w:lineRule="auto"/>
+              <w:cnfStyle w:val="000000000000" w:firstRow="0" w:lastRow="0" w:firstColumn="0" w:lastColumn="0" w:oddVBand="0" w:evenVBand="0" w:oddHBand="0" w:evenHBand="0" w:firstRowFirstColumn="0" w:firstRowLastColumn="0" w:lastRowFirstColumn="0" w:lastRowLastColumn="0"/>
               <w:rPr>
                 <w:rFonts w:eastAsia="Arial"/>
                 <w:color w:val="000000" w:themeColor="text1"/>
@@ -5110,20 +4938,14 @@
         </w:tc>
         <w:tc>
           <w:tcPr>
-            <w:tcW w:w="0" w:type="auto"/>
-            <w:tcMar>
-              <w:top w:w="150" w:type="dxa"/>
-              <w:left w:w="240" w:type="dxa"/>
-              <w:bottom w:w="150" w:type="dxa"/>
-              <w:right w:w="0" w:type="dxa"/>
-            </w:tcMar>
-            <w:vAlign w:val="center"/>
-            <w:hideMark/>
-          </w:tcPr>
-          <w:p>
-            <w:pPr>
-              <w:pStyle w:val="Heading1"/>
-              <w:spacing w:before="160" w:after="90" w:line="252" w:lineRule="auto"/>
+            <w:tcW w:w="3119" w:type="dxa"/>
+            <w:hideMark/>
+          </w:tcPr>
+          <w:p>
+            <w:pPr>
+              <w:pStyle w:val="Heading1"/>
+              <w:spacing w:before="160" w:after="90" w:line="252" w:lineRule="auto"/>
+              <w:cnfStyle w:val="000000000000" w:firstRow="0" w:lastRow="0" w:firstColumn="0" w:lastColumn="0" w:oddVBand="0" w:evenVBand="0" w:oddHBand="0" w:evenHBand="0" w:firstRowFirstColumn="0" w:firstRowLastColumn="0" w:lastRowFirstColumn="0" w:lastRowLastColumn="0"/>
               <w:rPr>
                 <w:rFonts w:eastAsia="Arial"/>
                 <w:color w:val="000000" w:themeColor="text1"/>
@@ -5153,16 +4975,13 @@
         </w:tc>
       </w:tr>
       <w:tr>
-        <w:tc>
-          <w:tcPr>
+        <w:trPr>
+          <w:cnfStyle w:val="000000100000" w:firstRow="0" w:lastRow="0" w:firstColumn="0" w:lastColumn="0" w:oddVBand="0" w:evenVBand="0" w:oddHBand="1" w:evenHBand="0" w:firstRowFirstColumn="0" w:firstRowLastColumn="0" w:lastRowFirstColumn="0" w:lastRowLastColumn="0"/>
+        </w:trPr>
+        <w:tc>
+          <w:tcPr>
+            <w:cnfStyle w:val="001000000000" w:firstRow="0" w:lastRow="0" w:firstColumn="1" w:lastColumn="0" w:oddVBand="0" w:evenVBand="0" w:oddHBand="0" w:evenHBand="0" w:firstRowFirstColumn="0" w:firstRowLastColumn="0" w:lastRowFirstColumn="0" w:lastRowLastColumn="0"/>
             <w:tcW w:w="0" w:type="auto"/>
-            <w:tcMar>
-              <w:top w:w="150" w:type="dxa"/>
-              <w:left w:w="0" w:type="dxa"/>
-              <w:bottom w:w="150" w:type="dxa"/>
-              <w:right w:w="240" w:type="dxa"/>
-            </w:tcMar>
-            <w:vAlign w:val="center"/>
             <w:hideMark/>
           </w:tcPr>
           <w:p>
@@ -5190,19 +5009,13 @@
         <w:tc>
           <w:tcPr>
             <w:tcW w:w="0" w:type="auto"/>
-            <w:tcMar>
-              <w:top w:w="150" w:type="dxa"/>
-              <w:left w:w="240" w:type="dxa"/>
-              <w:bottom w:w="150" w:type="dxa"/>
-              <w:right w:w="240" w:type="dxa"/>
-            </w:tcMar>
-            <w:vAlign w:val="center"/>
-            <w:hideMark/>
-          </w:tcPr>
-          <w:p>
-            <w:pPr>
-              <w:pStyle w:val="Heading1"/>
-              <w:spacing w:before="160" w:after="90" w:line="252" w:lineRule="auto"/>
+            <w:hideMark/>
+          </w:tcPr>
+          <w:p>
+            <w:pPr>
+              <w:pStyle w:val="Heading1"/>
+              <w:spacing w:before="160" w:after="90" w:line="252" w:lineRule="auto"/>
+              <w:cnfStyle w:val="000000100000" w:firstRow="0" w:lastRow="0" w:firstColumn="0" w:lastColumn="0" w:oddVBand="0" w:evenVBand="0" w:oddHBand="1" w:evenHBand="0" w:firstRowFirstColumn="0" w:firstRowLastColumn="0" w:lastRowFirstColumn="0" w:lastRowLastColumn="0"/>
               <w:rPr>
                 <w:rFonts w:eastAsia="Arial"/>
                 <w:color w:val="000000" w:themeColor="text1"/>
@@ -5223,20 +5036,14 @@
         </w:tc>
         <w:tc>
           <w:tcPr>
-            <w:tcW w:w="0" w:type="auto"/>
-            <w:tcMar>
-              <w:top w:w="150" w:type="dxa"/>
-              <w:left w:w="240" w:type="dxa"/>
-              <w:bottom w:w="150" w:type="dxa"/>
-              <w:right w:w="240" w:type="dxa"/>
-            </w:tcMar>
-            <w:vAlign w:val="center"/>
-            <w:hideMark/>
-          </w:tcPr>
-          <w:p>
-            <w:pPr>
-              <w:pStyle w:val="Heading1"/>
-              <w:spacing w:before="160" w:after="90" w:line="252" w:lineRule="auto"/>
+            <w:tcW w:w="2341" w:type="dxa"/>
+            <w:hideMark/>
+          </w:tcPr>
+          <w:p>
+            <w:pPr>
+              <w:pStyle w:val="Heading1"/>
+              <w:spacing w:before="160" w:after="90" w:line="252" w:lineRule="auto"/>
+              <w:cnfStyle w:val="000000100000" w:firstRow="0" w:lastRow="0" w:firstColumn="0" w:lastColumn="0" w:oddVBand="0" w:evenVBand="0" w:oddHBand="1" w:evenHBand="0" w:firstRowFirstColumn="0" w:firstRowLastColumn="0" w:lastRowFirstColumn="0" w:lastRowLastColumn="0"/>
               <w:rPr>
                 <w:rFonts w:eastAsia="Arial"/>
                 <w:color w:val="000000" w:themeColor="text1"/>
@@ -5257,20 +5064,14 @@
         </w:tc>
         <w:tc>
           <w:tcPr>
-            <w:tcW w:w="0" w:type="auto"/>
-            <w:tcMar>
-              <w:top w:w="150" w:type="dxa"/>
-              <w:left w:w="240" w:type="dxa"/>
-              <w:bottom w:w="150" w:type="dxa"/>
-              <w:right w:w="0" w:type="dxa"/>
-            </w:tcMar>
-            <w:vAlign w:val="center"/>
-            <w:hideMark/>
-          </w:tcPr>
-          <w:p>
-            <w:pPr>
-              <w:pStyle w:val="Heading1"/>
-              <w:spacing w:before="160" w:after="90" w:line="252" w:lineRule="auto"/>
+            <w:tcW w:w="3119" w:type="dxa"/>
+            <w:hideMark/>
+          </w:tcPr>
+          <w:p>
+            <w:pPr>
+              <w:pStyle w:val="Heading1"/>
+              <w:spacing w:before="160" w:after="90" w:line="252" w:lineRule="auto"/>
+              <w:cnfStyle w:val="000000100000" w:firstRow="0" w:lastRow="0" w:firstColumn="0" w:lastColumn="0" w:oddVBand="0" w:evenVBand="0" w:oddHBand="1" w:evenHBand="0" w:firstRowFirstColumn="0" w:firstRowLastColumn="0" w:lastRowFirstColumn="0" w:lastRowLastColumn="0"/>
               <w:rPr>
                 <w:rFonts w:eastAsia="Arial"/>
                 <w:color w:val="000000" w:themeColor="text1"/>
@@ -5302,35 +5103,28 @@
       <w:tr>
         <w:tc>
           <w:tcPr>
+            <w:cnfStyle w:val="001000000000" w:firstRow="0" w:lastRow="0" w:firstColumn="1" w:lastColumn="0" w:oddVBand="0" w:evenVBand="0" w:oddHBand="0" w:evenHBand="0" w:firstRowFirstColumn="0" w:firstRowLastColumn="0" w:lastRowFirstColumn="0" w:lastRowLastColumn="0"/>
             <w:tcW w:w="0" w:type="auto"/>
-            <w:tcMar>
-              <w:top w:w="150" w:type="dxa"/>
-              <w:left w:w="0" w:type="dxa"/>
-              <w:bottom w:w="150" w:type="dxa"/>
-              <w:right w:w="240" w:type="dxa"/>
-            </w:tcMar>
-            <w:vAlign w:val="center"/>
-            <w:hideMark/>
-          </w:tcPr>
-          <w:p>
-            <w:pPr>
-              <w:pStyle w:val="Heading1"/>
-              <w:spacing w:before="160" w:after="90" w:line="252" w:lineRule="auto"/>
-              <w:rPr>
-                <w:rFonts w:eastAsia="Arial"/>
-                <w:color w:val="000000" w:themeColor="text1"/>
-                <w:sz w:val="22"/>
-                <w:szCs w:val="22"/>
-              </w:rPr>
-            </w:pPr>
-            <w:r>
-              <w:rPr>
-                <w:rFonts w:eastAsia="Arial"/>
-                <w:color w:val="000000" w:themeColor="text1"/>
-                <w:sz w:val="22"/>
-                <w:szCs w:val="22"/>
-              </w:rPr>
-              <w:lastRenderedPageBreak/>
+            <w:hideMark/>
+          </w:tcPr>
+          <w:p>
+            <w:pPr>
+              <w:pStyle w:val="Heading1"/>
+              <w:spacing w:before="160" w:after="90" w:line="252" w:lineRule="auto"/>
+              <w:rPr>
+                <w:rFonts w:eastAsia="Arial"/>
+                <w:color w:val="000000" w:themeColor="text1"/>
+                <w:sz w:val="22"/>
+                <w:szCs w:val="22"/>
+              </w:rPr>
+            </w:pPr>
+            <w:r>
+              <w:rPr>
+                <w:rFonts w:eastAsia="Arial"/>
+                <w:color w:val="000000" w:themeColor="text1"/>
+                <w:sz w:val="22"/>
+                <w:szCs w:val="22"/>
+              </w:rPr>
               <w:t>6</w:t>
             </w:r>
           </w:p>
@@ -5338,19 +5132,13 @@
         <w:tc>
           <w:tcPr>
             <w:tcW w:w="0" w:type="auto"/>
-            <w:tcMar>
-              <w:top w:w="150" w:type="dxa"/>
-              <w:left w:w="240" w:type="dxa"/>
-              <w:bottom w:w="150" w:type="dxa"/>
-              <w:right w:w="240" w:type="dxa"/>
-            </w:tcMar>
-            <w:vAlign w:val="center"/>
-            <w:hideMark/>
-          </w:tcPr>
-          <w:p>
-            <w:pPr>
-              <w:pStyle w:val="Heading1"/>
-              <w:spacing w:before="160" w:after="90" w:line="252" w:lineRule="auto"/>
+            <w:hideMark/>
+          </w:tcPr>
+          <w:p>
+            <w:pPr>
+              <w:pStyle w:val="Heading1"/>
+              <w:spacing w:before="160" w:after="90" w:line="252" w:lineRule="auto"/>
+              <w:cnfStyle w:val="000000000000" w:firstRow="0" w:lastRow="0" w:firstColumn="0" w:lastColumn="0" w:oddVBand="0" w:evenVBand="0" w:oddHBand="0" w:evenHBand="0" w:firstRowFirstColumn="0" w:firstRowLastColumn="0" w:lastRowFirstColumn="0" w:lastRowLastColumn="0"/>
               <w:rPr>
                 <w:rFonts w:eastAsia="Arial"/>
                 <w:color w:val="000000" w:themeColor="text1"/>
@@ -5371,20 +5159,14 @@
         </w:tc>
         <w:tc>
           <w:tcPr>
-            <w:tcW w:w="0" w:type="auto"/>
-            <w:tcMar>
-              <w:top w:w="150" w:type="dxa"/>
-              <w:left w:w="240" w:type="dxa"/>
-              <w:bottom w:w="150" w:type="dxa"/>
-              <w:right w:w="240" w:type="dxa"/>
-            </w:tcMar>
-            <w:vAlign w:val="center"/>
-            <w:hideMark/>
-          </w:tcPr>
-          <w:p>
-            <w:pPr>
-              <w:pStyle w:val="Heading1"/>
-              <w:spacing w:before="160" w:after="90" w:line="252" w:lineRule="auto"/>
+            <w:tcW w:w="2341" w:type="dxa"/>
+            <w:hideMark/>
+          </w:tcPr>
+          <w:p>
+            <w:pPr>
+              <w:pStyle w:val="Heading1"/>
+              <w:spacing w:before="160" w:after="90" w:line="252" w:lineRule="auto"/>
+              <w:cnfStyle w:val="000000000000" w:firstRow="0" w:lastRow="0" w:firstColumn="0" w:lastColumn="0" w:oddVBand="0" w:evenVBand="0" w:oddHBand="0" w:evenHBand="0" w:firstRowFirstColumn="0" w:firstRowLastColumn="0" w:lastRowFirstColumn="0" w:lastRowLastColumn="0"/>
               <w:rPr>
                 <w:rFonts w:eastAsia="Arial"/>
                 <w:color w:val="000000" w:themeColor="text1"/>
@@ -5405,20 +5187,14 @@
         </w:tc>
         <w:tc>
           <w:tcPr>
-            <w:tcW w:w="0" w:type="auto"/>
-            <w:tcMar>
-              <w:top w:w="150" w:type="dxa"/>
-              <w:left w:w="240" w:type="dxa"/>
-              <w:bottom w:w="150" w:type="dxa"/>
-              <w:right w:w="0" w:type="dxa"/>
-            </w:tcMar>
-            <w:vAlign w:val="center"/>
-            <w:hideMark/>
-          </w:tcPr>
-          <w:p>
-            <w:pPr>
-              <w:pStyle w:val="Heading1"/>
-              <w:spacing w:before="160" w:after="90" w:line="252" w:lineRule="auto"/>
+            <w:tcW w:w="3119" w:type="dxa"/>
+            <w:hideMark/>
+          </w:tcPr>
+          <w:p>
+            <w:pPr>
+              <w:pStyle w:val="Heading1"/>
+              <w:spacing w:before="160" w:after="90" w:line="252" w:lineRule="auto"/>
+              <w:cnfStyle w:val="000000000000" w:firstRow="0" w:lastRow="0" w:firstColumn="0" w:lastColumn="0" w:oddVBand="0" w:evenVBand="0" w:oddHBand="0" w:evenHBand="0" w:firstRowFirstColumn="0" w:firstRowLastColumn="0" w:lastRowFirstColumn="0" w:lastRowLastColumn="0"/>
               <w:rPr>
                 <w:rFonts w:eastAsia="Arial"/>
                 <w:color w:val="000000" w:themeColor="text1"/>
@@ -5448,16 +5224,13 @@
         </w:tc>
       </w:tr>
       <w:tr>
-        <w:tc>
-          <w:tcPr>
+        <w:trPr>
+          <w:cnfStyle w:val="000000100000" w:firstRow="0" w:lastRow="0" w:firstColumn="0" w:lastColumn="0" w:oddVBand="0" w:evenVBand="0" w:oddHBand="1" w:evenHBand="0" w:firstRowFirstColumn="0" w:firstRowLastColumn="0" w:lastRowFirstColumn="0" w:lastRowLastColumn="0"/>
+        </w:trPr>
+        <w:tc>
+          <w:tcPr>
+            <w:cnfStyle w:val="001000000000" w:firstRow="0" w:lastRow="0" w:firstColumn="1" w:lastColumn="0" w:oddVBand="0" w:evenVBand="0" w:oddHBand="0" w:evenHBand="0" w:firstRowFirstColumn="0" w:firstRowLastColumn="0" w:lastRowFirstColumn="0" w:lastRowLastColumn="0"/>
             <w:tcW w:w="0" w:type="auto"/>
-            <w:tcMar>
-              <w:top w:w="150" w:type="dxa"/>
-              <w:left w:w="0" w:type="dxa"/>
-              <w:bottom w:w="150" w:type="dxa"/>
-              <w:right w:w="240" w:type="dxa"/>
-            </w:tcMar>
-            <w:vAlign w:val="center"/>
             <w:hideMark/>
           </w:tcPr>
           <w:p>
@@ -5485,19 +5258,13 @@
         <w:tc>
           <w:tcPr>
             <w:tcW w:w="0" w:type="auto"/>
-            <w:tcMar>
-              <w:top w:w="150" w:type="dxa"/>
-              <w:left w:w="240" w:type="dxa"/>
-              <w:bottom w:w="150" w:type="dxa"/>
-              <w:right w:w="240" w:type="dxa"/>
-            </w:tcMar>
-            <w:vAlign w:val="center"/>
-            <w:hideMark/>
-          </w:tcPr>
-          <w:p>
-            <w:pPr>
-              <w:pStyle w:val="Heading1"/>
-              <w:spacing w:before="160" w:after="90" w:line="252" w:lineRule="auto"/>
+            <w:hideMark/>
+          </w:tcPr>
+          <w:p>
+            <w:pPr>
+              <w:pStyle w:val="Heading1"/>
+              <w:spacing w:before="160" w:after="90" w:line="252" w:lineRule="auto"/>
+              <w:cnfStyle w:val="000000100000" w:firstRow="0" w:lastRow="0" w:firstColumn="0" w:lastColumn="0" w:oddVBand="0" w:evenVBand="0" w:oddHBand="1" w:evenHBand="0" w:firstRowFirstColumn="0" w:firstRowLastColumn="0" w:lastRowFirstColumn="0" w:lastRowLastColumn="0"/>
               <w:rPr>
                 <w:rFonts w:eastAsia="Arial"/>
                 <w:color w:val="000000" w:themeColor="text1"/>
@@ -5518,20 +5285,14 @@
         </w:tc>
         <w:tc>
           <w:tcPr>
-            <w:tcW w:w="0" w:type="auto"/>
-            <w:tcMar>
-              <w:top w:w="150" w:type="dxa"/>
-              <w:left w:w="240" w:type="dxa"/>
-              <w:bottom w:w="150" w:type="dxa"/>
-              <w:right w:w="240" w:type="dxa"/>
-            </w:tcMar>
-            <w:vAlign w:val="center"/>
-            <w:hideMark/>
-          </w:tcPr>
-          <w:p>
-            <w:pPr>
-              <w:pStyle w:val="Heading1"/>
-              <w:spacing w:before="160" w:after="90" w:line="252" w:lineRule="auto"/>
+            <w:tcW w:w="2341" w:type="dxa"/>
+            <w:hideMark/>
+          </w:tcPr>
+          <w:p>
+            <w:pPr>
+              <w:pStyle w:val="Heading1"/>
+              <w:spacing w:before="160" w:after="90" w:line="252" w:lineRule="auto"/>
+              <w:cnfStyle w:val="000000100000" w:firstRow="0" w:lastRow="0" w:firstColumn="0" w:lastColumn="0" w:oddVBand="0" w:evenVBand="0" w:oddHBand="1" w:evenHBand="0" w:firstRowFirstColumn="0" w:firstRowLastColumn="0" w:lastRowFirstColumn="0" w:lastRowLastColumn="0"/>
               <w:rPr>
                 <w:rFonts w:eastAsia="Arial"/>
                 <w:color w:val="000000" w:themeColor="text1"/>
@@ -5552,20 +5313,14 @@
         </w:tc>
         <w:tc>
           <w:tcPr>
-            <w:tcW w:w="0" w:type="auto"/>
-            <w:tcMar>
-              <w:top w:w="150" w:type="dxa"/>
-              <w:left w:w="240" w:type="dxa"/>
-              <w:bottom w:w="150" w:type="dxa"/>
-              <w:right w:w="0" w:type="dxa"/>
-            </w:tcMar>
-            <w:vAlign w:val="center"/>
-            <w:hideMark/>
-          </w:tcPr>
-          <w:p>
-            <w:pPr>
-              <w:pStyle w:val="Heading1"/>
-              <w:spacing w:before="160" w:after="90" w:line="252" w:lineRule="auto"/>
+            <w:tcW w:w="3119" w:type="dxa"/>
+            <w:hideMark/>
+          </w:tcPr>
+          <w:p>
+            <w:pPr>
+              <w:pStyle w:val="Heading1"/>
+              <w:spacing w:before="160" w:after="90" w:line="252" w:lineRule="auto"/>
+              <w:cnfStyle w:val="000000100000" w:firstRow="0" w:lastRow="0" w:firstColumn="0" w:lastColumn="0" w:oddVBand="0" w:evenVBand="0" w:oddHBand="1" w:evenHBand="0" w:firstRowFirstColumn="0" w:firstRowLastColumn="0" w:lastRowFirstColumn="0" w:lastRowLastColumn="0"/>
               <w:rPr>
                 <w:rFonts w:eastAsia="Arial"/>
                 <w:color w:val="000000" w:themeColor="text1"/>
@@ -5597,34 +5352,29 @@
       <w:tr>
         <w:tc>
           <w:tcPr>
+            <w:cnfStyle w:val="001000000000" w:firstRow="0" w:lastRow="0" w:firstColumn="1" w:lastColumn="0" w:oddVBand="0" w:evenVBand="0" w:oddHBand="0" w:evenHBand="0" w:firstRowFirstColumn="0" w:firstRowLastColumn="0" w:lastRowFirstColumn="0" w:lastRowLastColumn="0"/>
             <w:tcW w:w="0" w:type="auto"/>
-            <w:tcMar>
-              <w:top w:w="150" w:type="dxa"/>
-              <w:left w:w="0" w:type="dxa"/>
-              <w:bottom w:w="150" w:type="dxa"/>
-              <w:right w:w="240" w:type="dxa"/>
-            </w:tcMar>
-            <w:vAlign w:val="center"/>
-            <w:hideMark/>
-          </w:tcPr>
-          <w:p>
-            <w:pPr>
-              <w:pStyle w:val="Heading1"/>
-              <w:spacing w:before="160" w:after="90" w:line="252" w:lineRule="auto"/>
-              <w:rPr>
-                <w:rFonts w:eastAsia="Arial"/>
-                <w:color w:val="000000" w:themeColor="text1"/>
-                <w:sz w:val="22"/>
-                <w:szCs w:val="22"/>
-              </w:rPr>
-            </w:pPr>
-            <w:r>
-              <w:rPr>
-                <w:rFonts w:eastAsia="Arial"/>
-                <w:color w:val="000000" w:themeColor="text1"/>
-                <w:sz w:val="22"/>
-                <w:szCs w:val="22"/>
-              </w:rPr>
+            <w:hideMark/>
+          </w:tcPr>
+          <w:p>
+            <w:pPr>
+              <w:pStyle w:val="Heading1"/>
+              <w:spacing w:before="160" w:after="90" w:line="252" w:lineRule="auto"/>
+              <w:rPr>
+                <w:rFonts w:eastAsia="Arial"/>
+                <w:color w:val="000000" w:themeColor="text1"/>
+                <w:sz w:val="22"/>
+                <w:szCs w:val="22"/>
+              </w:rPr>
+            </w:pPr>
+            <w:r>
+              <w:rPr>
+                <w:rFonts w:eastAsia="Arial"/>
+                <w:color w:val="000000" w:themeColor="text1"/>
+                <w:sz w:val="22"/>
+                <w:szCs w:val="22"/>
+              </w:rPr>
+              <w:lastRenderedPageBreak/>
               <w:t>8</w:t>
             </w:r>
           </w:p>
@@ -5632,19 +5382,13 @@
         <w:tc>
           <w:tcPr>
             <w:tcW w:w="0" w:type="auto"/>
-            <w:tcMar>
-              <w:top w:w="150" w:type="dxa"/>
-              <w:left w:w="240" w:type="dxa"/>
-              <w:bottom w:w="150" w:type="dxa"/>
-              <w:right w:w="240" w:type="dxa"/>
-            </w:tcMar>
-            <w:vAlign w:val="center"/>
-            <w:hideMark/>
-          </w:tcPr>
-          <w:p>
-            <w:pPr>
-              <w:pStyle w:val="Heading1"/>
-              <w:spacing w:before="160" w:after="90" w:line="252" w:lineRule="auto"/>
+            <w:hideMark/>
+          </w:tcPr>
+          <w:p>
+            <w:pPr>
+              <w:pStyle w:val="Heading1"/>
+              <w:spacing w:before="160" w:after="90" w:line="252" w:lineRule="auto"/>
+              <w:cnfStyle w:val="000000000000" w:firstRow="0" w:lastRow="0" w:firstColumn="0" w:lastColumn="0" w:oddVBand="0" w:evenVBand="0" w:oddHBand="0" w:evenHBand="0" w:firstRowFirstColumn="0" w:firstRowLastColumn="0" w:lastRowFirstColumn="0" w:lastRowLastColumn="0"/>
               <w:rPr>
                 <w:rFonts w:eastAsia="Arial"/>
                 <w:color w:val="000000" w:themeColor="text1"/>
@@ -5665,20 +5409,14 @@
         </w:tc>
         <w:tc>
           <w:tcPr>
-            <w:tcW w:w="0" w:type="auto"/>
-            <w:tcMar>
-              <w:top w:w="150" w:type="dxa"/>
-              <w:left w:w="240" w:type="dxa"/>
-              <w:bottom w:w="150" w:type="dxa"/>
-              <w:right w:w="240" w:type="dxa"/>
-            </w:tcMar>
-            <w:vAlign w:val="center"/>
-            <w:hideMark/>
-          </w:tcPr>
-          <w:p>
-            <w:pPr>
-              <w:pStyle w:val="Heading1"/>
-              <w:spacing w:before="160" w:after="90" w:line="252" w:lineRule="auto"/>
+            <w:tcW w:w="2341" w:type="dxa"/>
+            <w:hideMark/>
+          </w:tcPr>
+          <w:p>
+            <w:pPr>
+              <w:pStyle w:val="Heading1"/>
+              <w:spacing w:before="160" w:after="90" w:line="252" w:lineRule="auto"/>
+              <w:cnfStyle w:val="000000000000" w:firstRow="0" w:lastRow="0" w:firstColumn="0" w:lastColumn="0" w:oddVBand="0" w:evenVBand="0" w:oddHBand="0" w:evenHBand="0" w:firstRowFirstColumn="0" w:firstRowLastColumn="0" w:lastRowFirstColumn="0" w:lastRowLastColumn="0"/>
               <w:rPr>
                 <w:rFonts w:eastAsia="Arial"/>
                 <w:color w:val="000000" w:themeColor="text1"/>
@@ -5699,20 +5437,14 @@
         </w:tc>
         <w:tc>
           <w:tcPr>
-            <w:tcW w:w="0" w:type="auto"/>
-            <w:tcMar>
-              <w:top w:w="150" w:type="dxa"/>
-              <w:left w:w="240" w:type="dxa"/>
-              <w:bottom w:w="150" w:type="dxa"/>
-              <w:right w:w="0" w:type="dxa"/>
-            </w:tcMar>
-            <w:vAlign w:val="center"/>
-            <w:hideMark/>
-          </w:tcPr>
-          <w:p>
-            <w:pPr>
-              <w:pStyle w:val="Heading1"/>
-              <w:spacing w:before="160" w:after="90" w:line="252" w:lineRule="auto"/>
+            <w:tcW w:w="3119" w:type="dxa"/>
+            <w:hideMark/>
+          </w:tcPr>
+          <w:p>
+            <w:pPr>
+              <w:pStyle w:val="Heading1"/>
+              <w:spacing w:before="160" w:after="90" w:line="252" w:lineRule="auto"/>
+              <w:cnfStyle w:val="000000000000" w:firstRow="0" w:lastRow="0" w:firstColumn="0" w:lastColumn="0" w:oddVBand="0" w:evenVBand="0" w:oddHBand="0" w:evenHBand="0" w:firstRowFirstColumn="0" w:firstRowLastColumn="0" w:lastRowFirstColumn="0" w:lastRowLastColumn="0"/>
               <w:rPr>
                 <w:rFonts w:eastAsia="Arial"/>
                 <w:color w:val="000000" w:themeColor="text1"/>
@@ -5742,16 +5474,13 @@
         </w:tc>
       </w:tr>
       <w:tr>
-        <w:tc>
-          <w:tcPr>
+        <w:trPr>
+          <w:cnfStyle w:val="000000100000" w:firstRow="0" w:lastRow="0" w:firstColumn="0" w:lastColumn="0" w:oddVBand="0" w:evenVBand="0" w:oddHBand="1" w:evenHBand="0" w:firstRowFirstColumn="0" w:firstRowLastColumn="0" w:lastRowFirstColumn="0" w:lastRowLastColumn="0"/>
+        </w:trPr>
+        <w:tc>
+          <w:tcPr>
+            <w:cnfStyle w:val="001000000000" w:firstRow="0" w:lastRow="0" w:firstColumn="1" w:lastColumn="0" w:oddVBand="0" w:evenVBand="0" w:oddHBand="0" w:evenHBand="0" w:firstRowFirstColumn="0" w:firstRowLastColumn="0" w:lastRowFirstColumn="0" w:lastRowLastColumn="0"/>
             <w:tcW w:w="0" w:type="auto"/>
-            <w:tcMar>
-              <w:top w:w="150" w:type="dxa"/>
-              <w:left w:w="0" w:type="dxa"/>
-              <w:bottom w:w="150" w:type="dxa"/>
-              <w:right w:w="240" w:type="dxa"/>
-            </w:tcMar>
-            <w:vAlign w:val="center"/>
             <w:hideMark/>
           </w:tcPr>
           <w:p>
@@ -5779,19 +5508,13 @@
         <w:tc>
           <w:tcPr>
             <w:tcW w:w="0" w:type="auto"/>
-            <w:tcMar>
-              <w:top w:w="150" w:type="dxa"/>
-              <w:left w:w="240" w:type="dxa"/>
-              <w:bottom w:w="150" w:type="dxa"/>
-              <w:right w:w="240" w:type="dxa"/>
-            </w:tcMar>
-            <w:vAlign w:val="center"/>
-            <w:hideMark/>
-          </w:tcPr>
-          <w:p>
-            <w:pPr>
-              <w:pStyle w:val="Heading1"/>
-              <w:spacing w:before="160" w:after="90" w:line="252" w:lineRule="auto"/>
+            <w:hideMark/>
+          </w:tcPr>
+          <w:p>
+            <w:pPr>
+              <w:pStyle w:val="Heading1"/>
+              <w:spacing w:before="160" w:after="90" w:line="252" w:lineRule="auto"/>
+              <w:cnfStyle w:val="000000100000" w:firstRow="0" w:lastRow="0" w:firstColumn="0" w:lastColumn="0" w:oddVBand="0" w:evenVBand="0" w:oddHBand="1" w:evenHBand="0" w:firstRowFirstColumn="0" w:firstRowLastColumn="0" w:lastRowFirstColumn="0" w:lastRowLastColumn="0"/>
               <w:rPr>
                 <w:rFonts w:eastAsia="Arial"/>
                 <w:color w:val="000000" w:themeColor="text1"/>
@@ -5812,20 +5535,14 @@
         </w:tc>
         <w:tc>
           <w:tcPr>
-            <w:tcW w:w="0" w:type="auto"/>
-            <w:tcMar>
-              <w:top w:w="150" w:type="dxa"/>
-              <w:left w:w="240" w:type="dxa"/>
-              <w:bottom w:w="150" w:type="dxa"/>
-              <w:right w:w="240" w:type="dxa"/>
-            </w:tcMar>
-            <w:vAlign w:val="center"/>
-            <w:hideMark/>
-          </w:tcPr>
-          <w:p>
-            <w:pPr>
-              <w:pStyle w:val="Heading1"/>
-              <w:spacing w:before="160" w:after="90" w:line="252" w:lineRule="auto"/>
+            <w:tcW w:w="2341" w:type="dxa"/>
+            <w:hideMark/>
+          </w:tcPr>
+          <w:p>
+            <w:pPr>
+              <w:pStyle w:val="Heading1"/>
+              <w:spacing w:before="160" w:after="90" w:line="252" w:lineRule="auto"/>
+              <w:cnfStyle w:val="000000100000" w:firstRow="0" w:lastRow="0" w:firstColumn="0" w:lastColumn="0" w:oddVBand="0" w:evenVBand="0" w:oddHBand="1" w:evenHBand="0" w:firstRowFirstColumn="0" w:firstRowLastColumn="0" w:lastRowFirstColumn="0" w:lastRowLastColumn="0"/>
               <w:rPr>
                 <w:rFonts w:eastAsia="Arial"/>
                 <w:color w:val="000000" w:themeColor="text1"/>
@@ -5846,20 +5563,14 @@
         </w:tc>
         <w:tc>
           <w:tcPr>
-            <w:tcW w:w="0" w:type="auto"/>
-            <w:tcMar>
-              <w:top w:w="150" w:type="dxa"/>
-              <w:left w:w="240" w:type="dxa"/>
-              <w:bottom w:w="150" w:type="dxa"/>
-              <w:right w:w="0" w:type="dxa"/>
-            </w:tcMar>
-            <w:vAlign w:val="center"/>
-            <w:hideMark/>
-          </w:tcPr>
-          <w:p>
-            <w:pPr>
-              <w:pStyle w:val="Heading1"/>
-              <w:spacing w:before="160" w:after="90" w:line="252" w:lineRule="auto"/>
+            <w:tcW w:w="3119" w:type="dxa"/>
+            <w:hideMark/>
+          </w:tcPr>
+          <w:p>
+            <w:pPr>
+              <w:pStyle w:val="Heading1"/>
+              <w:spacing w:before="160" w:after="90" w:line="252" w:lineRule="auto"/>
+              <w:cnfStyle w:val="000000100000" w:firstRow="0" w:lastRow="0" w:firstColumn="0" w:lastColumn="0" w:oddVBand="0" w:evenVBand="0" w:oddHBand="1" w:evenHBand="0" w:firstRowFirstColumn="0" w:firstRowLastColumn="0" w:lastRowFirstColumn="0" w:lastRowLastColumn="0"/>
               <w:rPr>
                 <w:rFonts w:eastAsia="Arial"/>
                 <w:color w:val="000000" w:themeColor="text1"/>
@@ -5891,14 +5602,8 @@
       <w:tr>
         <w:tc>
           <w:tcPr>
+            <w:cnfStyle w:val="001000000000" w:firstRow="0" w:lastRow="0" w:firstColumn="1" w:lastColumn="0" w:oddVBand="0" w:evenVBand="0" w:oddHBand="0" w:evenHBand="0" w:firstRowFirstColumn="0" w:firstRowLastColumn="0" w:lastRowFirstColumn="0" w:lastRowLastColumn="0"/>
             <w:tcW w:w="0" w:type="auto"/>
-            <w:tcMar>
-              <w:top w:w="150" w:type="dxa"/>
-              <w:left w:w="0" w:type="dxa"/>
-              <w:bottom w:w="150" w:type="dxa"/>
-              <w:right w:w="240" w:type="dxa"/>
-            </w:tcMar>
-            <w:vAlign w:val="center"/>
             <w:hideMark/>
           </w:tcPr>
           <w:p>
@@ -5926,19 +5631,13 @@
         <w:tc>
           <w:tcPr>
             <w:tcW w:w="0" w:type="auto"/>
-            <w:tcMar>
-              <w:top w:w="150" w:type="dxa"/>
-              <w:left w:w="240" w:type="dxa"/>
-              <w:bottom w:w="150" w:type="dxa"/>
-              <w:right w:w="240" w:type="dxa"/>
-            </w:tcMar>
-            <w:vAlign w:val="center"/>
-            <w:hideMark/>
-          </w:tcPr>
-          <w:p>
-            <w:pPr>
-              <w:pStyle w:val="Heading1"/>
-              <w:spacing w:before="160" w:after="90" w:line="252" w:lineRule="auto"/>
+            <w:hideMark/>
+          </w:tcPr>
+          <w:p>
+            <w:pPr>
+              <w:pStyle w:val="Heading1"/>
+              <w:spacing w:before="160" w:after="90" w:line="252" w:lineRule="auto"/>
+              <w:cnfStyle w:val="000000000000" w:firstRow="0" w:lastRow="0" w:firstColumn="0" w:lastColumn="0" w:oddVBand="0" w:evenVBand="0" w:oddHBand="0" w:evenHBand="0" w:firstRowFirstColumn="0" w:firstRowLastColumn="0" w:lastRowFirstColumn="0" w:lastRowLastColumn="0"/>
               <w:rPr>
                 <w:rFonts w:eastAsia="Arial"/>
                 <w:color w:val="000000" w:themeColor="text1"/>
@@ -5959,20 +5658,14 @@
         </w:tc>
         <w:tc>
           <w:tcPr>
-            <w:tcW w:w="0" w:type="auto"/>
-            <w:tcMar>
-              <w:top w:w="150" w:type="dxa"/>
-              <w:left w:w="240" w:type="dxa"/>
-              <w:bottom w:w="150" w:type="dxa"/>
-              <w:right w:w="240" w:type="dxa"/>
-            </w:tcMar>
-            <w:vAlign w:val="center"/>
-            <w:hideMark/>
-          </w:tcPr>
-          <w:p>
-            <w:pPr>
-              <w:pStyle w:val="Heading1"/>
-              <w:spacing w:before="160" w:after="90" w:line="252" w:lineRule="auto"/>
+            <w:tcW w:w="2341" w:type="dxa"/>
+            <w:hideMark/>
+          </w:tcPr>
+          <w:p>
+            <w:pPr>
+              <w:pStyle w:val="Heading1"/>
+              <w:spacing w:before="160" w:after="90" w:line="252" w:lineRule="auto"/>
+              <w:cnfStyle w:val="000000000000" w:firstRow="0" w:lastRow="0" w:firstColumn="0" w:lastColumn="0" w:oddVBand="0" w:evenVBand="0" w:oddHBand="0" w:evenHBand="0" w:firstRowFirstColumn="0" w:firstRowLastColumn="0" w:lastRowFirstColumn="0" w:lastRowLastColumn="0"/>
               <w:rPr>
                 <w:rFonts w:eastAsia="Arial"/>
                 <w:color w:val="000000" w:themeColor="text1"/>
@@ -5993,20 +5686,14 @@
         </w:tc>
         <w:tc>
           <w:tcPr>
-            <w:tcW w:w="0" w:type="auto"/>
-            <w:tcMar>
-              <w:top w:w="150" w:type="dxa"/>
-              <w:left w:w="240" w:type="dxa"/>
-              <w:bottom w:w="150" w:type="dxa"/>
-              <w:right w:w="0" w:type="dxa"/>
-            </w:tcMar>
-            <w:vAlign w:val="center"/>
-            <w:hideMark/>
-          </w:tcPr>
-          <w:p>
-            <w:pPr>
-              <w:pStyle w:val="Heading1"/>
-              <w:spacing w:before="160" w:after="90" w:line="252" w:lineRule="auto"/>
+            <w:tcW w:w="3119" w:type="dxa"/>
+            <w:hideMark/>
+          </w:tcPr>
+          <w:p>
+            <w:pPr>
+              <w:pStyle w:val="Heading1"/>
+              <w:spacing w:before="160" w:after="90" w:line="252" w:lineRule="auto"/>
+              <w:cnfStyle w:val="000000000000" w:firstRow="0" w:lastRow="0" w:firstColumn="0" w:lastColumn="0" w:oddVBand="0" w:evenVBand="0" w:oddHBand="0" w:evenHBand="0" w:firstRowFirstColumn="0" w:firstRowLastColumn="0" w:lastRowFirstColumn="0" w:lastRowLastColumn="0"/>
               <w:rPr>
                 <w:rFonts w:eastAsia="Arial"/>
                 <w:color w:val="000000" w:themeColor="text1"/>
@@ -6036,16 +5723,13 @@
         </w:tc>
       </w:tr>
       <w:tr>
-        <w:tc>
-          <w:tcPr>
+        <w:trPr>
+          <w:cnfStyle w:val="000000100000" w:firstRow="0" w:lastRow="0" w:firstColumn="0" w:lastColumn="0" w:oddVBand="0" w:evenVBand="0" w:oddHBand="1" w:evenHBand="0" w:firstRowFirstColumn="0" w:firstRowLastColumn="0" w:lastRowFirstColumn="0" w:lastRowLastColumn="0"/>
+        </w:trPr>
+        <w:tc>
+          <w:tcPr>
+            <w:cnfStyle w:val="001000000000" w:firstRow="0" w:lastRow="0" w:firstColumn="1" w:lastColumn="0" w:oddVBand="0" w:evenVBand="0" w:oddHBand="0" w:evenHBand="0" w:firstRowFirstColumn="0" w:firstRowLastColumn="0" w:lastRowFirstColumn="0" w:lastRowLastColumn="0"/>
             <w:tcW w:w="0" w:type="auto"/>
-            <w:tcMar>
-              <w:top w:w="150" w:type="dxa"/>
-              <w:left w:w="0" w:type="dxa"/>
-              <w:bottom w:w="150" w:type="dxa"/>
-              <w:right w:w="240" w:type="dxa"/>
-            </w:tcMar>
-            <w:vAlign w:val="center"/>
             <w:hideMark/>
           </w:tcPr>
           <w:p>
@@ -6073,19 +5757,13 @@
         <w:tc>
           <w:tcPr>
             <w:tcW w:w="0" w:type="auto"/>
-            <w:tcMar>
-              <w:top w:w="150" w:type="dxa"/>
-              <w:left w:w="240" w:type="dxa"/>
-              <w:bottom w:w="150" w:type="dxa"/>
-              <w:right w:w="240" w:type="dxa"/>
-            </w:tcMar>
-            <w:vAlign w:val="center"/>
-            <w:hideMark/>
-          </w:tcPr>
-          <w:p>
-            <w:pPr>
-              <w:pStyle w:val="Heading1"/>
-              <w:spacing w:before="160" w:after="90" w:line="252" w:lineRule="auto"/>
+            <w:hideMark/>
+          </w:tcPr>
+          <w:p>
+            <w:pPr>
+              <w:pStyle w:val="Heading1"/>
+              <w:spacing w:before="160" w:after="90" w:line="252" w:lineRule="auto"/>
+              <w:cnfStyle w:val="000000100000" w:firstRow="0" w:lastRow="0" w:firstColumn="0" w:lastColumn="0" w:oddVBand="0" w:evenVBand="0" w:oddHBand="1" w:evenHBand="0" w:firstRowFirstColumn="0" w:firstRowLastColumn="0" w:lastRowFirstColumn="0" w:lastRowLastColumn="0"/>
               <w:rPr>
                 <w:rFonts w:eastAsia="Arial"/>
                 <w:color w:val="000000" w:themeColor="text1"/>
@@ -6106,20 +5784,14 @@
         </w:tc>
         <w:tc>
           <w:tcPr>
-            <w:tcW w:w="0" w:type="auto"/>
-            <w:tcMar>
-              <w:top w:w="150" w:type="dxa"/>
-              <w:left w:w="240" w:type="dxa"/>
-              <w:bottom w:w="150" w:type="dxa"/>
-              <w:right w:w="240" w:type="dxa"/>
-            </w:tcMar>
-            <w:vAlign w:val="center"/>
-            <w:hideMark/>
-          </w:tcPr>
-          <w:p>
-            <w:pPr>
-              <w:pStyle w:val="Heading1"/>
-              <w:spacing w:before="160" w:after="90" w:line="252" w:lineRule="auto"/>
+            <w:tcW w:w="2341" w:type="dxa"/>
+            <w:hideMark/>
+          </w:tcPr>
+          <w:p>
+            <w:pPr>
+              <w:pStyle w:val="Heading1"/>
+              <w:spacing w:before="160" w:after="90" w:line="252" w:lineRule="auto"/>
+              <w:cnfStyle w:val="000000100000" w:firstRow="0" w:lastRow="0" w:firstColumn="0" w:lastColumn="0" w:oddVBand="0" w:evenVBand="0" w:oddHBand="1" w:evenHBand="0" w:firstRowFirstColumn="0" w:firstRowLastColumn="0" w:lastRowFirstColumn="0" w:lastRowLastColumn="0"/>
               <w:rPr>
                 <w:rFonts w:eastAsia="Arial"/>
                 <w:color w:val="000000" w:themeColor="text1"/>
@@ -6140,20 +5812,14 @@
         </w:tc>
         <w:tc>
           <w:tcPr>
-            <w:tcW w:w="0" w:type="auto"/>
-            <w:tcMar>
-              <w:top w:w="150" w:type="dxa"/>
-              <w:left w:w="240" w:type="dxa"/>
-              <w:bottom w:w="150" w:type="dxa"/>
-              <w:right w:w="0" w:type="dxa"/>
-            </w:tcMar>
-            <w:vAlign w:val="center"/>
-            <w:hideMark/>
-          </w:tcPr>
-          <w:p>
-            <w:pPr>
-              <w:pStyle w:val="Heading1"/>
-              <w:spacing w:before="160" w:after="90" w:line="252" w:lineRule="auto"/>
+            <w:tcW w:w="3119" w:type="dxa"/>
+            <w:hideMark/>
+          </w:tcPr>
+          <w:p>
+            <w:pPr>
+              <w:pStyle w:val="Heading1"/>
+              <w:spacing w:before="160" w:after="90" w:line="252" w:lineRule="auto"/>
+              <w:cnfStyle w:val="000000100000" w:firstRow="0" w:lastRow="0" w:firstColumn="0" w:lastColumn="0" w:oddVBand="0" w:evenVBand="0" w:oddHBand="1" w:evenHBand="0" w:firstRowFirstColumn="0" w:firstRowLastColumn="0" w:lastRowFirstColumn="0" w:lastRowLastColumn="0"/>
               <w:rPr>
                 <w:rFonts w:eastAsia="Arial"/>
                 <w:color w:val="000000" w:themeColor="text1"/>
@@ -6234,7 +5900,7 @@
           <w:szCs w:val="22"/>
         </w:rPr>
         <w:pict w14:anchorId="7917FACA">
-          <v:rect id="_x0000_i1224" style="width:0;height:.75pt" o:hralign="center" o:hrstd="t" o:hr="t" fillcolor="#a0a0a0" stroked="f"/>
+          <v:rect id="_x0000_i1026" style="width:0;height:.75pt" o:hralign="center" o:hrstd="t" o:hr="t" fillcolor="#a0a0a0" stroked="f"/>
         </w:pict>
       </w:r>
     </w:p>
@@ -6288,36 +5954,25 @@
     </w:p>
     <w:tbl>
       <w:tblPr>
-        <w:tblW w:w="11280" w:type="dxa"/>
-        <w:tblCellMar>
-          <w:top w:w="15" w:type="dxa"/>
-          <w:left w:w="15" w:type="dxa"/>
-          <w:bottom w:w="15" w:type="dxa"/>
-          <w:right w:w="15" w:type="dxa"/>
-        </w:tblCellMar>
+        <w:tblStyle w:val="GridTable4-Accent6"/>
+        <w:tblW w:w="8551" w:type="dxa"/>
+        <w:jc w:val="center"/>
         <w:tblLook w:val="04A0" w:firstRow="1" w:lastRow="0" w:firstColumn="1" w:lastColumn="0" w:noHBand="0" w:noVBand="1"/>
       </w:tblPr>
       <w:tblGrid>
-        <w:gridCol w:w="4067"/>
-        <w:gridCol w:w="7213"/>
+        <w:gridCol w:w="3162"/>
+        <w:gridCol w:w="5389"/>
       </w:tblGrid>
       <w:tr>
         <w:trPr>
-          <w:tblHeader/>
+          <w:cnfStyle w:val="100000000000" w:firstRow="1" w:lastRow="0" w:firstColumn="0" w:lastColumn="0" w:oddVBand="0" w:evenVBand="0" w:oddHBand="0" w:evenHBand="0" w:firstRowFirstColumn="0" w:firstRowLastColumn="0" w:lastRowFirstColumn="0" w:lastRowLastColumn="0"/>
+          <w:trHeight w:val="466"/>
+          <w:jc w:val="center"/>
         </w:trPr>
         <w:tc>
           <w:tcPr>
+            <w:cnfStyle w:val="001000000000" w:firstRow="0" w:lastRow="0" w:firstColumn="1" w:lastColumn="0" w:oddVBand="0" w:evenVBand="0" w:oddHBand="0" w:evenHBand="0" w:firstRowFirstColumn="0" w:firstRowLastColumn="0" w:lastRowFirstColumn="0" w:lastRowLastColumn="0"/>
             <w:tcW w:w="0" w:type="auto"/>
-            <w:tcBorders>
-              <w:top w:val="nil"/>
-            </w:tcBorders>
-            <w:tcMar>
-              <w:top w:w="150" w:type="dxa"/>
-              <w:left w:w="0" w:type="dxa"/>
-              <w:bottom w:w="150" w:type="dxa"/>
-              <w:right w:w="240" w:type="dxa"/>
-            </w:tcMar>
-            <w:vAlign w:val="center"/>
             <w:hideMark/>
           </w:tcPr>
           <w:p>
@@ -6345,22 +6000,13 @@
         <w:tc>
           <w:tcPr>
             <w:tcW w:w="0" w:type="auto"/>
-            <w:tcBorders>
-              <w:top w:val="nil"/>
-            </w:tcBorders>
-            <w:tcMar>
-              <w:top w:w="150" w:type="dxa"/>
-              <w:left w:w="240" w:type="dxa"/>
-              <w:bottom w:w="150" w:type="dxa"/>
-              <w:right w:w="240" w:type="dxa"/>
-            </w:tcMar>
-            <w:vAlign w:val="center"/>
-            <w:hideMark/>
-          </w:tcPr>
-          <w:p>
-            <w:pPr>
-              <w:pStyle w:val="Heading1"/>
-              <w:spacing w:before="160" w:after="90" w:line="252" w:lineRule="auto"/>
+            <w:hideMark/>
+          </w:tcPr>
+          <w:p>
+            <w:pPr>
+              <w:pStyle w:val="Heading1"/>
+              <w:spacing w:before="160" w:after="90" w:line="252" w:lineRule="auto"/>
+              <w:cnfStyle w:val="100000000000" w:firstRow="1" w:lastRow="0" w:firstColumn="0" w:lastColumn="0" w:oddVBand="0" w:evenVBand="0" w:oddHBand="0" w:evenHBand="0" w:firstRowFirstColumn="0" w:firstRowLastColumn="0" w:lastRowFirstColumn="0" w:lastRowLastColumn="0"/>
               <w:rPr>
                 <w:rFonts w:eastAsia="Arial"/>
                 <w:color w:val="000000" w:themeColor="text1"/>
@@ -6381,16 +6027,15 @@
         </w:tc>
       </w:tr>
       <w:tr>
-        <w:tc>
-          <w:tcPr>
+        <w:trPr>
+          <w:cnfStyle w:val="000000100000" w:firstRow="0" w:lastRow="0" w:firstColumn="0" w:lastColumn="0" w:oddVBand="0" w:evenVBand="0" w:oddHBand="1" w:evenHBand="0" w:firstRowFirstColumn="0" w:firstRowLastColumn="0" w:lastRowFirstColumn="0" w:lastRowLastColumn="0"/>
+          <w:trHeight w:val="453"/>
+          <w:jc w:val="center"/>
+        </w:trPr>
+        <w:tc>
+          <w:tcPr>
+            <w:cnfStyle w:val="001000000000" w:firstRow="0" w:lastRow="0" w:firstColumn="1" w:lastColumn="0" w:oddVBand="0" w:evenVBand="0" w:oddHBand="0" w:evenHBand="0" w:firstRowFirstColumn="0" w:firstRowLastColumn="0" w:lastRowFirstColumn="0" w:lastRowLastColumn="0"/>
             <w:tcW w:w="0" w:type="auto"/>
-            <w:tcMar>
-              <w:top w:w="150" w:type="dxa"/>
-              <w:left w:w="0" w:type="dxa"/>
-              <w:bottom w:w="150" w:type="dxa"/>
-              <w:right w:w="240" w:type="dxa"/>
-            </w:tcMar>
-            <w:vAlign w:val="center"/>
             <w:hideMark/>
           </w:tcPr>
           <w:p>
@@ -6418,19 +6063,13 @@
         <w:tc>
           <w:tcPr>
             <w:tcW w:w="0" w:type="auto"/>
-            <w:tcMar>
-              <w:top w:w="150" w:type="dxa"/>
-              <w:left w:w="240" w:type="dxa"/>
-              <w:bottom w:w="150" w:type="dxa"/>
-              <w:right w:w="0" w:type="dxa"/>
-            </w:tcMar>
-            <w:vAlign w:val="center"/>
-            <w:hideMark/>
-          </w:tcPr>
-          <w:p>
-            <w:pPr>
-              <w:pStyle w:val="Heading1"/>
-              <w:spacing w:before="160" w:after="90" w:line="252" w:lineRule="auto"/>
+            <w:hideMark/>
+          </w:tcPr>
+          <w:p>
+            <w:pPr>
+              <w:pStyle w:val="Heading1"/>
+              <w:spacing w:before="160" w:after="90" w:line="252" w:lineRule="auto"/>
+              <w:cnfStyle w:val="000000100000" w:firstRow="0" w:lastRow="0" w:firstColumn="0" w:lastColumn="0" w:oddVBand="0" w:evenVBand="0" w:oddHBand="1" w:evenHBand="0" w:firstRowFirstColumn="0" w:firstRowLastColumn="0" w:lastRowFirstColumn="0" w:lastRowLastColumn="0"/>
               <w:rPr>
                 <w:rFonts w:eastAsia="Arial"/>
                 <w:color w:val="000000" w:themeColor="text1"/>
@@ -6451,16 +6090,14 @@
         </w:tc>
       </w:tr>
       <w:tr>
-        <w:tc>
-          <w:tcPr>
+        <w:trPr>
+          <w:trHeight w:val="466"/>
+          <w:jc w:val="center"/>
+        </w:trPr>
+        <w:tc>
+          <w:tcPr>
+            <w:cnfStyle w:val="001000000000" w:firstRow="0" w:lastRow="0" w:firstColumn="1" w:lastColumn="0" w:oddVBand="0" w:evenVBand="0" w:oddHBand="0" w:evenHBand="0" w:firstRowFirstColumn="0" w:firstRowLastColumn="0" w:lastRowFirstColumn="0" w:lastRowLastColumn="0"/>
             <w:tcW w:w="0" w:type="auto"/>
-            <w:tcMar>
-              <w:top w:w="150" w:type="dxa"/>
-              <w:left w:w="0" w:type="dxa"/>
-              <w:bottom w:w="150" w:type="dxa"/>
-              <w:right w:w="240" w:type="dxa"/>
-            </w:tcMar>
-            <w:vAlign w:val="center"/>
             <w:hideMark/>
           </w:tcPr>
           <w:p>
@@ -6488,19 +6125,13 @@
         <w:tc>
           <w:tcPr>
             <w:tcW w:w="0" w:type="auto"/>
-            <w:tcMar>
-              <w:top w:w="150" w:type="dxa"/>
-              <w:left w:w="240" w:type="dxa"/>
-              <w:bottom w:w="150" w:type="dxa"/>
-              <w:right w:w="0" w:type="dxa"/>
-            </w:tcMar>
-            <w:vAlign w:val="center"/>
-            <w:hideMark/>
-          </w:tcPr>
-          <w:p>
-            <w:pPr>
-              <w:pStyle w:val="Heading1"/>
-              <w:spacing w:before="160" w:after="90" w:line="252" w:lineRule="auto"/>
+            <w:hideMark/>
+          </w:tcPr>
+          <w:p>
+            <w:pPr>
+              <w:pStyle w:val="Heading1"/>
+              <w:spacing w:before="160" w:after="90" w:line="252" w:lineRule="auto"/>
+              <w:cnfStyle w:val="000000000000" w:firstRow="0" w:lastRow="0" w:firstColumn="0" w:lastColumn="0" w:oddVBand="0" w:evenVBand="0" w:oddHBand="0" w:evenHBand="0" w:firstRowFirstColumn="0" w:firstRowLastColumn="0" w:lastRowFirstColumn="0" w:lastRowLastColumn="0"/>
               <w:rPr>
                 <w:rFonts w:eastAsia="Arial"/>
                 <w:color w:val="000000" w:themeColor="text1"/>
@@ -6541,16 +6172,15 @@
         </w:tc>
       </w:tr>
       <w:tr>
-        <w:tc>
-          <w:tcPr>
+        <w:trPr>
+          <w:cnfStyle w:val="000000100000" w:firstRow="0" w:lastRow="0" w:firstColumn="0" w:lastColumn="0" w:oddVBand="0" w:evenVBand="0" w:oddHBand="1" w:evenHBand="0" w:firstRowFirstColumn="0" w:firstRowLastColumn="0" w:lastRowFirstColumn="0" w:lastRowLastColumn="0"/>
+          <w:trHeight w:val="466"/>
+          <w:jc w:val="center"/>
+        </w:trPr>
+        <w:tc>
+          <w:tcPr>
+            <w:cnfStyle w:val="001000000000" w:firstRow="0" w:lastRow="0" w:firstColumn="1" w:lastColumn="0" w:oddVBand="0" w:evenVBand="0" w:oddHBand="0" w:evenHBand="0" w:firstRowFirstColumn="0" w:firstRowLastColumn="0" w:lastRowFirstColumn="0" w:lastRowLastColumn="0"/>
             <w:tcW w:w="0" w:type="auto"/>
-            <w:tcMar>
-              <w:top w:w="150" w:type="dxa"/>
-              <w:left w:w="0" w:type="dxa"/>
-              <w:bottom w:w="150" w:type="dxa"/>
-              <w:right w:w="240" w:type="dxa"/>
-            </w:tcMar>
-            <w:vAlign w:val="center"/>
             <w:hideMark/>
           </w:tcPr>
           <w:p>
@@ -6578,19 +6208,13 @@
         <w:tc>
           <w:tcPr>
             <w:tcW w:w="0" w:type="auto"/>
-            <w:tcMar>
-              <w:top w:w="150" w:type="dxa"/>
-              <w:left w:w="240" w:type="dxa"/>
-              <w:bottom w:w="150" w:type="dxa"/>
-              <w:right w:w="0" w:type="dxa"/>
-            </w:tcMar>
-            <w:vAlign w:val="center"/>
-            <w:hideMark/>
-          </w:tcPr>
-          <w:p>
-            <w:pPr>
-              <w:pStyle w:val="Heading1"/>
-              <w:spacing w:before="160" w:after="90" w:line="252" w:lineRule="auto"/>
+            <w:hideMark/>
+          </w:tcPr>
+          <w:p>
+            <w:pPr>
+              <w:pStyle w:val="Heading1"/>
+              <w:spacing w:before="160" w:after="90" w:line="252" w:lineRule="auto"/>
+              <w:cnfStyle w:val="000000100000" w:firstRow="0" w:lastRow="0" w:firstColumn="0" w:lastColumn="0" w:oddVBand="0" w:evenVBand="0" w:oddHBand="1" w:evenHBand="0" w:firstRowFirstColumn="0" w:firstRowLastColumn="0" w:lastRowFirstColumn="0" w:lastRowLastColumn="0"/>
               <w:rPr>
                 <w:rFonts w:eastAsia="Arial"/>
                 <w:color w:val="000000" w:themeColor="text1"/>
@@ -6611,16 +6235,14 @@
         </w:tc>
       </w:tr>
       <w:tr>
-        <w:tc>
-          <w:tcPr>
+        <w:trPr>
+          <w:trHeight w:val="453"/>
+          <w:jc w:val="center"/>
+        </w:trPr>
+        <w:tc>
+          <w:tcPr>
+            <w:cnfStyle w:val="001000000000" w:firstRow="0" w:lastRow="0" w:firstColumn="1" w:lastColumn="0" w:oddVBand="0" w:evenVBand="0" w:oddHBand="0" w:evenHBand="0" w:firstRowFirstColumn="0" w:firstRowLastColumn="0" w:lastRowFirstColumn="0" w:lastRowLastColumn="0"/>
             <w:tcW w:w="0" w:type="auto"/>
-            <w:tcMar>
-              <w:top w:w="150" w:type="dxa"/>
-              <w:left w:w="0" w:type="dxa"/>
-              <w:bottom w:w="150" w:type="dxa"/>
-              <w:right w:w="240" w:type="dxa"/>
-            </w:tcMar>
-            <w:vAlign w:val="center"/>
             <w:hideMark/>
           </w:tcPr>
           <w:p>
@@ -6648,19 +6270,13 @@
         <w:tc>
           <w:tcPr>
             <w:tcW w:w="0" w:type="auto"/>
-            <w:tcMar>
-              <w:top w:w="150" w:type="dxa"/>
-              <w:left w:w="240" w:type="dxa"/>
-              <w:bottom w:w="150" w:type="dxa"/>
-              <w:right w:w="0" w:type="dxa"/>
-            </w:tcMar>
-            <w:vAlign w:val="center"/>
-            <w:hideMark/>
-          </w:tcPr>
-          <w:p>
-            <w:pPr>
-              <w:pStyle w:val="Heading1"/>
-              <w:spacing w:before="160" w:after="90" w:line="252" w:lineRule="auto"/>
+            <w:hideMark/>
+          </w:tcPr>
+          <w:p>
+            <w:pPr>
+              <w:pStyle w:val="Heading1"/>
+              <w:spacing w:before="160" w:after="90" w:line="252" w:lineRule="auto"/>
+              <w:cnfStyle w:val="000000000000" w:firstRow="0" w:lastRow="0" w:firstColumn="0" w:lastColumn="0" w:oddVBand="0" w:evenVBand="0" w:oddHBand="0" w:evenHBand="0" w:firstRowFirstColumn="0" w:firstRowLastColumn="0" w:lastRowFirstColumn="0" w:lastRowLastColumn="0"/>
               <w:rPr>
                 <w:rFonts w:eastAsia="Arial"/>
                 <w:color w:val="000000" w:themeColor="text1"/>
@@ -6681,16 +6297,15 @@
         </w:tc>
       </w:tr>
       <w:tr>
-        <w:tc>
-          <w:tcPr>
+        <w:trPr>
+          <w:cnfStyle w:val="000000100000" w:firstRow="0" w:lastRow="0" w:firstColumn="0" w:lastColumn="0" w:oddVBand="0" w:evenVBand="0" w:oddHBand="1" w:evenHBand="0" w:firstRowFirstColumn="0" w:firstRowLastColumn="0" w:lastRowFirstColumn="0" w:lastRowLastColumn="0"/>
+          <w:trHeight w:val="466"/>
+          <w:jc w:val="center"/>
+        </w:trPr>
+        <w:tc>
+          <w:tcPr>
+            <w:cnfStyle w:val="001000000000" w:firstRow="0" w:lastRow="0" w:firstColumn="1" w:lastColumn="0" w:oddVBand="0" w:evenVBand="0" w:oddHBand="0" w:evenHBand="0" w:firstRowFirstColumn="0" w:firstRowLastColumn="0" w:lastRowFirstColumn="0" w:lastRowLastColumn="0"/>
             <w:tcW w:w="0" w:type="auto"/>
-            <w:tcMar>
-              <w:top w:w="150" w:type="dxa"/>
-              <w:left w:w="0" w:type="dxa"/>
-              <w:bottom w:w="150" w:type="dxa"/>
-              <w:right w:w="240" w:type="dxa"/>
-            </w:tcMar>
-            <w:vAlign w:val="center"/>
             <w:hideMark/>
           </w:tcPr>
           <w:p>
@@ -6718,19 +6333,13 @@
         <w:tc>
           <w:tcPr>
             <w:tcW w:w="0" w:type="auto"/>
-            <w:tcMar>
-              <w:top w:w="150" w:type="dxa"/>
-              <w:left w:w="240" w:type="dxa"/>
-              <w:bottom w:w="150" w:type="dxa"/>
-              <w:right w:w="0" w:type="dxa"/>
-            </w:tcMar>
-            <w:vAlign w:val="center"/>
-            <w:hideMark/>
-          </w:tcPr>
-          <w:p>
-            <w:pPr>
-              <w:pStyle w:val="Heading1"/>
-              <w:spacing w:before="160" w:after="90" w:line="252" w:lineRule="auto"/>
+            <w:hideMark/>
+          </w:tcPr>
+          <w:p>
+            <w:pPr>
+              <w:pStyle w:val="Heading1"/>
+              <w:spacing w:before="160" w:after="90" w:line="252" w:lineRule="auto"/>
+              <w:cnfStyle w:val="000000100000" w:firstRow="0" w:lastRow="0" w:firstColumn="0" w:lastColumn="0" w:oddVBand="0" w:evenVBand="0" w:oddHBand="1" w:evenHBand="0" w:firstRowFirstColumn="0" w:firstRowLastColumn="0" w:lastRowFirstColumn="0" w:lastRowLastColumn="0"/>
               <w:rPr>
                 <w:rFonts w:eastAsia="Arial"/>
                 <w:color w:val="000000" w:themeColor="text1"/>
@@ -6751,16 +6360,14 @@
         </w:tc>
       </w:tr>
       <w:tr>
-        <w:tc>
-          <w:tcPr>
+        <w:trPr>
+          <w:trHeight w:val="466"/>
+          <w:jc w:val="center"/>
+        </w:trPr>
+        <w:tc>
+          <w:tcPr>
+            <w:cnfStyle w:val="001000000000" w:firstRow="0" w:lastRow="0" w:firstColumn="1" w:lastColumn="0" w:oddVBand="0" w:evenVBand="0" w:oddHBand="0" w:evenHBand="0" w:firstRowFirstColumn="0" w:firstRowLastColumn="0" w:lastRowFirstColumn="0" w:lastRowLastColumn="0"/>
             <w:tcW w:w="0" w:type="auto"/>
-            <w:tcMar>
-              <w:top w:w="150" w:type="dxa"/>
-              <w:left w:w="0" w:type="dxa"/>
-              <w:bottom w:w="150" w:type="dxa"/>
-              <w:right w:w="240" w:type="dxa"/>
-            </w:tcMar>
-            <w:vAlign w:val="center"/>
             <w:hideMark/>
           </w:tcPr>
           <w:p>
@@ -6788,19 +6395,13 @@
         <w:tc>
           <w:tcPr>
             <w:tcW w:w="0" w:type="auto"/>
-            <w:tcMar>
-              <w:top w:w="150" w:type="dxa"/>
-              <w:left w:w="240" w:type="dxa"/>
-              <w:bottom w:w="150" w:type="dxa"/>
-              <w:right w:w="0" w:type="dxa"/>
-            </w:tcMar>
-            <w:vAlign w:val="center"/>
-            <w:hideMark/>
-          </w:tcPr>
-          <w:p>
-            <w:pPr>
-              <w:pStyle w:val="Heading1"/>
-              <w:spacing w:before="160" w:after="90" w:line="252" w:lineRule="auto"/>
+            <w:hideMark/>
+          </w:tcPr>
+          <w:p>
+            <w:pPr>
+              <w:pStyle w:val="Heading1"/>
+              <w:spacing w:before="160" w:after="90" w:line="252" w:lineRule="auto"/>
+              <w:cnfStyle w:val="000000000000" w:firstRow="0" w:lastRow="0" w:firstColumn="0" w:lastColumn="0" w:oddVBand="0" w:evenVBand="0" w:oddHBand="0" w:evenHBand="0" w:firstRowFirstColumn="0" w:firstRowLastColumn="0" w:lastRowFirstColumn="0" w:lastRowLastColumn="0"/>
               <w:rPr>
                 <w:rFonts w:eastAsia="Arial"/>
                 <w:color w:val="000000" w:themeColor="text1"/>
@@ -6821,16 +6422,15 @@
         </w:tc>
       </w:tr>
       <w:tr>
-        <w:tc>
-          <w:tcPr>
+        <w:trPr>
+          <w:cnfStyle w:val="000000100000" w:firstRow="0" w:lastRow="0" w:firstColumn="0" w:lastColumn="0" w:oddVBand="0" w:evenVBand="0" w:oddHBand="1" w:evenHBand="0" w:firstRowFirstColumn="0" w:firstRowLastColumn="0" w:lastRowFirstColumn="0" w:lastRowLastColumn="0"/>
+          <w:trHeight w:val="453"/>
+          <w:jc w:val="center"/>
+        </w:trPr>
+        <w:tc>
+          <w:tcPr>
+            <w:cnfStyle w:val="001000000000" w:firstRow="0" w:lastRow="0" w:firstColumn="1" w:lastColumn="0" w:oddVBand="0" w:evenVBand="0" w:oddHBand="0" w:evenHBand="0" w:firstRowFirstColumn="0" w:firstRowLastColumn="0" w:lastRowFirstColumn="0" w:lastRowLastColumn="0"/>
             <w:tcW w:w="0" w:type="auto"/>
-            <w:tcMar>
-              <w:top w:w="150" w:type="dxa"/>
-              <w:left w:w="0" w:type="dxa"/>
-              <w:bottom w:w="150" w:type="dxa"/>
-              <w:right w:w="240" w:type="dxa"/>
-            </w:tcMar>
-            <w:vAlign w:val="center"/>
             <w:hideMark/>
           </w:tcPr>
           <w:p>
@@ -6858,19 +6458,13 @@
         <w:tc>
           <w:tcPr>
             <w:tcW w:w="0" w:type="auto"/>
-            <w:tcMar>
-              <w:top w:w="150" w:type="dxa"/>
-              <w:left w:w="240" w:type="dxa"/>
-              <w:bottom w:w="150" w:type="dxa"/>
-              <w:right w:w="0" w:type="dxa"/>
-            </w:tcMar>
-            <w:vAlign w:val="center"/>
-            <w:hideMark/>
-          </w:tcPr>
-          <w:p>
-            <w:pPr>
-              <w:pStyle w:val="Heading1"/>
-              <w:spacing w:before="160" w:after="90" w:line="252" w:lineRule="auto"/>
+            <w:hideMark/>
+          </w:tcPr>
+          <w:p>
+            <w:pPr>
+              <w:pStyle w:val="Heading1"/>
+              <w:spacing w:before="160" w:after="90" w:line="252" w:lineRule="auto"/>
+              <w:cnfStyle w:val="000000100000" w:firstRow="0" w:lastRow="0" w:firstColumn="0" w:lastColumn="0" w:oddVBand="0" w:evenVBand="0" w:oddHBand="1" w:evenHBand="0" w:firstRowFirstColumn="0" w:firstRowLastColumn="0" w:lastRowFirstColumn="0" w:lastRowLastColumn="0"/>
               <w:rPr>
                 <w:rFonts w:eastAsia="Arial"/>
                 <w:color w:val="000000" w:themeColor="text1"/>
@@ -6936,8 +6530,34 @@
           <w:sz w:val="22"/>
           <w:szCs w:val="22"/>
         </w:rPr>
-        <w:lastRenderedPageBreak/>
         <w:t>Login page</w:t>
+      </w:r>
+      <w:r>
+        <w:rPr>
+          <w:rFonts w:eastAsia="Arial"/>
+          <w:color w:val="000000" w:themeColor="text1"/>
+          <w:sz w:val="22"/>
+          <w:szCs w:val="22"/>
+        </w:rPr>
+        <w:t xml:space="preserve"> </w:t>
+      </w:r>
+      <w:r>
+        <w:rPr>
+          <w:rFonts w:eastAsia="Arial"/>
+          <w:color w:val="000000" w:themeColor="text1"/>
+          <w:sz w:val="22"/>
+          <w:szCs w:val="22"/>
+        </w:rPr>
+        <w:t xml:space="preserve">/ </w:t>
+      </w:r>
+      <w:r>
+        <w:rPr>
+          <w:rFonts w:eastAsia="Arial"/>
+          <w:color w:val="000000" w:themeColor="text1"/>
+          <w:sz w:val="22"/>
+          <w:szCs w:val="22"/>
+        </w:rPr>
+        <w:t>Signup page</w:t>
       </w:r>
     </w:p>
     <w:p>
@@ -6962,7 +6582,7 @@
           <w:sz w:val="22"/>
           <w:szCs w:val="22"/>
         </w:rPr>
-        <w:t>Signup page</w:t>
+        <w:t>Logout page</w:t>
       </w:r>
     </w:p>
     <w:p>
@@ -6987,7 +6607,7 @@
           <w:sz w:val="22"/>
           <w:szCs w:val="22"/>
         </w:rPr>
-        <w:t>Logout page</w:t>
+        <w:t>Trainer Dashboard</w:t>
       </w:r>
     </w:p>
     <w:p>
@@ -7012,7 +6632,7 @@
           <w:sz w:val="22"/>
           <w:szCs w:val="22"/>
         </w:rPr>
-        <w:t>Trainer Dashboard</w:t>
+        <w:t>Athlete Detail</w:t>
       </w:r>
     </w:p>
     <w:p>
@@ -7037,7 +6657,7 @@
           <w:sz w:val="22"/>
           <w:szCs w:val="22"/>
         </w:rPr>
-        <w:t>Athlete Detail</w:t>
+        <w:t>Exercise Selection</w:t>
       </w:r>
     </w:p>
     <w:p>
@@ -7062,7 +6682,7 @@
           <w:sz w:val="22"/>
           <w:szCs w:val="22"/>
         </w:rPr>
-        <w:t>Exercise Selection</w:t>
+        <w:t>Live Assessment</w:t>
       </w:r>
     </w:p>
     <w:p>
@@ -7087,7 +6707,7 @@
           <w:sz w:val="22"/>
           <w:szCs w:val="22"/>
         </w:rPr>
-        <w:t>Live Assessment</w:t>
+        <w:t>Add Athlete Form</w:t>
       </w:r>
     </w:p>
     <w:p>
@@ -7112,7 +6732,7 @@
           <w:sz w:val="22"/>
           <w:szCs w:val="22"/>
         </w:rPr>
-        <w:t>Add Athlete Form</w:t>
+        <w:t>Edit Athlete Form</w:t>
       </w:r>
     </w:p>
     <w:p>
@@ -7137,7 +6757,7 @@
           <w:sz w:val="22"/>
           <w:szCs w:val="22"/>
         </w:rPr>
-        <w:t>Edit Athlete Form</w:t>
+        <w:t>Delete Athlete Confirmation</w:t>
       </w:r>
     </w:p>
     <w:p>
@@ -7162,7 +6782,7 @@
           <w:sz w:val="22"/>
           <w:szCs w:val="22"/>
         </w:rPr>
-        <w:t>Delete Athlete Confirmation</w:t>
+        <w:t>Body Measurements Form</w:t>
       </w:r>
     </w:p>
     <w:p>
@@ -7187,7 +6807,7 @@
           <w:sz w:val="22"/>
           <w:szCs w:val="22"/>
         </w:rPr>
-        <w:t>Body Measurements Form</w:t>
+        <w:t>History Page</w:t>
       </w:r>
     </w:p>
     <w:p>
@@ -7212,7 +6832,7 @@
           <w:sz w:val="22"/>
           <w:szCs w:val="22"/>
         </w:rPr>
-        <w:t>History Page</w:t>
+        <w:t>Reports Page</w:t>
       </w:r>
     </w:p>
     <w:p>
@@ -7237,7 +6857,7 @@
           <w:sz w:val="22"/>
           <w:szCs w:val="22"/>
         </w:rPr>
-        <w:t>Reports Page</w:t>
+        <w:t>Profile Edit</w:t>
       </w:r>
     </w:p>
     <w:p>
@@ -7262,31 +6882,6 @@
           <w:sz w:val="22"/>
           <w:szCs w:val="22"/>
         </w:rPr>
-        <w:t>Profile Edit</w:t>
-      </w:r>
-    </w:p>
-    <w:p>
-      <w:pPr>
-        <w:pStyle w:val="Heading1"/>
-        <w:numPr>
-          <w:ilvl w:val="0"/>
-          <w:numId w:val="11"/>
-        </w:numPr>
-        <w:spacing w:before="160" w:after="90" w:line="252" w:lineRule="auto"/>
-        <w:rPr>
-          <w:rFonts w:eastAsia="Arial"/>
-          <w:color w:val="000000" w:themeColor="text1"/>
-          <w:sz w:val="22"/>
-          <w:szCs w:val="22"/>
-        </w:rPr>
-      </w:pPr>
-      <w:r>
-        <w:rPr>
-          <w:rFonts w:eastAsia="Arial"/>
-          <w:color w:val="000000" w:themeColor="text1"/>
-          <w:sz w:val="22"/>
-          <w:szCs w:val="22"/>
-        </w:rPr>
         <w:t>404 / 500 Error Pages</w:t>
       </w:r>
     </w:p>
@@ -7296,21 +6891,24 @@
         <w:spacing w:before="160" w:after="90" w:line="252" w:lineRule="auto"/>
         <w:rPr>
           <w:rFonts w:eastAsia="Arial"/>
-          <w:color w:val="000000" w:themeColor="text1"/>
-          <w:sz w:val="22"/>
-          <w:szCs w:val="22"/>
-        </w:rPr>
-      </w:pPr>
-      <w:r>
-        <w:rPr>
-          <w:rFonts w:eastAsia="Arial"/>
-          <w:color w:val="000000" w:themeColor="text1"/>
-          <w:sz w:val="22"/>
-          <w:szCs w:val="22"/>
-        </w:rPr>
-        <w:pict w14:anchorId="27FD00F5">
-          <v:rect id="_x0000_i1225" style="width:0;height:.75pt" o:hralign="center" o:hrstd="t" o:hr="t" fillcolor="#a0a0a0" stroked="f"/>
-        </w:pict>
+          <w:b/>
+          <w:bCs/>
+          <w:color w:val="000000" w:themeColor="text1"/>
+          <w:sz w:val="22"/>
+          <w:szCs w:val="22"/>
+        </w:rPr>
+      </w:pPr>
+      <w:r>
+        <w:rPr>
+          <w:rFonts w:eastAsia="Arial"/>
+          <w:b/>
+          <w:bCs/>
+          <w:color w:val="000000" w:themeColor="text1"/>
+          <w:sz w:val="22"/>
+          <w:szCs w:val="22"/>
+        </w:rPr>
+        <w:lastRenderedPageBreak/>
+        <w:t>13. Reports Analytics</w:t>
       </w:r>
     </w:p>
     <w:p>
@@ -7319,80 +6917,44 @@
         <w:spacing w:before="160" w:after="90" w:line="252" w:lineRule="auto"/>
         <w:rPr>
           <w:rFonts w:eastAsia="Arial"/>
+          <w:color w:val="000000" w:themeColor="text1"/>
+          <w:sz w:val="22"/>
+          <w:szCs w:val="22"/>
+        </w:rPr>
+      </w:pPr>
+      <w:r>
+        <w:rPr>
+          <w:rFonts w:eastAsia="Arial"/>
           <w:b/>
           <w:bCs/>
           <w:color w:val="000000" w:themeColor="text1"/>
           <w:sz w:val="22"/>
           <w:szCs w:val="22"/>
         </w:rPr>
-      </w:pPr>
-      <w:r>
-        <w:rPr>
-          <w:rFonts w:eastAsia="Arial"/>
-          <w:b/>
-          <w:bCs/>
-          <w:color w:val="000000" w:themeColor="text1"/>
-          <w:sz w:val="22"/>
-          <w:szCs w:val="22"/>
-        </w:rPr>
-        <w:t>13. Reports Analytics</w:t>
-      </w:r>
-    </w:p>
-    <w:p>
-      <w:pPr>
-        <w:pStyle w:val="Heading1"/>
-        <w:spacing w:before="160" w:after="90" w:line="252" w:lineRule="auto"/>
-        <w:rPr>
-          <w:rFonts w:eastAsia="Arial"/>
-          <w:color w:val="000000" w:themeColor="text1"/>
-          <w:sz w:val="22"/>
-          <w:szCs w:val="22"/>
-        </w:rPr>
-      </w:pPr>
-      <w:r>
-        <w:rPr>
-          <w:rFonts w:eastAsia="Arial"/>
-          <w:b/>
-          <w:bCs/>
-          <w:color w:val="000000" w:themeColor="text1"/>
-          <w:sz w:val="22"/>
-          <w:szCs w:val="22"/>
-        </w:rPr>
         <w:t>Features:</w:t>
       </w:r>
     </w:p>
     <w:tbl>
       <w:tblPr>
-        <w:tblW w:w="11280" w:type="dxa"/>
-        <w:tblCellMar>
-          <w:top w:w="15" w:type="dxa"/>
-          <w:left w:w="15" w:type="dxa"/>
-          <w:bottom w:w="15" w:type="dxa"/>
-          <w:right w:w="15" w:type="dxa"/>
-        </w:tblCellMar>
+        <w:tblStyle w:val="GridTable4-Accent6"/>
+        <w:tblW w:w="9794" w:type="dxa"/>
+        <w:jc w:val="center"/>
         <w:tblLook w:val="04A0" w:firstRow="1" w:lastRow="0" w:firstColumn="1" w:lastColumn="0" w:noHBand="0" w:noVBand="1"/>
       </w:tblPr>
       <w:tblGrid>
-        <w:gridCol w:w="3387"/>
-        <w:gridCol w:w="7893"/>
+        <w:gridCol w:w="3037"/>
+        <w:gridCol w:w="6757"/>
       </w:tblGrid>
       <w:tr>
         <w:trPr>
-          <w:tblHeader/>
+          <w:cnfStyle w:val="100000000000" w:firstRow="1" w:lastRow="0" w:firstColumn="0" w:lastColumn="0" w:oddVBand="0" w:evenVBand="0" w:oddHBand="0" w:evenHBand="0" w:firstRowFirstColumn="0" w:firstRowLastColumn="0" w:lastRowFirstColumn="0" w:lastRowLastColumn="0"/>
+          <w:trHeight w:val="494"/>
+          <w:jc w:val="center"/>
         </w:trPr>
         <w:tc>
           <w:tcPr>
+            <w:cnfStyle w:val="001000000000" w:firstRow="0" w:lastRow="0" w:firstColumn="1" w:lastColumn="0" w:oddVBand="0" w:evenVBand="0" w:oddHBand="0" w:evenHBand="0" w:firstRowFirstColumn="0" w:firstRowLastColumn="0" w:lastRowFirstColumn="0" w:lastRowLastColumn="0"/>
             <w:tcW w:w="0" w:type="auto"/>
-            <w:tcBorders>
-              <w:top w:val="nil"/>
-            </w:tcBorders>
-            <w:tcMar>
-              <w:top w:w="150" w:type="dxa"/>
-              <w:left w:w="0" w:type="dxa"/>
-              <w:bottom w:w="150" w:type="dxa"/>
-              <w:right w:w="240" w:type="dxa"/>
-            </w:tcMar>
-            <w:vAlign w:val="center"/>
             <w:hideMark/>
           </w:tcPr>
           <w:p>
@@ -7420,22 +6982,13 @@
         <w:tc>
           <w:tcPr>
             <w:tcW w:w="0" w:type="auto"/>
-            <w:tcBorders>
-              <w:top w:val="nil"/>
-            </w:tcBorders>
-            <w:tcMar>
-              <w:top w:w="150" w:type="dxa"/>
-              <w:left w:w="240" w:type="dxa"/>
-              <w:bottom w:w="150" w:type="dxa"/>
-              <w:right w:w="240" w:type="dxa"/>
-            </w:tcMar>
-            <w:vAlign w:val="center"/>
-            <w:hideMark/>
-          </w:tcPr>
-          <w:p>
-            <w:pPr>
-              <w:pStyle w:val="Heading1"/>
-              <w:spacing w:before="160" w:after="90" w:line="252" w:lineRule="auto"/>
+            <w:hideMark/>
+          </w:tcPr>
+          <w:p>
+            <w:pPr>
+              <w:pStyle w:val="Heading1"/>
+              <w:spacing w:before="160" w:after="90" w:line="252" w:lineRule="auto"/>
+              <w:cnfStyle w:val="100000000000" w:firstRow="1" w:lastRow="0" w:firstColumn="0" w:lastColumn="0" w:oddVBand="0" w:evenVBand="0" w:oddHBand="0" w:evenHBand="0" w:firstRowFirstColumn="0" w:firstRowLastColumn="0" w:lastRowFirstColumn="0" w:lastRowLastColumn="0"/>
               <w:rPr>
                 <w:rFonts w:eastAsia="Arial"/>
                 <w:color w:val="000000" w:themeColor="text1"/>
@@ -7456,16 +7009,15 @@
         </w:tc>
       </w:tr>
       <w:tr>
-        <w:tc>
-          <w:tcPr>
+        <w:trPr>
+          <w:cnfStyle w:val="000000100000" w:firstRow="0" w:lastRow="0" w:firstColumn="0" w:lastColumn="0" w:oddVBand="0" w:evenVBand="0" w:oddHBand="1" w:evenHBand="0" w:firstRowFirstColumn="0" w:firstRowLastColumn="0" w:lastRowFirstColumn="0" w:lastRowLastColumn="0"/>
+          <w:trHeight w:val="479"/>
+          <w:jc w:val="center"/>
+        </w:trPr>
+        <w:tc>
+          <w:tcPr>
+            <w:cnfStyle w:val="001000000000" w:firstRow="0" w:lastRow="0" w:firstColumn="1" w:lastColumn="0" w:oddVBand="0" w:evenVBand="0" w:oddHBand="0" w:evenHBand="0" w:firstRowFirstColumn="0" w:firstRowLastColumn="0" w:lastRowFirstColumn="0" w:lastRowLastColumn="0"/>
             <w:tcW w:w="0" w:type="auto"/>
-            <w:tcMar>
-              <w:top w:w="150" w:type="dxa"/>
-              <w:left w:w="0" w:type="dxa"/>
-              <w:bottom w:w="150" w:type="dxa"/>
-              <w:right w:w="240" w:type="dxa"/>
-            </w:tcMar>
-            <w:vAlign w:val="center"/>
             <w:hideMark/>
           </w:tcPr>
           <w:p>
@@ -7493,19 +7045,13 @@
         <w:tc>
           <w:tcPr>
             <w:tcW w:w="0" w:type="auto"/>
-            <w:tcMar>
-              <w:top w:w="150" w:type="dxa"/>
-              <w:left w:w="240" w:type="dxa"/>
-              <w:bottom w:w="150" w:type="dxa"/>
-              <w:right w:w="0" w:type="dxa"/>
-            </w:tcMar>
-            <w:vAlign w:val="center"/>
-            <w:hideMark/>
-          </w:tcPr>
-          <w:p>
-            <w:pPr>
-              <w:pStyle w:val="Heading1"/>
-              <w:spacing w:before="160" w:after="90" w:line="252" w:lineRule="auto"/>
+            <w:hideMark/>
+          </w:tcPr>
+          <w:p>
+            <w:pPr>
+              <w:pStyle w:val="Heading1"/>
+              <w:spacing w:before="160" w:after="90" w:line="252" w:lineRule="auto"/>
+              <w:cnfStyle w:val="000000100000" w:firstRow="0" w:lastRow="0" w:firstColumn="0" w:lastColumn="0" w:oddVBand="0" w:evenVBand="0" w:oddHBand="1" w:evenHBand="0" w:firstRowFirstColumn="0" w:firstRowLastColumn="0" w:lastRowFirstColumn="0" w:lastRowLastColumn="0"/>
               <w:rPr>
                 <w:rFonts w:eastAsia="Arial"/>
                 <w:color w:val="000000" w:themeColor="text1"/>
@@ -7526,16 +7072,14 @@
         </w:tc>
       </w:tr>
       <w:tr>
-        <w:tc>
-          <w:tcPr>
+        <w:trPr>
+          <w:trHeight w:val="494"/>
+          <w:jc w:val="center"/>
+        </w:trPr>
+        <w:tc>
+          <w:tcPr>
+            <w:cnfStyle w:val="001000000000" w:firstRow="0" w:lastRow="0" w:firstColumn="1" w:lastColumn="0" w:oddVBand="0" w:evenVBand="0" w:oddHBand="0" w:evenHBand="0" w:firstRowFirstColumn="0" w:firstRowLastColumn="0" w:lastRowFirstColumn="0" w:lastRowLastColumn="0"/>
             <w:tcW w:w="0" w:type="auto"/>
-            <w:tcMar>
-              <w:top w:w="150" w:type="dxa"/>
-              <w:left w:w="0" w:type="dxa"/>
-              <w:bottom w:w="150" w:type="dxa"/>
-              <w:right w:w="240" w:type="dxa"/>
-            </w:tcMar>
-            <w:vAlign w:val="center"/>
             <w:hideMark/>
           </w:tcPr>
           <w:p>
@@ -7563,19 +7107,13 @@
         <w:tc>
           <w:tcPr>
             <w:tcW w:w="0" w:type="auto"/>
-            <w:tcMar>
-              <w:top w:w="150" w:type="dxa"/>
-              <w:left w:w="240" w:type="dxa"/>
-              <w:bottom w:w="150" w:type="dxa"/>
-              <w:right w:w="0" w:type="dxa"/>
-            </w:tcMar>
-            <w:vAlign w:val="center"/>
-            <w:hideMark/>
-          </w:tcPr>
-          <w:p>
-            <w:pPr>
-              <w:pStyle w:val="Heading1"/>
-              <w:spacing w:before="160" w:after="90" w:line="252" w:lineRule="auto"/>
+            <w:hideMark/>
+          </w:tcPr>
+          <w:p>
+            <w:pPr>
+              <w:pStyle w:val="Heading1"/>
+              <w:spacing w:before="160" w:after="90" w:line="252" w:lineRule="auto"/>
+              <w:cnfStyle w:val="000000000000" w:firstRow="0" w:lastRow="0" w:firstColumn="0" w:lastColumn="0" w:oddVBand="0" w:evenVBand="0" w:oddHBand="0" w:evenHBand="0" w:firstRowFirstColumn="0" w:firstRowLastColumn="0" w:lastRowFirstColumn="0" w:lastRowLastColumn="0"/>
               <w:rPr>
                 <w:rFonts w:eastAsia="Arial"/>
                 <w:color w:val="000000" w:themeColor="text1"/>
@@ -7596,16 +7134,15 @@
         </w:tc>
       </w:tr>
       <w:tr>
-        <w:tc>
-          <w:tcPr>
+        <w:trPr>
+          <w:cnfStyle w:val="000000100000" w:firstRow="0" w:lastRow="0" w:firstColumn="0" w:lastColumn="0" w:oddVBand="0" w:evenVBand="0" w:oddHBand="1" w:evenHBand="0" w:firstRowFirstColumn="0" w:firstRowLastColumn="0" w:lastRowFirstColumn="0" w:lastRowLastColumn="0"/>
+          <w:trHeight w:val="494"/>
+          <w:jc w:val="center"/>
+        </w:trPr>
+        <w:tc>
+          <w:tcPr>
+            <w:cnfStyle w:val="001000000000" w:firstRow="0" w:lastRow="0" w:firstColumn="1" w:lastColumn="0" w:oddVBand="0" w:evenVBand="0" w:oddHBand="0" w:evenHBand="0" w:firstRowFirstColumn="0" w:firstRowLastColumn="0" w:lastRowFirstColumn="0" w:lastRowLastColumn="0"/>
             <w:tcW w:w="0" w:type="auto"/>
-            <w:tcMar>
-              <w:top w:w="150" w:type="dxa"/>
-              <w:left w:w="0" w:type="dxa"/>
-              <w:bottom w:w="150" w:type="dxa"/>
-              <w:right w:w="240" w:type="dxa"/>
-            </w:tcMar>
-            <w:vAlign w:val="center"/>
             <w:hideMark/>
           </w:tcPr>
           <w:p>
@@ -7633,19 +7170,13 @@
         <w:tc>
           <w:tcPr>
             <w:tcW w:w="0" w:type="auto"/>
-            <w:tcMar>
-              <w:top w:w="150" w:type="dxa"/>
-              <w:left w:w="240" w:type="dxa"/>
-              <w:bottom w:w="150" w:type="dxa"/>
-              <w:right w:w="0" w:type="dxa"/>
-            </w:tcMar>
-            <w:vAlign w:val="center"/>
-            <w:hideMark/>
-          </w:tcPr>
-          <w:p>
-            <w:pPr>
-              <w:pStyle w:val="Heading1"/>
-              <w:spacing w:before="160" w:after="90" w:line="252" w:lineRule="auto"/>
+            <w:hideMark/>
+          </w:tcPr>
+          <w:p>
+            <w:pPr>
+              <w:pStyle w:val="Heading1"/>
+              <w:spacing w:before="160" w:after="90" w:line="252" w:lineRule="auto"/>
+              <w:cnfStyle w:val="000000100000" w:firstRow="0" w:lastRow="0" w:firstColumn="0" w:lastColumn="0" w:oddVBand="0" w:evenVBand="0" w:oddHBand="1" w:evenHBand="0" w:firstRowFirstColumn="0" w:firstRowLastColumn="0" w:lastRowFirstColumn="0" w:lastRowLastColumn="0"/>
               <w:rPr>
                 <w:rFonts w:eastAsia="Arial"/>
                 <w:color w:val="000000" w:themeColor="text1"/>
@@ -7666,16 +7197,14 @@
         </w:tc>
       </w:tr>
       <w:tr>
-        <w:tc>
-          <w:tcPr>
+        <w:trPr>
+          <w:trHeight w:val="479"/>
+          <w:jc w:val="center"/>
+        </w:trPr>
+        <w:tc>
+          <w:tcPr>
+            <w:cnfStyle w:val="001000000000" w:firstRow="0" w:lastRow="0" w:firstColumn="1" w:lastColumn="0" w:oddVBand="0" w:evenVBand="0" w:oddHBand="0" w:evenHBand="0" w:firstRowFirstColumn="0" w:firstRowLastColumn="0" w:lastRowFirstColumn="0" w:lastRowLastColumn="0"/>
             <w:tcW w:w="0" w:type="auto"/>
-            <w:tcMar>
-              <w:top w:w="150" w:type="dxa"/>
-              <w:left w:w="0" w:type="dxa"/>
-              <w:bottom w:w="150" w:type="dxa"/>
-              <w:right w:w="240" w:type="dxa"/>
-            </w:tcMar>
-            <w:vAlign w:val="center"/>
             <w:hideMark/>
           </w:tcPr>
           <w:p>
@@ -7703,19 +7232,13 @@
         <w:tc>
           <w:tcPr>
             <w:tcW w:w="0" w:type="auto"/>
-            <w:tcMar>
-              <w:top w:w="150" w:type="dxa"/>
-              <w:left w:w="240" w:type="dxa"/>
-              <w:bottom w:w="150" w:type="dxa"/>
-              <w:right w:w="0" w:type="dxa"/>
-            </w:tcMar>
-            <w:vAlign w:val="center"/>
-            <w:hideMark/>
-          </w:tcPr>
-          <w:p>
-            <w:pPr>
-              <w:pStyle w:val="Heading1"/>
-              <w:spacing w:before="160" w:after="90" w:line="252" w:lineRule="auto"/>
+            <w:hideMark/>
+          </w:tcPr>
+          <w:p>
+            <w:pPr>
+              <w:pStyle w:val="Heading1"/>
+              <w:spacing w:before="160" w:after="90" w:line="252" w:lineRule="auto"/>
+              <w:cnfStyle w:val="000000000000" w:firstRow="0" w:lastRow="0" w:firstColumn="0" w:lastColumn="0" w:oddVBand="0" w:evenVBand="0" w:oddHBand="0" w:evenHBand="0" w:firstRowFirstColumn="0" w:firstRowLastColumn="0" w:lastRowFirstColumn="0" w:lastRowLastColumn="0"/>
               <w:rPr>
                 <w:rFonts w:eastAsia="Arial"/>
                 <w:color w:val="000000" w:themeColor="text1"/>
@@ -7776,7 +7299,7 @@
           <w:szCs w:val="22"/>
         </w:rPr>
         <w:pict w14:anchorId="301A8E4C">
-          <v:rect id="_x0000_i1226" style="width:0;height:.75pt" o:hralign="center" o:hrstd="t" o:hr="t" fillcolor="#a0a0a0" stroked="f"/>
+          <v:rect id="_x0000_i1028" style="width:0;height:.75pt" o:hralign="center" o:hrstd="t" o:hr="t" fillcolor="#a0a0a0" stroked="f"/>
         </w:pict>
       </w:r>
     </w:p>
@@ -7951,9 +7474,8 @@
           <w:sz w:val="22"/>
           <w:szCs w:val="22"/>
         </w:rPr>
-        <w:lastRenderedPageBreak/>
         <w:pict w14:anchorId="05D1C48B">
-          <v:rect id="_x0000_i1227" style="width:0;height:.75pt" o:hralign="center" o:hrstd="t" o:hr="t" fillcolor="#a0a0a0" stroked="f"/>
+          <v:rect id="_x0000_i1029" style="width:0;height:.75pt" o:hralign="center" o:hrstd="t" o:hr="t" fillcolor="#a0a0a0" stroked="f"/>
         </w:pict>
       </w:r>
     </w:p>
@@ -9392,6 +8914,7 @@
                 <w:sz w:val="18"/>
                 <w:szCs w:val="18"/>
               </w:rPr>
+              <w:lastRenderedPageBreak/>
               <w:t>Trainer Auth</w:t>
             </w:r>
           </w:p>
@@ -10259,7 +9782,7 @@
           <w:szCs w:val="22"/>
         </w:rPr>
         <w:pict w14:anchorId="5B6DAE2F">
-          <v:rect id="_x0000_i1228" style="width:0;height:.75pt" o:hralign="center" o:hrstd="t" o:hr="t" fillcolor="#a0a0a0" stroked="f"/>
+          <v:rect id="_x0000_i1030" style="width:0;height:.75pt" o:hralign="center" o:hrstd="t" o:hr="t" fillcolor="#a0a0a0" stroked="f"/>
         </w:pict>
       </w:r>
     </w:p>
@@ -10519,7 +10042,6 @@
                 <w:sz w:val="18"/>
                 <w:szCs w:val="18"/>
               </w:rPr>
-              <w:lastRenderedPageBreak/>
               <w:t>URL resolution (12/12)</w:t>
             </w:r>
           </w:p>
@@ -11989,7 +11511,7 @@
           <w:szCs w:val="22"/>
         </w:rPr>
         <w:pict w14:anchorId="19C028ED">
-          <v:rect id="_x0000_i1229" style="width:0;height:.75pt" o:hralign="center" o:hrstd="t" o:hr="t" fillcolor="#a0a0a0" stroked="f"/>
+          <v:rect id="_x0000_i1031" style="width:0;height:.75pt" o:hralign="center" o:hrstd="t" o:hr="t" fillcolor="#a0a0a0" stroked="f"/>
         </w:pict>
       </w:r>
     </w:p>
@@ -12015,6 +11537,7 @@
           <w:sz w:val="22"/>
           <w:szCs w:val="22"/>
         </w:rPr>
+        <w:lastRenderedPageBreak/>
         <w:t>17. Screenshots</w:t>
       </w:r>
     </w:p>
@@ -12047,20 +11570,22 @@
         <w:spacing w:before="160" w:after="90" w:line="252" w:lineRule="auto"/>
         <w:rPr>
           <w:rFonts w:eastAsia="Arial"/>
-          <w:color w:val="000000" w:themeColor="text1"/>
-          <w:sz w:val="22"/>
-          <w:szCs w:val="22"/>
-        </w:rPr>
-      </w:pPr>
-      <w:r>
-        <w:rPr>
-          <w:rFonts w:eastAsia="Arial"/>
           <w:b/>
           <w:bCs/>
           <w:color w:val="000000" w:themeColor="text1"/>
           <w:sz w:val="22"/>
           <w:szCs w:val="22"/>
         </w:rPr>
+      </w:pPr>
+      <w:r>
+        <w:rPr>
+          <w:rFonts w:eastAsia="Arial"/>
+          <w:b/>
+          <w:bCs/>
+          <w:color w:val="000000" w:themeColor="text1"/>
+          <w:sz w:val="22"/>
+          <w:szCs w:val="22"/>
+        </w:rPr>
         <w:t>Figure 1: Login Page (Light + Dark)</w:t>
       </w:r>
     </w:p>
@@ -12078,12 +11603,134 @@
       <w:r>
         <w:rPr>
           <w:rFonts w:eastAsia="Arial"/>
+          <w:color w:val="000000" w:themeColor="text1"/>
+          <w:sz w:val="22"/>
+          <w:szCs w:val="22"/>
+        </w:rPr>
+        <w:drawing>
+          <wp:anchor distT="0" distB="0" distL="114300" distR="114300" simplePos="0" relativeHeight="251666432" behindDoc="1" locked="0" layoutInCell="1" allowOverlap="1" wp14:anchorId="0610B29C" wp14:editId="5339DC55">
+            <wp:simplePos x="0" y="0"/>
+            <wp:positionH relativeFrom="column">
+              <wp:posOffset>3354337</wp:posOffset>
+            </wp:positionH>
+            <wp:positionV relativeFrom="paragraph">
+              <wp:posOffset>45085</wp:posOffset>
+            </wp:positionV>
+            <wp:extent cx="2581275" cy="1241425"/>
+            <wp:effectExtent l="0" t="0" r="9525" b="0"/>
+            <wp:wrapThrough wrapText="bothSides">
+              <wp:wrapPolygon edited="0">
+                <wp:start x="0" y="0"/>
+                <wp:lineTo x="0" y="21213"/>
+                <wp:lineTo x="21520" y="21213"/>
+                <wp:lineTo x="21520" y="0"/>
+                <wp:lineTo x="0" y="0"/>
+              </wp:wrapPolygon>
+            </wp:wrapThrough>
+            <wp:docPr id="2089987894" name="Picture 1"/>
+            <wp:cNvGraphicFramePr>
+              <a:graphicFrameLocks xmlns:a="http://schemas.openxmlformats.org/drawingml/2006/main" noChangeAspect="1"/>
+            </wp:cNvGraphicFramePr>
+            <a:graphic xmlns:a="http://schemas.openxmlformats.org/drawingml/2006/main">
+              <a:graphicData uri="http://schemas.openxmlformats.org/drawingml/2006/picture">
+                <pic:pic xmlns:pic="http://schemas.openxmlformats.org/drawingml/2006/picture">
+                  <pic:nvPicPr>
+                    <pic:cNvPr id="2089987894" name=""/>
+                    <pic:cNvPicPr/>
+                  </pic:nvPicPr>
+                  <pic:blipFill>
+                    <a:blip r:embed="rId14" cstate="print">
+                      <a:extLst>
+                        <a:ext uri="{28A0092B-C50C-407E-A947-70E740481C1C}">
+                          <a14:useLocalDpi xmlns:a14="http://schemas.microsoft.com/office/drawing/2010/main" val="0"/>
+                        </a:ext>
+                      </a:extLst>
+                    </a:blip>
+                    <a:stretch>
+                      <a:fillRect/>
+                    </a:stretch>
+                  </pic:blipFill>
+                  <pic:spPr>
+                    <a:xfrm>
+                      <a:off x="0" y="0"/>
+                      <a:ext cx="2581275" cy="1241425"/>
+                    </a:xfrm>
+                    <a:prstGeom prst="rect">
+                      <a:avLst/>
+                    </a:prstGeom>
+                  </pic:spPr>
+                </pic:pic>
+              </a:graphicData>
+            </a:graphic>
+          </wp:anchor>
+        </w:drawing>
+      </w:r>
+      <w:r>
+        <w:rPr>
+          <w:rFonts w:eastAsia="Arial"/>
+          <w:color w:val="000000" w:themeColor="text1"/>
+          <w:sz w:val="22"/>
+          <w:szCs w:val="22"/>
+        </w:rPr>
+        <w:drawing>
+          <wp:inline distT="0" distB="0" distL="0" distR="0" wp14:anchorId="4DB04F1D" wp14:editId="4A015239">
+            <wp:extent cx="2533979" cy="1222408"/>
+            <wp:effectExtent l="0" t="0" r="0" b="0"/>
+            <wp:docPr id="1316415721" name="Picture 1"/>
+            <wp:cNvGraphicFramePr>
+              <a:graphicFrameLocks xmlns:a="http://schemas.openxmlformats.org/drawingml/2006/main" noChangeAspect="1"/>
+            </wp:cNvGraphicFramePr>
+            <a:graphic xmlns:a="http://schemas.openxmlformats.org/drawingml/2006/main">
+              <a:graphicData uri="http://schemas.openxmlformats.org/drawingml/2006/picture">
+                <pic:pic xmlns:pic="http://schemas.openxmlformats.org/drawingml/2006/picture">
+                  <pic:nvPicPr>
+                    <pic:cNvPr id="1316415721" name=""/>
+                    <pic:cNvPicPr/>
+                  </pic:nvPicPr>
+                  <pic:blipFill>
+                    <a:blip r:embed="rId15"/>
+                    <a:stretch>
+                      <a:fillRect/>
+                    </a:stretch>
+                  </pic:blipFill>
+                  <pic:spPr>
+                    <a:xfrm>
+                      <a:off x="0" y="0"/>
+                      <a:ext cx="2554374" cy="1232247"/>
+                    </a:xfrm>
+                    <a:prstGeom prst="rect">
+                      <a:avLst/>
+                    </a:prstGeom>
+                  </pic:spPr>
+                </pic:pic>
+              </a:graphicData>
+            </a:graphic>
+          </wp:inline>
+        </w:drawing>
+      </w:r>
+    </w:p>
+    <w:p>
+      <w:pPr>
+        <w:pStyle w:val="Heading1"/>
+        <w:spacing w:before="160" w:after="90" w:line="252" w:lineRule="auto"/>
+        <w:rPr>
+          <w:rFonts w:eastAsia="Arial"/>
           <w:b/>
           <w:bCs/>
           <w:color w:val="000000" w:themeColor="text1"/>
           <w:sz w:val="22"/>
           <w:szCs w:val="22"/>
         </w:rPr>
+      </w:pPr>
+      <w:r>
+        <w:rPr>
+          <w:rFonts w:eastAsia="Arial"/>
+          <w:b/>
+          <w:bCs/>
+          <w:color w:val="000000" w:themeColor="text1"/>
+          <w:sz w:val="22"/>
+          <w:szCs w:val="22"/>
+        </w:rPr>
         <w:t>Figure 2: Signup Page with Live Validation</w:t>
       </w:r>
     </w:p>
@@ -12091,14 +11738,62 @@
       <w:pPr>
         <w:pStyle w:val="Heading1"/>
         <w:spacing w:before="160" w:after="90" w:line="252" w:lineRule="auto"/>
-        <w:rPr>
-          <w:rFonts w:eastAsia="Arial"/>
-          <w:color w:val="000000" w:themeColor="text1"/>
-          <w:sz w:val="22"/>
-          <w:szCs w:val="22"/>
-        </w:rPr>
-      </w:pPr>
-      <w:r>
+        <w:jc w:val="center"/>
+        <w:rPr>
+          <w:rFonts w:eastAsia="Arial"/>
+          <w:color w:val="000000" w:themeColor="text1"/>
+          <w:sz w:val="22"/>
+          <w:szCs w:val="22"/>
+        </w:rPr>
+      </w:pPr>
+      <w:r>
+        <w:rPr>
+          <w:rFonts w:eastAsia="Arial"/>
+          <w:color w:val="000000" w:themeColor="text1"/>
+          <w:sz w:val="22"/>
+          <w:szCs w:val="22"/>
+        </w:rPr>
+        <w:drawing>
+          <wp:inline distT="0" distB="0" distL="0" distR="0" wp14:anchorId="6E730451" wp14:editId="54582AB7">
+            <wp:extent cx="3381310" cy="1636295"/>
+            <wp:effectExtent l="0" t="0" r="0" b="2540"/>
+            <wp:docPr id="621968750" name="Picture 1"/>
+            <wp:cNvGraphicFramePr>
+              <a:graphicFrameLocks xmlns:a="http://schemas.openxmlformats.org/drawingml/2006/main" noChangeAspect="1"/>
+            </wp:cNvGraphicFramePr>
+            <a:graphic xmlns:a="http://schemas.openxmlformats.org/drawingml/2006/main">
+              <a:graphicData uri="http://schemas.openxmlformats.org/drawingml/2006/picture">
+                <pic:pic xmlns:pic="http://schemas.openxmlformats.org/drawingml/2006/picture">
+                  <pic:nvPicPr>
+                    <pic:cNvPr id="621968750" name=""/>
+                    <pic:cNvPicPr/>
+                  </pic:nvPicPr>
+                  <pic:blipFill>
+                    <a:blip r:embed="rId16"/>
+                    <a:stretch>
+                      <a:fillRect/>
+                    </a:stretch>
+                  </pic:blipFill>
+                  <pic:spPr>
+                    <a:xfrm>
+                      <a:off x="0" y="0"/>
+                      <a:ext cx="3422361" cy="1656160"/>
+                    </a:xfrm>
+                    <a:prstGeom prst="rect">
+                      <a:avLst/>
+                    </a:prstGeom>
+                  </pic:spPr>
+                </pic:pic>
+              </a:graphicData>
+            </a:graphic>
+          </wp:inline>
+        </w:drawing>
+      </w:r>
+    </w:p>
+    <w:p>
+      <w:pPr>
+        <w:pStyle w:val="Heading1"/>
+        <w:spacing w:before="160" w:after="90" w:line="252" w:lineRule="auto"/>
         <w:rPr>
           <w:rFonts w:eastAsia="Arial"/>
           <w:b/>
@@ -12107,21 +11802,101 @@
           <w:sz w:val="22"/>
           <w:szCs w:val="22"/>
         </w:rPr>
-        <w:t>Figure 3: Logout Page</w:t>
+      </w:pPr>
+      <w:r>
+        <w:rPr>
+          <w:rFonts w:eastAsia="Arial"/>
+          <w:b/>
+          <w:bCs/>
+          <w:color w:val="000000" w:themeColor="text1"/>
+          <w:sz w:val="22"/>
+          <w:szCs w:val="22"/>
+        </w:rPr>
+        <w:t xml:space="preserve">Figure </w:t>
+      </w:r>
+      <w:r>
+        <w:rPr>
+          <w:rFonts w:eastAsia="Arial"/>
+          <w:b/>
+          <w:bCs/>
+          <w:color w:val="000000" w:themeColor="text1"/>
+          <w:sz w:val="22"/>
+          <w:szCs w:val="22"/>
+        </w:rPr>
+        <w:t>3</w:t>
+      </w:r>
+      <w:r>
+        <w:rPr>
+          <w:rFonts w:eastAsia="Arial"/>
+          <w:b/>
+          <w:bCs/>
+          <w:color w:val="000000" w:themeColor="text1"/>
+          <w:sz w:val="22"/>
+          <w:szCs w:val="22"/>
+        </w:rPr>
+        <w:t>: Trainer Dashboard with Athletes</w:t>
       </w:r>
     </w:p>
     <w:p>
       <w:pPr>
         <w:pStyle w:val="Heading1"/>
         <w:spacing w:before="160" w:after="90" w:line="252" w:lineRule="auto"/>
-        <w:rPr>
-          <w:rFonts w:eastAsia="Arial"/>
-          <w:color w:val="000000" w:themeColor="text1"/>
-          <w:sz w:val="22"/>
-          <w:szCs w:val="22"/>
-        </w:rPr>
-      </w:pPr>
-      <w:r>
+        <w:jc w:val="center"/>
+        <w:rPr>
+          <w:rFonts w:eastAsia="Arial"/>
+          <w:color w:val="000000" w:themeColor="text1"/>
+          <w:sz w:val="22"/>
+          <w:szCs w:val="22"/>
+        </w:rPr>
+      </w:pPr>
+      <w:r>
+        <w:rPr>
+          <w:rFonts w:eastAsia="Arial"/>
+          <w:color w:val="000000" w:themeColor="text1"/>
+          <w:sz w:val="22"/>
+          <w:szCs w:val="22"/>
+        </w:rPr>
+        <w:drawing>
+          <wp:inline distT="0" distB="0" distL="0" distR="0" wp14:anchorId="751E2B86" wp14:editId="38CC2DD9">
+            <wp:extent cx="3464114" cy="1684421"/>
+            <wp:effectExtent l="0" t="0" r="3175" b="0"/>
+            <wp:docPr id="976877349" name="Picture 1"/>
+            <wp:cNvGraphicFramePr>
+              <a:graphicFrameLocks xmlns:a="http://schemas.openxmlformats.org/drawingml/2006/main" noChangeAspect="1"/>
+            </wp:cNvGraphicFramePr>
+            <a:graphic xmlns:a="http://schemas.openxmlformats.org/drawingml/2006/main">
+              <a:graphicData uri="http://schemas.openxmlformats.org/drawingml/2006/picture">
+                <pic:pic xmlns:pic="http://schemas.openxmlformats.org/drawingml/2006/picture">
+                  <pic:nvPicPr>
+                    <pic:cNvPr id="976877349" name=""/>
+                    <pic:cNvPicPr/>
+                  </pic:nvPicPr>
+                  <pic:blipFill>
+                    <a:blip r:embed="rId17"/>
+                    <a:stretch>
+                      <a:fillRect/>
+                    </a:stretch>
+                  </pic:blipFill>
+                  <pic:spPr>
+                    <a:xfrm>
+                      <a:off x="0" y="0"/>
+                      <a:ext cx="3473953" cy="1689205"/>
+                    </a:xfrm>
+                    <a:prstGeom prst="rect">
+                      <a:avLst/>
+                    </a:prstGeom>
+                  </pic:spPr>
+                </pic:pic>
+              </a:graphicData>
+            </a:graphic>
+          </wp:inline>
+        </w:drawing>
+      </w:r>
+    </w:p>
+    <w:p>
+      <w:pPr>
+        <w:pStyle w:val="Heading1"/>
+        <w:spacing w:before="160" w:after="90" w:line="252" w:lineRule="auto"/>
         <w:rPr>
           <w:rFonts w:eastAsia="Arial"/>
           <w:b/>
@@ -12130,21 +11905,101 @@
           <w:sz w:val="22"/>
           <w:szCs w:val="22"/>
         </w:rPr>
-        <w:t>Figure 4: Trainer Dashboard with Athletes</w:t>
+      </w:pPr>
+      <w:r>
+        <w:rPr>
+          <w:rFonts w:eastAsia="Arial"/>
+          <w:b/>
+          <w:bCs/>
+          <w:color w:val="000000" w:themeColor="text1"/>
+          <w:sz w:val="22"/>
+          <w:szCs w:val="22"/>
+        </w:rPr>
+        <w:t>Figure</w:t>
+      </w:r>
+      <w:r>
+        <w:rPr>
+          <w:rFonts w:eastAsia="Arial"/>
+          <w:b/>
+          <w:bCs/>
+          <w:color w:val="000000" w:themeColor="text1"/>
+          <w:sz w:val="22"/>
+          <w:szCs w:val="22"/>
+        </w:rPr>
+        <w:t xml:space="preserve"> 4</w:t>
+      </w:r>
+      <w:r>
+        <w:rPr>
+          <w:rFonts w:eastAsia="Arial"/>
+          <w:b/>
+          <w:bCs/>
+          <w:color w:val="000000" w:themeColor="text1"/>
+          <w:sz w:val="22"/>
+          <w:szCs w:val="22"/>
+        </w:rPr>
+        <w:t>: Athlete Detail with Score Ring</w:t>
       </w:r>
     </w:p>
     <w:p>
       <w:pPr>
         <w:pStyle w:val="Heading1"/>
         <w:spacing w:before="160" w:after="90" w:line="252" w:lineRule="auto"/>
-        <w:rPr>
-          <w:rFonts w:eastAsia="Arial"/>
-          <w:color w:val="000000" w:themeColor="text1"/>
-          <w:sz w:val="22"/>
-          <w:szCs w:val="22"/>
-        </w:rPr>
-      </w:pPr>
-      <w:r>
+        <w:jc w:val="center"/>
+        <w:rPr>
+          <w:rFonts w:eastAsia="Arial"/>
+          <w:color w:val="000000" w:themeColor="text1"/>
+          <w:sz w:val="22"/>
+          <w:szCs w:val="22"/>
+        </w:rPr>
+      </w:pPr>
+      <w:r>
+        <w:rPr>
+          <w:rFonts w:eastAsia="Arial"/>
+          <w:color w:val="000000" w:themeColor="text1"/>
+          <w:sz w:val="22"/>
+          <w:szCs w:val="22"/>
+        </w:rPr>
+        <w:drawing>
+          <wp:inline distT="0" distB="0" distL="0" distR="0" wp14:anchorId="272ED6B2" wp14:editId="63AD1902">
+            <wp:extent cx="3899070" cy="1857676"/>
+            <wp:effectExtent l="0" t="0" r="6350" b="9525"/>
+            <wp:docPr id="1131568496" name="Picture 1"/>
+            <wp:cNvGraphicFramePr>
+              <a:graphicFrameLocks xmlns:a="http://schemas.openxmlformats.org/drawingml/2006/main" noChangeAspect="1"/>
+            </wp:cNvGraphicFramePr>
+            <a:graphic xmlns:a="http://schemas.openxmlformats.org/drawingml/2006/main">
+              <a:graphicData uri="http://schemas.openxmlformats.org/drawingml/2006/picture">
+                <pic:pic xmlns:pic="http://schemas.openxmlformats.org/drawingml/2006/picture">
+                  <pic:nvPicPr>
+                    <pic:cNvPr id="1131568496" name=""/>
+                    <pic:cNvPicPr/>
+                  </pic:nvPicPr>
+                  <pic:blipFill>
+                    <a:blip r:embed="rId18"/>
+                    <a:stretch>
+                      <a:fillRect/>
+                    </a:stretch>
+                  </pic:blipFill>
+                  <pic:spPr>
+                    <a:xfrm>
+                      <a:off x="0" y="0"/>
+                      <a:ext cx="3909820" cy="1862798"/>
+                    </a:xfrm>
+                    <a:prstGeom prst="rect">
+                      <a:avLst/>
+                    </a:prstGeom>
+                  </pic:spPr>
+                </pic:pic>
+              </a:graphicData>
+            </a:graphic>
+          </wp:inline>
+        </w:drawing>
+      </w:r>
+    </w:p>
+    <w:p>
+      <w:pPr>
+        <w:pStyle w:val="Heading1"/>
+        <w:spacing w:before="160" w:after="90" w:line="252" w:lineRule="auto"/>
         <w:rPr>
           <w:rFonts w:eastAsia="Arial"/>
           <w:b/>
@@ -12153,21 +12008,102 @@
           <w:sz w:val="22"/>
           <w:szCs w:val="22"/>
         </w:rPr>
-        <w:t>Figure 5: Athlete Detail with Score Ring</w:t>
+      </w:pPr>
+      <w:r>
+        <w:rPr>
+          <w:rFonts w:eastAsia="Arial"/>
+          <w:b/>
+          <w:bCs/>
+          <w:color w:val="000000" w:themeColor="text1"/>
+          <w:sz w:val="22"/>
+          <w:szCs w:val="22"/>
+        </w:rPr>
+        <w:t xml:space="preserve">Figure </w:t>
+      </w:r>
+      <w:r>
+        <w:rPr>
+          <w:rFonts w:eastAsia="Arial"/>
+          <w:b/>
+          <w:bCs/>
+          <w:color w:val="000000" w:themeColor="text1"/>
+          <w:sz w:val="22"/>
+          <w:szCs w:val="22"/>
+        </w:rPr>
+        <w:t>5</w:t>
+      </w:r>
+      <w:r>
+        <w:rPr>
+          <w:rFonts w:eastAsia="Arial"/>
+          <w:b/>
+          <w:bCs/>
+          <w:color w:val="000000" w:themeColor="text1"/>
+          <w:sz w:val="22"/>
+          <w:szCs w:val="22"/>
+        </w:rPr>
+        <w:t>: Add Athlete Form</w:t>
       </w:r>
     </w:p>
     <w:p>
       <w:pPr>
         <w:pStyle w:val="Heading1"/>
         <w:spacing w:before="160" w:after="90" w:line="252" w:lineRule="auto"/>
-        <w:rPr>
-          <w:rFonts w:eastAsia="Arial"/>
-          <w:color w:val="000000" w:themeColor="text1"/>
-          <w:sz w:val="22"/>
-          <w:szCs w:val="22"/>
-        </w:rPr>
-      </w:pPr>
-      <w:r>
+        <w:jc w:val="center"/>
+        <w:rPr>
+          <w:rFonts w:eastAsia="Arial"/>
+          <w:color w:val="000000" w:themeColor="text1"/>
+          <w:sz w:val="22"/>
+          <w:szCs w:val="22"/>
+        </w:rPr>
+      </w:pPr>
+      <w:r>
+        <w:rPr>
+          <w:rFonts w:eastAsia="Arial"/>
+          <w:color w:val="000000" w:themeColor="text1"/>
+          <w:sz w:val="22"/>
+          <w:szCs w:val="22"/>
+        </w:rPr>
+        <w:lastRenderedPageBreak/>
+        <w:drawing>
+          <wp:inline distT="0" distB="0" distL="0" distR="0" wp14:anchorId="7FB7187B" wp14:editId="5173FDD7">
+            <wp:extent cx="3503596" cy="1720623"/>
+            <wp:effectExtent l="0" t="0" r="1905" b="0"/>
+            <wp:docPr id="1416330192" name="Picture 1"/>
+            <wp:cNvGraphicFramePr>
+              <a:graphicFrameLocks xmlns:a="http://schemas.openxmlformats.org/drawingml/2006/main" noChangeAspect="1"/>
+            </wp:cNvGraphicFramePr>
+            <a:graphic xmlns:a="http://schemas.openxmlformats.org/drawingml/2006/main">
+              <a:graphicData uri="http://schemas.openxmlformats.org/drawingml/2006/picture">
+                <pic:pic xmlns:pic="http://schemas.openxmlformats.org/drawingml/2006/picture">
+                  <pic:nvPicPr>
+                    <pic:cNvPr id="1416330192" name=""/>
+                    <pic:cNvPicPr/>
+                  </pic:nvPicPr>
+                  <pic:blipFill>
+                    <a:blip r:embed="rId19"/>
+                    <a:stretch>
+                      <a:fillRect/>
+                    </a:stretch>
+                  </pic:blipFill>
+                  <pic:spPr>
+                    <a:xfrm>
+                      <a:off x="0" y="0"/>
+                      <a:ext cx="3525193" cy="1731230"/>
+                    </a:xfrm>
+                    <a:prstGeom prst="rect">
+                      <a:avLst/>
+                    </a:prstGeom>
+                  </pic:spPr>
+                </pic:pic>
+              </a:graphicData>
+            </a:graphic>
+          </wp:inline>
+        </w:drawing>
+      </w:r>
+    </w:p>
+    <w:p>
+      <w:pPr>
+        <w:pStyle w:val="Heading1"/>
+        <w:spacing w:before="160" w:after="90" w:line="252" w:lineRule="auto"/>
         <w:rPr>
           <w:rFonts w:eastAsia="Arial"/>
           <w:b/>
@@ -12176,21 +12112,115 @@
           <w:sz w:val="22"/>
           <w:szCs w:val="22"/>
         </w:rPr>
-        <w:t>Figure 6: Exercise Selection Grid</w:t>
+      </w:pPr>
+      <w:proofErr w:type="gramStart"/>
+      <w:r>
+        <w:rPr>
+          <w:rFonts w:eastAsia="Arial"/>
+          <w:b/>
+          <w:bCs/>
+          <w:color w:val="000000" w:themeColor="text1"/>
+          <w:sz w:val="22"/>
+          <w:szCs w:val="22"/>
+        </w:rPr>
+        <w:t>Figure :</w:t>
+      </w:r>
+      <w:proofErr w:type="gramEnd"/>
+      <w:r>
+        <w:rPr>
+          <w:rFonts w:eastAsia="Arial"/>
+          <w:b/>
+          <w:bCs/>
+          <w:color w:val="000000" w:themeColor="text1"/>
+          <w:sz w:val="22"/>
+          <w:szCs w:val="22"/>
+        </w:rPr>
+        <w:t xml:space="preserve"> History Page</w:t>
       </w:r>
     </w:p>
     <w:p>
       <w:pPr>
         <w:pStyle w:val="Heading1"/>
         <w:spacing w:before="160" w:after="90" w:line="252" w:lineRule="auto"/>
-        <w:rPr>
-          <w:rFonts w:eastAsia="Arial"/>
-          <w:color w:val="000000" w:themeColor="text1"/>
-          <w:sz w:val="22"/>
-          <w:szCs w:val="22"/>
-        </w:rPr>
-      </w:pPr>
-      <w:r>
+        <w:jc w:val="center"/>
+        <w:rPr>
+          <w:rFonts w:eastAsia="Arial"/>
+          <w:color w:val="000000" w:themeColor="text1"/>
+          <w:sz w:val="22"/>
+          <w:szCs w:val="22"/>
+        </w:rPr>
+      </w:pPr>
+      <w:r>
+        <w:rPr>
+          <w:rFonts w:eastAsia="Arial"/>
+          <w:color w:val="000000" w:themeColor="text1"/>
+          <w:sz w:val="22"/>
+          <w:szCs w:val="22"/>
+        </w:rPr>
+        <w:drawing>
+          <wp:inline distT="0" distB="0" distL="0" distR="0" wp14:anchorId="507136EA" wp14:editId="6AC9047E">
+            <wp:extent cx="3218332" cy="1530416"/>
+            <wp:effectExtent l="0" t="0" r="1270" b="0"/>
+            <wp:docPr id="404535938" name="Picture 1"/>
+            <wp:cNvGraphicFramePr>
+              <a:graphicFrameLocks xmlns:a="http://schemas.openxmlformats.org/drawingml/2006/main" noChangeAspect="1"/>
+            </wp:cNvGraphicFramePr>
+            <a:graphic xmlns:a="http://schemas.openxmlformats.org/drawingml/2006/main">
+              <a:graphicData uri="http://schemas.openxmlformats.org/drawingml/2006/picture">
+                <pic:pic xmlns:pic="http://schemas.openxmlformats.org/drawingml/2006/picture">
+                  <pic:nvPicPr>
+                    <pic:cNvPr id="404535938" name=""/>
+                    <pic:cNvPicPr/>
+                  </pic:nvPicPr>
+                  <pic:blipFill>
+                    <a:blip r:embed="rId20"/>
+                    <a:stretch>
+                      <a:fillRect/>
+                    </a:stretch>
+                  </pic:blipFill>
+                  <pic:spPr>
+                    <a:xfrm>
+                      <a:off x="0" y="0"/>
+                      <a:ext cx="3222789" cy="1532536"/>
+                    </a:xfrm>
+                    <a:prstGeom prst="rect">
+                      <a:avLst/>
+                    </a:prstGeom>
+                  </pic:spPr>
+                </pic:pic>
+              </a:graphicData>
+            </a:graphic>
+          </wp:inline>
+        </w:drawing>
+      </w:r>
+    </w:p>
+    <w:p>
+      <w:pPr>
+        <w:pStyle w:val="Heading1"/>
+        <w:spacing w:before="160" w:after="90" w:line="252" w:lineRule="auto"/>
+        <w:rPr>
+          <w:rFonts w:eastAsia="Arial"/>
+          <w:color w:val="000000" w:themeColor="text1"/>
+          <w:sz w:val="22"/>
+          <w:szCs w:val="22"/>
+        </w:rPr>
+      </w:pPr>
+      <w:r>
+        <w:rPr>
+          <w:rFonts w:eastAsia="Arial"/>
+          <w:color w:val="000000" w:themeColor="text1"/>
+          <w:sz w:val="22"/>
+          <w:szCs w:val="22"/>
+        </w:rPr>
+        <w:pict w14:anchorId="7BEEDC7E">
+          <v:rect id="_x0000_i1032" style="width:0;height:.75pt" o:hralign="center" o:hrstd="t" o:hr="t" fillcolor="#a0a0a0" stroked="f"/>
+        </w:pict>
+      </w:r>
+    </w:p>
+    <w:p>
+      <w:pPr>
+        <w:pStyle w:val="Heading1"/>
+        <w:spacing w:before="160" w:after="90" w:line="252" w:lineRule="auto"/>
         <w:rPr>
           <w:rFonts w:eastAsia="Arial"/>
           <w:b/>
@@ -12199,7 +12229,17 @@
           <w:sz w:val="22"/>
           <w:szCs w:val="22"/>
         </w:rPr>
-        <w:t>Figure 7: Live Assessment — Vertical Jump</w:t>
+      </w:pPr>
+      <w:r>
+        <w:rPr>
+          <w:rFonts w:eastAsia="Arial"/>
+          <w:b/>
+          <w:bCs/>
+          <w:color w:val="000000" w:themeColor="text1"/>
+          <w:sz w:val="22"/>
+          <w:szCs w:val="22"/>
+        </w:rPr>
+        <w:t>18. Challenges</w:t>
       </w:r>
     </w:p>
     <w:p>
@@ -12222,7 +12262,16 @@
           <w:sz w:val="22"/>
           <w:szCs w:val="22"/>
         </w:rPr>
-        <w:t>Figure 8: Live Assessment — Sit-ups</w:t>
+        <w:t>CPU Processing Speed</w:t>
+      </w:r>
+      <w:r>
+        <w:rPr>
+          <w:rFonts w:eastAsia="Arial"/>
+          <w:color w:val="000000" w:themeColor="text1"/>
+          <w:sz w:val="22"/>
+          <w:szCs w:val="22"/>
+        </w:rPr>
+        <w:t xml:space="preserve"> — Intel UHD graphics without CUDA makes YOLO CPU-bound. Addressed via Celery async processing and frame rate reduction (4 fps for browser streaming).</w:t>
       </w:r>
     </w:p>
     <w:p>
@@ -12236,6 +12285,7 @@
           <w:szCs w:val="22"/>
         </w:rPr>
       </w:pPr>
+      <w:proofErr w:type="spellStart"/>
       <w:r>
         <w:rPr>
           <w:rFonts w:eastAsia="Arial"/>
@@ -12245,7 +12295,28 @@
           <w:sz w:val="22"/>
           <w:szCs w:val="22"/>
         </w:rPr>
-        <w:t>Figure 9: Add Athlete Form</w:t>
+        <w:t>Keypoints</w:t>
+      </w:r>
+      <w:proofErr w:type="spellEnd"/>
+      <w:r>
+        <w:rPr>
+          <w:rFonts w:eastAsia="Arial"/>
+          <w:b/>
+          <w:bCs/>
+          <w:color w:val="000000" w:themeColor="text1"/>
+          <w:sz w:val="22"/>
+          <w:szCs w:val="22"/>
+        </w:rPr>
+        <w:t xml:space="preserve"> Miss on Resize</w:t>
+      </w:r>
+      <w:r>
+        <w:rPr>
+          <w:rFonts w:eastAsia="Arial"/>
+          <w:color w:val="000000" w:themeColor="text1"/>
+          <w:sz w:val="22"/>
+          <w:szCs w:val="22"/>
+        </w:rPr>
+        <w:t xml:space="preserve"> — Frame resizing can alter aspect ratio. Retained original resolution where required.</w:t>
       </w:r>
     </w:p>
     <w:p>
@@ -12268,7 +12339,60 @@
           <w:sz w:val="22"/>
           <w:szCs w:val="22"/>
         </w:rPr>
-        <w:t>Figure 10: Body Measurements Form</w:t>
+        <w:t xml:space="preserve">Duplicate </w:t>
+      </w:r>
+      <w:proofErr w:type="spellStart"/>
+      <w:r>
+        <w:rPr>
+          <w:rFonts w:eastAsia="Arial"/>
+          <w:b/>
+          <w:bCs/>
+          <w:color w:val="000000" w:themeColor="text1"/>
+          <w:sz w:val="22"/>
+          <w:szCs w:val="22"/>
+        </w:rPr>
+        <w:t>SocialApp</w:t>
+      </w:r>
+      <w:proofErr w:type="spellEnd"/>
+      <w:r>
+        <w:rPr>
+          <w:rFonts w:eastAsia="Arial"/>
+          <w:b/>
+          <w:bCs/>
+          <w:color w:val="000000" w:themeColor="text1"/>
+          <w:sz w:val="22"/>
+          <w:szCs w:val="22"/>
+        </w:rPr>
+        <w:t xml:space="preserve"> Error</w:t>
+      </w:r>
+      <w:r>
+        <w:rPr>
+          <w:rFonts w:eastAsia="Arial"/>
+          <w:color w:val="000000" w:themeColor="text1"/>
+          <w:sz w:val="22"/>
+          <w:szCs w:val="22"/>
+        </w:rPr>
+        <w:t xml:space="preserve"> — Duplicate Google credentials caused </w:t>
+      </w:r>
+      <w:proofErr w:type="spellStart"/>
+      <w:r>
+        <w:rPr>
+          <w:rFonts w:eastAsia="Arial"/>
+          <w:color w:val="000000" w:themeColor="text1"/>
+          <w:sz w:val="22"/>
+          <w:szCs w:val="22"/>
+        </w:rPr>
+        <w:t>MultipleObjectsReturned</w:t>
+      </w:r>
+      <w:proofErr w:type="spellEnd"/>
+      <w:r>
+        <w:rPr>
+          <w:rFonts w:eastAsia="Arial"/>
+          <w:color w:val="000000" w:themeColor="text1"/>
+          <w:sz w:val="22"/>
+          <w:szCs w:val="22"/>
+        </w:rPr>
+        <w:t>. Removed duplicate admin config.</w:t>
       </w:r>
     </w:p>
     <w:p>
@@ -12282,6 +12406,7 @@
           <w:szCs w:val="22"/>
         </w:rPr>
       </w:pPr>
+      <w:proofErr w:type="spellStart"/>
       <w:r>
         <w:rPr>
           <w:rFonts w:eastAsia="Arial"/>
@@ -12291,7 +12416,28 @@
           <w:sz w:val="22"/>
           <w:szCs w:val="22"/>
         </w:rPr>
-        <w:t>Figure 11: History Page</w:t>
+        <w:t>allauth</w:t>
+      </w:r>
+      <w:proofErr w:type="spellEnd"/>
+      <w:r>
+        <w:rPr>
+          <w:rFonts w:eastAsia="Arial"/>
+          <w:b/>
+          <w:bCs/>
+          <w:color w:val="000000" w:themeColor="text1"/>
+          <w:sz w:val="22"/>
+          <w:szCs w:val="22"/>
+        </w:rPr>
+        <w:t xml:space="preserve"> Default Template</w:t>
+      </w:r>
+      <w:r>
+        <w:rPr>
+          <w:rFonts w:eastAsia="Arial"/>
+          <w:color w:val="000000" w:themeColor="text1"/>
+          <w:sz w:val="22"/>
+          <w:szCs w:val="22"/>
+        </w:rPr>
+        <w:t xml:space="preserve"> — Custom templates added under templates/account/ for consistent UI.</w:t>
       </w:r>
     </w:p>
     <w:p>
@@ -12305,6 +12451,7 @@
           <w:szCs w:val="22"/>
         </w:rPr>
       </w:pPr>
+      <w:proofErr w:type="spellStart"/>
       <w:r>
         <w:rPr>
           <w:rFonts w:eastAsia="Arial"/>
@@ -12314,7 +12461,28 @@
           <w:sz w:val="22"/>
           <w:szCs w:val="22"/>
         </w:rPr>
-        <w:t>Figure 12: Reports Analytics</w:t>
+        <w:t>DroidCam</w:t>
+      </w:r>
+      <w:proofErr w:type="spellEnd"/>
+      <w:r>
+        <w:rPr>
+          <w:rFonts w:eastAsia="Arial"/>
+          <w:b/>
+          <w:bCs/>
+          <w:color w:val="000000" w:themeColor="text1"/>
+          <w:sz w:val="22"/>
+          <w:szCs w:val="22"/>
+        </w:rPr>
+        <w:t xml:space="preserve"> Watermark</w:t>
+      </w:r>
+      <w:r>
+        <w:rPr>
+          <w:rFonts w:eastAsia="Arial"/>
+          <w:color w:val="000000" w:themeColor="text1"/>
+          <w:sz w:val="22"/>
+          <w:szCs w:val="22"/>
+        </w:rPr>
+        <w:t xml:space="preserve"> — Free version displays watermark. Accepted as it doesn't affect functionality.</w:t>
       </w:r>
     </w:p>
     <w:p>
@@ -12328,6 +12496,7 @@
           <w:szCs w:val="22"/>
         </w:rPr>
       </w:pPr>
+      <w:proofErr w:type="spellStart"/>
       <w:r>
         <w:rPr>
           <w:rFonts w:eastAsia="Arial"/>
@@ -12337,7 +12506,48 @@
           <w:sz w:val="22"/>
           <w:szCs w:val="22"/>
         </w:rPr>
-        <w:t>Figure 13: Dark Mode — Trainer Dashboard</w:t>
+        <w:t>DroidCam</w:t>
+      </w:r>
+      <w:proofErr w:type="spellEnd"/>
+      <w:r>
+        <w:rPr>
+          <w:rFonts w:eastAsia="Arial"/>
+          <w:b/>
+          <w:bCs/>
+          <w:color w:val="000000" w:themeColor="text1"/>
+          <w:sz w:val="22"/>
+          <w:szCs w:val="22"/>
+        </w:rPr>
+        <w:t xml:space="preserve"> IP Change</w:t>
+      </w:r>
+      <w:r>
+        <w:rPr>
+          <w:rFonts w:eastAsia="Arial"/>
+          <w:color w:val="000000" w:themeColor="text1"/>
+          <w:sz w:val="22"/>
+          <w:szCs w:val="22"/>
+        </w:rPr>
+        <w:t xml:space="preserve"> — Hotspot IP can change. Handled </w:t>
+      </w:r>
+      <w:proofErr w:type="gramStart"/>
+      <w:r>
+        <w:rPr>
+          <w:rFonts w:eastAsia="Arial"/>
+          <w:color w:val="000000" w:themeColor="text1"/>
+          <w:sz w:val="22"/>
+          <w:szCs w:val="22"/>
+        </w:rPr>
+        <w:t>via .env</w:t>
+      </w:r>
+      <w:proofErr w:type="gramEnd"/>
+      <w:r>
+        <w:rPr>
+          <w:rFonts w:eastAsia="Arial"/>
+          <w:color w:val="000000" w:themeColor="text1"/>
+          <w:sz w:val="22"/>
+          <w:szCs w:val="22"/>
+        </w:rPr>
+        <w:t xml:space="preserve"> configuration.</w:t>
       </w:r>
     </w:p>
     <w:p>
@@ -12351,6 +12561,7 @@
           <w:szCs w:val="22"/>
         </w:rPr>
       </w:pPr>
+      <w:proofErr w:type="spellStart"/>
       <w:r>
         <w:rPr>
           <w:rFonts w:eastAsia="Arial"/>
@@ -12360,8 +12571,90 @@
           <w:sz w:val="22"/>
           <w:szCs w:val="22"/>
         </w:rPr>
-        <w:lastRenderedPageBreak/>
-        <w:t>Figure 14: 404 Error Page</w:t>
+        <w:t>DroidCam</w:t>
+      </w:r>
+      <w:proofErr w:type="spellEnd"/>
+      <w:r>
+        <w:rPr>
+          <w:rFonts w:eastAsia="Arial"/>
+          <w:b/>
+          <w:bCs/>
+          <w:color w:val="000000" w:themeColor="text1"/>
+          <w:sz w:val="22"/>
+          <w:szCs w:val="22"/>
+        </w:rPr>
+        <w:t xml:space="preserve"> Virtual Camera</w:t>
+      </w:r>
+      <w:r>
+        <w:rPr>
+          <w:rFonts w:eastAsia="Arial"/>
+          <w:color w:val="000000" w:themeColor="text1"/>
+          <w:sz w:val="22"/>
+          <w:szCs w:val="22"/>
+        </w:rPr>
+        <w:t xml:space="preserve"> — Browser requires </w:t>
+      </w:r>
+      <w:proofErr w:type="spellStart"/>
+      <w:proofErr w:type="gramStart"/>
+      <w:r>
+        <w:rPr>
+          <w:rFonts w:eastAsia="Arial"/>
+          <w:color w:val="000000" w:themeColor="text1"/>
+          <w:sz w:val="22"/>
+          <w:szCs w:val="22"/>
+        </w:rPr>
+        <w:t>getUserMedia</w:t>
+      </w:r>
+      <w:proofErr w:type="spellEnd"/>
+      <w:r>
+        <w:rPr>
+          <w:rFonts w:eastAsia="Arial"/>
+          <w:color w:val="000000" w:themeColor="text1"/>
+          <w:sz w:val="22"/>
+          <w:szCs w:val="22"/>
+        </w:rPr>
+        <w:t>(</w:t>
+      </w:r>
+      <w:proofErr w:type="gramEnd"/>
+      <w:r>
+        <w:rPr>
+          <w:rFonts w:eastAsia="Arial"/>
+          <w:color w:val="000000" w:themeColor="text1"/>
+          <w:sz w:val="22"/>
+          <w:szCs w:val="22"/>
+        </w:rPr>
+        <w:t xml:space="preserve">) permission BEFORE </w:t>
+      </w:r>
+      <w:proofErr w:type="spellStart"/>
+      <w:proofErr w:type="gramStart"/>
+      <w:r>
+        <w:rPr>
+          <w:rFonts w:eastAsia="Arial"/>
+          <w:color w:val="000000" w:themeColor="text1"/>
+          <w:sz w:val="22"/>
+          <w:szCs w:val="22"/>
+        </w:rPr>
+        <w:t>enumerateDevices</w:t>
+      </w:r>
+      <w:proofErr w:type="spellEnd"/>
+      <w:r>
+        <w:rPr>
+          <w:rFonts w:eastAsia="Arial"/>
+          <w:color w:val="000000" w:themeColor="text1"/>
+          <w:sz w:val="22"/>
+          <w:szCs w:val="22"/>
+        </w:rPr>
+        <w:t>(</w:t>
+      </w:r>
+      <w:proofErr w:type="gramEnd"/>
+      <w:r>
+        <w:rPr>
+          <w:rFonts w:eastAsia="Arial"/>
+          <w:color w:val="000000" w:themeColor="text1"/>
+          <w:sz w:val="22"/>
+          <w:szCs w:val="22"/>
+        </w:rPr>
+        <w:t>) returns labels. Fixed by requesting camera permission first.</w:t>
       </w:r>
     </w:p>
     <w:p>
@@ -12384,7 +12677,36 @@
           <w:sz w:val="22"/>
           <w:szCs w:val="22"/>
         </w:rPr>
-        <w:t>Figure 15: Django Admin Panel</w:t>
+        <w:t>Logout Session Persistence</w:t>
+      </w:r>
+      <w:r>
+        <w:rPr>
+          <w:rFonts w:eastAsia="Arial"/>
+          <w:color w:val="000000" w:themeColor="text1"/>
+          <w:sz w:val="22"/>
+          <w:szCs w:val="22"/>
+        </w:rPr>
+        <w:t xml:space="preserve"> — </w:t>
+      </w:r>
+      <w:proofErr w:type="spellStart"/>
+      <w:r>
+        <w:rPr>
+          <w:rFonts w:eastAsia="Arial"/>
+          <w:color w:val="000000" w:themeColor="text1"/>
+          <w:sz w:val="22"/>
+          <w:szCs w:val="22"/>
+        </w:rPr>
+        <w:t>allauth</w:t>
+      </w:r>
+      <w:proofErr w:type="spellEnd"/>
+      <w:r>
+        <w:rPr>
+          <w:rFonts w:eastAsia="Arial"/>
+          <w:color w:val="000000" w:themeColor="text1"/>
+          <w:sz w:val="22"/>
+          <w:szCs w:val="22"/>
+        </w:rPr>
+        <w:t xml:space="preserve"> default didn't clear session on GET. Fixed with custom POST-based logout view.</w:t>
       </w:r>
     </w:p>
     <w:p>
@@ -12407,7 +12729,16 @@
           <w:sz w:val="22"/>
           <w:szCs w:val="22"/>
         </w:rPr>
-        <w:t>Figure 16: Celery Worker Running</w:t>
+        <w:t>Celery Worker on Windows</w:t>
+      </w:r>
+      <w:r>
+        <w:rPr>
+          <w:rFonts w:eastAsia="Arial"/>
+          <w:color w:val="000000" w:themeColor="text1"/>
+          <w:sz w:val="22"/>
+          <w:szCs w:val="22"/>
+        </w:rPr>
+        <w:t xml:space="preserve"> — -P solo flag required for Windows compatibility.</w:t>
       </w:r>
     </w:p>
     <w:p>
@@ -12424,582 +12755,12 @@
       <w:r>
         <w:rPr>
           <w:rFonts w:eastAsia="Arial"/>
-          <w:b/>
-          <w:bCs/>
-          <w:color w:val="000000" w:themeColor="text1"/>
-          <w:sz w:val="22"/>
-          <w:szCs w:val="22"/>
-        </w:rPr>
-        <w:t>Figure 17: Access Control Test — 404 Response</w:t>
-      </w:r>
-    </w:p>
-    <w:p>
-      <w:pPr>
-        <w:pStyle w:val="Heading1"/>
-        <w:spacing w:before="160" w:after="90" w:line="252" w:lineRule="auto"/>
-        <w:rPr>
-          <w:rFonts w:eastAsia="Arial"/>
-          <w:color w:val="000000" w:themeColor="text1"/>
-          <w:sz w:val="22"/>
-          <w:szCs w:val="22"/>
-        </w:rPr>
-      </w:pPr>
-      <w:r>
-        <w:rPr>
-          <w:rFonts w:eastAsia="Arial"/>
-          <w:color w:val="000000" w:themeColor="text1"/>
-          <w:sz w:val="22"/>
-          <w:szCs w:val="22"/>
-        </w:rPr>
-        <w:pict w14:anchorId="7BEEDC7E">
-          <v:rect id="_x0000_i1230" style="width:0;height:.75pt" o:hralign="center" o:hrstd="t" o:hr="t" fillcolor="#a0a0a0" stroked="f"/>
-        </w:pict>
-      </w:r>
-    </w:p>
-    <w:p>
-      <w:pPr>
-        <w:pStyle w:val="Heading1"/>
-        <w:spacing w:before="160" w:after="90" w:line="252" w:lineRule="auto"/>
-        <w:rPr>
-          <w:rFonts w:eastAsia="Arial"/>
-          <w:b/>
-          <w:bCs/>
-          <w:color w:val="000000" w:themeColor="text1"/>
-          <w:sz w:val="22"/>
-          <w:szCs w:val="22"/>
-        </w:rPr>
-      </w:pPr>
-      <w:r>
-        <w:rPr>
-          <w:rFonts w:eastAsia="Arial"/>
-          <w:b/>
-          <w:bCs/>
-          <w:color w:val="000000" w:themeColor="text1"/>
-          <w:sz w:val="22"/>
-          <w:szCs w:val="22"/>
-        </w:rPr>
-        <w:t>18. Challenges</w:t>
-      </w:r>
-    </w:p>
-    <w:p>
-      <w:pPr>
-        <w:pStyle w:val="Heading1"/>
-        <w:spacing w:before="160" w:after="90" w:line="252" w:lineRule="auto"/>
-        <w:rPr>
-          <w:rFonts w:eastAsia="Arial"/>
-          <w:color w:val="000000" w:themeColor="text1"/>
-          <w:sz w:val="22"/>
-          <w:szCs w:val="22"/>
-        </w:rPr>
-      </w:pPr>
-      <w:r>
-        <w:rPr>
-          <w:rFonts w:eastAsia="Arial"/>
-          <w:b/>
-          <w:bCs/>
-          <w:color w:val="000000" w:themeColor="text1"/>
-          <w:sz w:val="22"/>
-          <w:szCs w:val="22"/>
-        </w:rPr>
-        <w:t>CPU Processing Speed</w:t>
-      </w:r>
-      <w:r>
-        <w:rPr>
-          <w:rFonts w:eastAsia="Arial"/>
-          <w:color w:val="000000" w:themeColor="text1"/>
-          <w:sz w:val="22"/>
-          <w:szCs w:val="22"/>
-        </w:rPr>
-        <w:t xml:space="preserve"> — Intel UHD graphics without CUDA makes YOLO CPU-bound. Addressed via Celery async processing and frame rate reduction (4 fps for browser streaming).</w:t>
-      </w:r>
-    </w:p>
-    <w:p>
-      <w:pPr>
-        <w:pStyle w:val="Heading1"/>
-        <w:spacing w:before="160" w:after="90" w:line="252" w:lineRule="auto"/>
-        <w:rPr>
-          <w:rFonts w:eastAsia="Arial"/>
-          <w:color w:val="000000" w:themeColor="text1"/>
-          <w:sz w:val="22"/>
-          <w:szCs w:val="22"/>
-        </w:rPr>
-      </w:pPr>
-      <w:proofErr w:type="spellStart"/>
-      <w:r>
-        <w:rPr>
-          <w:rFonts w:eastAsia="Arial"/>
-          <w:b/>
-          <w:bCs/>
-          <w:color w:val="000000" w:themeColor="text1"/>
-          <w:sz w:val="22"/>
-          <w:szCs w:val="22"/>
-        </w:rPr>
-        <w:t>Keypoints</w:t>
-      </w:r>
-      <w:proofErr w:type="spellEnd"/>
-      <w:r>
-        <w:rPr>
-          <w:rFonts w:eastAsia="Arial"/>
-          <w:b/>
-          <w:bCs/>
-          <w:color w:val="000000" w:themeColor="text1"/>
-          <w:sz w:val="22"/>
-          <w:szCs w:val="22"/>
-        </w:rPr>
-        <w:t xml:space="preserve"> Miss on Resize</w:t>
-      </w:r>
-      <w:r>
-        <w:rPr>
-          <w:rFonts w:eastAsia="Arial"/>
-          <w:color w:val="000000" w:themeColor="text1"/>
-          <w:sz w:val="22"/>
-          <w:szCs w:val="22"/>
-        </w:rPr>
-        <w:t xml:space="preserve"> — Frame resizing can alter aspect ratio. Retained original resolution where required.</w:t>
-      </w:r>
-    </w:p>
-    <w:p>
-      <w:pPr>
-        <w:pStyle w:val="Heading1"/>
-        <w:spacing w:before="160" w:after="90" w:line="252" w:lineRule="auto"/>
-        <w:rPr>
-          <w:rFonts w:eastAsia="Arial"/>
-          <w:color w:val="000000" w:themeColor="text1"/>
-          <w:sz w:val="22"/>
-          <w:szCs w:val="22"/>
-        </w:rPr>
-      </w:pPr>
-      <w:r>
-        <w:rPr>
-          <w:rFonts w:eastAsia="Arial"/>
-          <w:b/>
-          <w:bCs/>
-          <w:color w:val="000000" w:themeColor="text1"/>
-          <w:sz w:val="22"/>
-          <w:szCs w:val="22"/>
-        </w:rPr>
-        <w:t xml:space="preserve">Duplicate </w:t>
-      </w:r>
-      <w:proofErr w:type="spellStart"/>
-      <w:r>
-        <w:rPr>
-          <w:rFonts w:eastAsia="Arial"/>
-          <w:b/>
-          <w:bCs/>
-          <w:color w:val="000000" w:themeColor="text1"/>
-          <w:sz w:val="22"/>
-          <w:szCs w:val="22"/>
-        </w:rPr>
-        <w:t>SocialApp</w:t>
-      </w:r>
-      <w:proofErr w:type="spellEnd"/>
-      <w:r>
-        <w:rPr>
-          <w:rFonts w:eastAsia="Arial"/>
-          <w:b/>
-          <w:bCs/>
-          <w:color w:val="000000" w:themeColor="text1"/>
-          <w:sz w:val="22"/>
-          <w:szCs w:val="22"/>
-        </w:rPr>
-        <w:t xml:space="preserve"> Error</w:t>
-      </w:r>
-      <w:r>
-        <w:rPr>
-          <w:rFonts w:eastAsia="Arial"/>
-          <w:color w:val="000000" w:themeColor="text1"/>
-          <w:sz w:val="22"/>
-          <w:szCs w:val="22"/>
-        </w:rPr>
-        <w:t xml:space="preserve"> — Duplicate Google credentials caused </w:t>
-      </w:r>
-      <w:proofErr w:type="spellStart"/>
-      <w:r>
-        <w:rPr>
-          <w:rFonts w:eastAsia="Arial"/>
-          <w:color w:val="000000" w:themeColor="text1"/>
-          <w:sz w:val="22"/>
-          <w:szCs w:val="22"/>
-        </w:rPr>
-        <w:t>MultipleObjectsReturned</w:t>
-      </w:r>
-      <w:proofErr w:type="spellEnd"/>
-      <w:r>
-        <w:rPr>
-          <w:rFonts w:eastAsia="Arial"/>
-          <w:color w:val="000000" w:themeColor="text1"/>
-          <w:sz w:val="22"/>
-          <w:szCs w:val="22"/>
-        </w:rPr>
-        <w:t>. Removed duplicate admin config.</w:t>
-      </w:r>
-    </w:p>
-    <w:p>
-      <w:pPr>
-        <w:pStyle w:val="Heading1"/>
-        <w:spacing w:before="160" w:after="90" w:line="252" w:lineRule="auto"/>
-        <w:rPr>
-          <w:rFonts w:eastAsia="Arial"/>
-          <w:color w:val="000000" w:themeColor="text1"/>
-          <w:sz w:val="22"/>
-          <w:szCs w:val="22"/>
-        </w:rPr>
-      </w:pPr>
-      <w:proofErr w:type="spellStart"/>
-      <w:r>
-        <w:rPr>
-          <w:rFonts w:eastAsia="Arial"/>
-          <w:b/>
-          <w:bCs/>
-          <w:color w:val="000000" w:themeColor="text1"/>
-          <w:sz w:val="22"/>
-          <w:szCs w:val="22"/>
-        </w:rPr>
-        <w:t>allauth</w:t>
-      </w:r>
-      <w:proofErr w:type="spellEnd"/>
-      <w:r>
-        <w:rPr>
-          <w:rFonts w:eastAsia="Arial"/>
-          <w:b/>
-          <w:bCs/>
-          <w:color w:val="000000" w:themeColor="text1"/>
-          <w:sz w:val="22"/>
-          <w:szCs w:val="22"/>
-        </w:rPr>
-        <w:t xml:space="preserve"> Default Template</w:t>
-      </w:r>
-      <w:r>
-        <w:rPr>
-          <w:rFonts w:eastAsia="Arial"/>
-          <w:color w:val="000000" w:themeColor="text1"/>
-          <w:sz w:val="22"/>
-          <w:szCs w:val="22"/>
-        </w:rPr>
-        <w:t xml:space="preserve"> — Custom templates added under templates/account/ for consistent UI.</w:t>
-      </w:r>
-    </w:p>
-    <w:p>
-      <w:pPr>
-        <w:pStyle w:val="Heading1"/>
-        <w:spacing w:before="160" w:after="90" w:line="252" w:lineRule="auto"/>
-        <w:rPr>
-          <w:rFonts w:eastAsia="Arial"/>
-          <w:color w:val="000000" w:themeColor="text1"/>
-          <w:sz w:val="22"/>
-          <w:szCs w:val="22"/>
-        </w:rPr>
-      </w:pPr>
-      <w:proofErr w:type="spellStart"/>
-      <w:r>
-        <w:rPr>
-          <w:rFonts w:eastAsia="Arial"/>
-          <w:b/>
-          <w:bCs/>
-          <w:color w:val="000000" w:themeColor="text1"/>
-          <w:sz w:val="22"/>
-          <w:szCs w:val="22"/>
-        </w:rPr>
-        <w:t>DroidCam</w:t>
-      </w:r>
-      <w:proofErr w:type="spellEnd"/>
-      <w:r>
-        <w:rPr>
-          <w:rFonts w:eastAsia="Arial"/>
-          <w:b/>
-          <w:bCs/>
-          <w:color w:val="000000" w:themeColor="text1"/>
-          <w:sz w:val="22"/>
-          <w:szCs w:val="22"/>
-        </w:rPr>
-        <w:t xml:space="preserve"> Watermark</w:t>
-      </w:r>
-      <w:r>
-        <w:rPr>
-          <w:rFonts w:eastAsia="Arial"/>
-          <w:color w:val="000000" w:themeColor="text1"/>
-          <w:sz w:val="22"/>
-          <w:szCs w:val="22"/>
-        </w:rPr>
-        <w:t xml:space="preserve"> — Free version displays watermark. Accepted as it doesn't affect functionality.</w:t>
-      </w:r>
-    </w:p>
-    <w:p>
-      <w:pPr>
-        <w:pStyle w:val="Heading1"/>
-        <w:spacing w:before="160" w:after="90" w:line="252" w:lineRule="auto"/>
-        <w:rPr>
-          <w:rFonts w:eastAsia="Arial"/>
-          <w:color w:val="000000" w:themeColor="text1"/>
-          <w:sz w:val="22"/>
-          <w:szCs w:val="22"/>
-        </w:rPr>
-      </w:pPr>
-      <w:proofErr w:type="spellStart"/>
-      <w:r>
-        <w:rPr>
-          <w:rFonts w:eastAsia="Arial"/>
-          <w:b/>
-          <w:bCs/>
-          <w:color w:val="000000" w:themeColor="text1"/>
-          <w:sz w:val="22"/>
-          <w:szCs w:val="22"/>
-        </w:rPr>
-        <w:t>DroidCam</w:t>
-      </w:r>
-      <w:proofErr w:type="spellEnd"/>
-      <w:r>
-        <w:rPr>
-          <w:rFonts w:eastAsia="Arial"/>
-          <w:b/>
-          <w:bCs/>
-          <w:color w:val="000000" w:themeColor="text1"/>
-          <w:sz w:val="22"/>
-          <w:szCs w:val="22"/>
-        </w:rPr>
-        <w:t xml:space="preserve"> IP Change</w:t>
-      </w:r>
-      <w:r>
-        <w:rPr>
-          <w:rFonts w:eastAsia="Arial"/>
-          <w:color w:val="000000" w:themeColor="text1"/>
-          <w:sz w:val="22"/>
-          <w:szCs w:val="22"/>
-        </w:rPr>
-        <w:t xml:space="preserve"> — Hotspot IP can change. Handled </w:t>
-      </w:r>
-      <w:proofErr w:type="gramStart"/>
-      <w:r>
-        <w:rPr>
-          <w:rFonts w:eastAsia="Arial"/>
-          <w:color w:val="000000" w:themeColor="text1"/>
-          <w:sz w:val="22"/>
-          <w:szCs w:val="22"/>
-        </w:rPr>
-        <w:t>via .env</w:t>
-      </w:r>
-      <w:proofErr w:type="gramEnd"/>
-      <w:r>
-        <w:rPr>
-          <w:rFonts w:eastAsia="Arial"/>
-          <w:color w:val="000000" w:themeColor="text1"/>
-          <w:sz w:val="22"/>
-          <w:szCs w:val="22"/>
-        </w:rPr>
-        <w:t xml:space="preserve"> configuration.</w:t>
-      </w:r>
-    </w:p>
-    <w:p>
-      <w:pPr>
-        <w:pStyle w:val="Heading1"/>
-        <w:spacing w:before="160" w:after="90" w:line="252" w:lineRule="auto"/>
-        <w:rPr>
-          <w:rFonts w:eastAsia="Arial"/>
-          <w:color w:val="000000" w:themeColor="text1"/>
-          <w:sz w:val="22"/>
-          <w:szCs w:val="22"/>
-        </w:rPr>
-      </w:pPr>
-      <w:proofErr w:type="spellStart"/>
-      <w:r>
-        <w:rPr>
-          <w:rFonts w:eastAsia="Arial"/>
-          <w:b/>
-          <w:bCs/>
-          <w:color w:val="000000" w:themeColor="text1"/>
-          <w:sz w:val="22"/>
-          <w:szCs w:val="22"/>
-        </w:rPr>
-        <w:t>DroidCam</w:t>
-      </w:r>
-      <w:proofErr w:type="spellEnd"/>
-      <w:r>
-        <w:rPr>
-          <w:rFonts w:eastAsia="Arial"/>
-          <w:b/>
-          <w:bCs/>
-          <w:color w:val="000000" w:themeColor="text1"/>
-          <w:sz w:val="22"/>
-          <w:szCs w:val="22"/>
-        </w:rPr>
-        <w:t xml:space="preserve"> Virtual Camera</w:t>
-      </w:r>
-      <w:r>
-        <w:rPr>
-          <w:rFonts w:eastAsia="Arial"/>
-          <w:color w:val="000000" w:themeColor="text1"/>
-          <w:sz w:val="22"/>
-          <w:szCs w:val="22"/>
-        </w:rPr>
-        <w:t xml:space="preserve"> — Browser requires </w:t>
-      </w:r>
-      <w:proofErr w:type="spellStart"/>
-      <w:proofErr w:type="gramStart"/>
-      <w:r>
-        <w:rPr>
-          <w:rFonts w:eastAsia="Arial"/>
-          <w:color w:val="000000" w:themeColor="text1"/>
-          <w:sz w:val="22"/>
-          <w:szCs w:val="22"/>
-        </w:rPr>
-        <w:t>getUserMedia</w:t>
-      </w:r>
-      <w:proofErr w:type="spellEnd"/>
-      <w:r>
-        <w:rPr>
-          <w:rFonts w:eastAsia="Arial"/>
-          <w:color w:val="000000" w:themeColor="text1"/>
-          <w:sz w:val="22"/>
-          <w:szCs w:val="22"/>
-        </w:rPr>
-        <w:t>(</w:t>
-      </w:r>
-      <w:proofErr w:type="gramEnd"/>
-      <w:r>
-        <w:rPr>
-          <w:rFonts w:eastAsia="Arial"/>
-          <w:color w:val="000000" w:themeColor="text1"/>
-          <w:sz w:val="22"/>
-          <w:szCs w:val="22"/>
-        </w:rPr>
-        <w:t xml:space="preserve">) permission BEFORE </w:t>
-      </w:r>
-      <w:proofErr w:type="spellStart"/>
-      <w:proofErr w:type="gramStart"/>
-      <w:r>
-        <w:rPr>
-          <w:rFonts w:eastAsia="Arial"/>
-          <w:color w:val="000000" w:themeColor="text1"/>
-          <w:sz w:val="22"/>
-          <w:szCs w:val="22"/>
-        </w:rPr>
-        <w:t>enumerateDevices</w:t>
-      </w:r>
-      <w:proofErr w:type="spellEnd"/>
-      <w:r>
-        <w:rPr>
-          <w:rFonts w:eastAsia="Arial"/>
-          <w:color w:val="000000" w:themeColor="text1"/>
-          <w:sz w:val="22"/>
-          <w:szCs w:val="22"/>
-        </w:rPr>
-        <w:t>(</w:t>
-      </w:r>
-      <w:proofErr w:type="gramEnd"/>
-      <w:r>
-        <w:rPr>
-          <w:rFonts w:eastAsia="Arial"/>
-          <w:color w:val="000000" w:themeColor="text1"/>
-          <w:sz w:val="22"/>
-          <w:szCs w:val="22"/>
-        </w:rPr>
-        <w:t>) returns labels. Fixed by requesting camera permission first.</w:t>
-      </w:r>
-    </w:p>
-    <w:p>
-      <w:pPr>
-        <w:pStyle w:val="Heading1"/>
-        <w:spacing w:before="160" w:after="90" w:line="252" w:lineRule="auto"/>
-        <w:rPr>
-          <w:rFonts w:eastAsia="Arial"/>
-          <w:color w:val="000000" w:themeColor="text1"/>
-          <w:sz w:val="22"/>
-          <w:szCs w:val="22"/>
-        </w:rPr>
-      </w:pPr>
-      <w:r>
-        <w:rPr>
-          <w:rFonts w:eastAsia="Arial"/>
-          <w:b/>
-          <w:bCs/>
-          <w:color w:val="000000" w:themeColor="text1"/>
-          <w:sz w:val="22"/>
-          <w:szCs w:val="22"/>
-        </w:rPr>
-        <w:t>Logout Session Persistence</w:t>
-      </w:r>
-      <w:r>
-        <w:rPr>
-          <w:rFonts w:eastAsia="Arial"/>
-          <w:color w:val="000000" w:themeColor="text1"/>
-          <w:sz w:val="22"/>
-          <w:szCs w:val="22"/>
-        </w:rPr>
-        <w:t xml:space="preserve"> — </w:t>
-      </w:r>
-      <w:proofErr w:type="spellStart"/>
-      <w:r>
-        <w:rPr>
-          <w:rFonts w:eastAsia="Arial"/>
-          <w:color w:val="000000" w:themeColor="text1"/>
-          <w:sz w:val="22"/>
-          <w:szCs w:val="22"/>
-        </w:rPr>
-        <w:t>allauth</w:t>
-      </w:r>
-      <w:proofErr w:type="spellEnd"/>
-      <w:r>
-        <w:rPr>
-          <w:rFonts w:eastAsia="Arial"/>
-          <w:color w:val="000000" w:themeColor="text1"/>
-          <w:sz w:val="22"/>
-          <w:szCs w:val="22"/>
-        </w:rPr>
-        <w:t xml:space="preserve"> default didn't clear session on GET. Fixed with custom POST-based logout view.</w:t>
-      </w:r>
-    </w:p>
-    <w:p>
-      <w:pPr>
-        <w:pStyle w:val="Heading1"/>
-        <w:spacing w:before="160" w:after="90" w:line="252" w:lineRule="auto"/>
-        <w:rPr>
-          <w:rFonts w:eastAsia="Arial"/>
-          <w:color w:val="000000" w:themeColor="text1"/>
-          <w:sz w:val="22"/>
-          <w:szCs w:val="22"/>
-        </w:rPr>
-      </w:pPr>
-      <w:r>
-        <w:rPr>
-          <w:rFonts w:eastAsia="Arial"/>
-          <w:b/>
-          <w:bCs/>
-          <w:color w:val="000000" w:themeColor="text1"/>
-          <w:sz w:val="22"/>
-          <w:szCs w:val="22"/>
-        </w:rPr>
-        <w:t>Celery Worker on Windows</w:t>
-      </w:r>
-      <w:r>
-        <w:rPr>
-          <w:rFonts w:eastAsia="Arial"/>
-          <w:color w:val="000000" w:themeColor="text1"/>
-          <w:sz w:val="22"/>
-          <w:szCs w:val="22"/>
-        </w:rPr>
-        <w:t xml:space="preserve"> — -P solo flag required for Windows compatibility.</w:t>
-      </w:r>
-    </w:p>
-    <w:p>
-      <w:pPr>
-        <w:pStyle w:val="Heading1"/>
-        <w:spacing w:before="160" w:after="90" w:line="252" w:lineRule="auto"/>
-        <w:rPr>
-          <w:rFonts w:eastAsia="Arial"/>
-          <w:color w:val="000000" w:themeColor="text1"/>
-          <w:sz w:val="22"/>
-          <w:szCs w:val="22"/>
-        </w:rPr>
-      </w:pPr>
-      <w:r>
-        <w:rPr>
-          <w:rFonts w:eastAsia="Arial"/>
           <w:color w:val="000000" w:themeColor="text1"/>
           <w:sz w:val="22"/>
           <w:szCs w:val="22"/>
         </w:rPr>
         <w:pict w14:anchorId="158DCA28">
-          <v:rect id="_x0000_i1231" style="width:0;height:.75pt" o:hralign="center" o:hrstd="t" o:hr="t" fillcolor="#a0a0a0" stroked="f"/>
+          <v:rect id="_x0000_i1033" style="width:0;height:.75pt" o:hralign="center" o:hrstd="t" o:hr="t" fillcolor="#a0a0a0" stroked="f"/>
         </w:pict>
       </w:r>
     </w:p>
@@ -13175,6 +12936,7 @@
           <w:sz w:val="22"/>
           <w:szCs w:val="22"/>
         </w:rPr>
+        <w:lastRenderedPageBreak/>
         <w:t>Reports analytics page</w:t>
       </w:r>
     </w:p>
@@ -13425,7 +13187,6 @@
           <w:sz w:val="22"/>
           <w:szCs w:val="22"/>
         </w:rPr>
-        <w:lastRenderedPageBreak/>
         <w:t>Automated test suite</w:t>
       </w:r>
     </w:p>
@@ -13448,7 +13209,7 @@
           <w:szCs w:val="22"/>
         </w:rPr>
         <w:pict w14:anchorId="7B912816">
-          <v:rect id="_x0000_i1232" style="width:0;height:.75pt" o:hralign="center" o:hrstd="t" o:hr="t" fillcolor="#a0a0a0" stroked="f"/>
+          <v:rect id="_x0000_i1034" style="width:0;height:.75pt" o:hralign="center" o:hrstd="t" o:hr="t" fillcolor="#a0a0a0" stroked="f"/>
         </w:pict>
       </w:r>
     </w:p>
@@ -13808,7 +13569,7 @@
           <w:szCs w:val="22"/>
         </w:rPr>
         <w:pict w14:anchorId="0ABBBFBE">
-          <v:rect id="_x0000_i1233" style="width:0;height:.75pt" o:hralign="center" o:hrstd="t" o:hr="t" fillcolor="#a0a0a0" stroked="f"/>
+          <v:rect id="_x0000_i1035" style="width:0;height:.75pt" o:hralign="center" o:hrstd="t" o:hr="t" fillcolor="#a0a0a0" stroked="f"/>
         </w:pict>
       </w:r>
     </w:p>
@@ -13884,11 +13645,9 @@
       <w:pPr>
         <w:rPr>
           <w:rFonts w:eastAsia="Arial"/>
-          <w:b/>
-          <w:bCs/>
-          <w:color w:val="000000" w:themeColor="text1"/>
-          <w:sz w:val="27"/>
-          <w:szCs w:val="27"/>
+          <w:color w:val="000000"/>
+          <w:sz w:val="22"/>
+          <w:szCs w:val="22"/>
         </w:rPr>
       </w:pPr>
       <w:r>
@@ -13902,3110 +13661,10 @@
         </w:rPr>
         <w:br w:type="page"/>
       </w:r>
-      <w:r>
-        <w:rPr>
-          <w:rFonts w:eastAsia="Arial"/>
-          <w:b/>
-          <w:bCs/>
-          <w:color w:val="000000" w:themeColor="text1"/>
-          <w:sz w:val="27"/>
-          <w:szCs w:val="27"/>
-        </w:rPr>
-        <w:lastRenderedPageBreak/>
-        <w:t>5</w:t>
-      </w:r>
-      <w:r>
-        <w:rPr>
-          <w:rFonts w:eastAsia="Arial"/>
-          <w:b/>
-          <w:bCs/>
-          <w:color w:val="000000" w:themeColor="text1"/>
-          <w:sz w:val="27"/>
-          <w:szCs w:val="27"/>
-        </w:rPr>
-        <w:t>. Webcam and OpenCV Implementation</w:t>
-      </w:r>
-    </w:p>
-    <w:tbl>
-      <w:tblPr>
-        <w:tblW w:w="5056" w:type="pct"/>
-        <w:tblCellMar>
-          <w:left w:w="10" w:type="dxa"/>
-          <w:right w:w="10" w:type="dxa"/>
-        </w:tblCellMar>
-        <w:tblLook w:val="0000" w:firstRow="0" w:lastRow="0" w:firstColumn="0" w:lastColumn="0" w:noHBand="0" w:noVBand="0"/>
-      </w:tblPr>
-      <w:tblGrid>
-        <w:gridCol w:w="10170"/>
-      </w:tblGrid>
-      <w:tr>
-        <w:trPr>
-          <w:trHeight w:val="308"/>
-        </w:trPr>
-        <w:tc>
-          <w:tcPr>
-            <w:tcW w:w="5000" w:type="pct"/>
-            <w:shd w:val="clear" w:color="auto" w:fill="FFFFFF" w:themeFill="background1"/>
-            <w:tcMar>
-              <w:top w:w="90" w:type="dxa"/>
-              <w:left w:w="150" w:type="dxa"/>
-              <w:bottom w:w="90" w:type="dxa"/>
-              <w:right w:w="150" w:type="dxa"/>
-            </w:tcMar>
-          </w:tcPr>
-          <w:p>
-            <w:pPr>
-              <w:spacing w:after="10" w:line="220" w:lineRule="auto"/>
-            </w:pPr>
-            <w:r>
-              <w:rPr>
-                <w:rFonts w:eastAsia="Consolas"/>
-                <w:color w:val="1F1F1F"/>
-                <w:sz w:val="16"/>
-                <w:szCs w:val="16"/>
-              </w:rPr>
-              <w:t>cap = cv2.VideoCapture(0)</w:t>
-            </w:r>
-          </w:p>
-          <w:p>
-            <w:pPr>
-              <w:spacing w:after="10" w:line="220" w:lineRule="auto"/>
-            </w:pPr>
-            <w:r>
-              <w:rPr>
-                <w:rFonts w:eastAsia="Consolas"/>
-                <w:color w:val="1F1F1F"/>
-                <w:sz w:val="16"/>
-                <w:szCs w:val="16"/>
-              </w:rPr>
-              <w:t xml:space="preserve">ret, frame = </w:t>
-            </w:r>
-            <w:proofErr w:type="gramStart"/>
-            <w:r>
-              <w:rPr>
-                <w:rFonts w:eastAsia="Consolas"/>
-                <w:color w:val="1F1F1F"/>
-                <w:sz w:val="16"/>
-                <w:szCs w:val="16"/>
-              </w:rPr>
-              <w:t>cap.read</w:t>
-            </w:r>
-            <w:proofErr w:type="gramEnd"/>
-            <w:r>
-              <w:rPr>
-                <w:rFonts w:eastAsia="Consolas"/>
-                <w:color w:val="1F1F1F"/>
-                <w:sz w:val="16"/>
-                <w:szCs w:val="16"/>
-              </w:rPr>
-              <w:t>()</w:t>
-            </w:r>
-          </w:p>
-          <w:p>
-            <w:pPr>
-              <w:spacing w:after="10" w:line="220" w:lineRule="auto"/>
-            </w:pPr>
-            <w:r>
-              <w:rPr>
-                <w:rFonts w:eastAsia="Consolas"/>
-                <w:color w:val="1F1F1F"/>
-                <w:sz w:val="16"/>
-                <w:szCs w:val="16"/>
-              </w:rPr>
-              <w:t>cv2.imshow('Live Feed', frame)</w:t>
-            </w:r>
-          </w:p>
-        </w:tc>
-      </w:tr>
-      <w:tr>
-        <w:trPr>
-          <w:trHeight w:val="5820"/>
-        </w:trPr>
-        <w:tc>
-          <w:tcPr>
-            <w:tcW w:w="5000" w:type="pct"/>
-            <w:shd w:val="clear" w:color="auto" w:fill="FAFAFA"/>
-            <w:tcMar>
-              <w:top w:w="100" w:type="dxa"/>
-              <w:left w:w="150" w:type="dxa"/>
-              <w:bottom w:w="100" w:type="dxa"/>
-              <w:right w:w="150" w:type="dxa"/>
-            </w:tcMar>
-            <w:vAlign w:val="center"/>
-          </w:tcPr>
-          <w:p>
-            <w:pPr>
-              <w:spacing w:after="60"/>
-            </w:pPr>
-            <w:r>
-              <w:rPr>
-                <w:noProof/>
-              </w:rPr>
-              <mc:AlternateContent>
-                <mc:Choice Requires="wps">
-                  <w:drawing>
-                    <wp:anchor distT="0" distB="0" distL="114300" distR="114300" simplePos="0" relativeHeight="251663360" behindDoc="1" locked="0" layoutInCell="1" allowOverlap="1" wp14:anchorId="4F687967" wp14:editId="4DC68957">
-                      <wp:simplePos x="0" y="0"/>
-                      <wp:positionH relativeFrom="column">
-                        <wp:posOffset>-87630</wp:posOffset>
-                      </wp:positionH>
-                      <wp:positionV relativeFrom="paragraph">
-                        <wp:posOffset>3558540</wp:posOffset>
-                      </wp:positionV>
-                      <wp:extent cx="6267450" cy="635"/>
-                      <wp:effectExtent l="0" t="0" r="0" b="0"/>
-                      <wp:wrapTight wrapText="bothSides">
-                        <wp:wrapPolygon edited="0">
-                          <wp:start x="0" y="0"/>
-                          <wp:lineTo x="0" y="21600"/>
-                          <wp:lineTo x="21600" y="21600"/>
-                          <wp:lineTo x="21600" y="0"/>
-                        </wp:wrapPolygon>
-                      </wp:wrapTight>
-                      <wp:docPr id="1697533309" name="Text Box 1"/>
-                      <wp:cNvGraphicFramePr/>
-                      <a:graphic xmlns:a="http://schemas.openxmlformats.org/drawingml/2006/main">
-                        <a:graphicData uri="http://schemas.microsoft.com/office/word/2010/wordprocessingShape">
-                          <wps:wsp>
-                            <wps:cNvSpPr txBox="1"/>
-                            <wps:spPr>
-                              <a:xfrm>
-                                <a:off x="0" y="0"/>
-                                <a:ext cx="6267450" cy="635"/>
-                              </a:xfrm>
-                              <a:prstGeom prst="rect">
-                                <a:avLst/>
-                              </a:prstGeom>
-                              <a:solidFill>
-                                <a:prstClr val="white"/>
-                              </a:solidFill>
-                              <a:ln>
-                                <a:noFill/>
-                              </a:ln>
-                            </wps:spPr>
-                            <wps:txbx>
-                              <w:txbxContent>
-                                <w:p>
-                                  <w:pPr>
-                                    <w:pStyle w:val="Caption"/>
-                                    <w:jc w:val="center"/>
-                                    <w:rPr>
-                                      <w:rFonts w:eastAsia="Arial" w:cs="Times New Roman"/>
-                                      <w:b/>
-                                      <w:bCs/>
-                                      <w:noProof/>
-                                      <w:color w:val="595959"/>
-                                      <w:sz w:val="20"/>
-                                      <w:szCs w:val="20"/>
-                                    </w:rPr>
-                                  </w:pPr>
-                                  <w:r>
-                                    <w:rPr>
-                                      <w:b/>
-                                      <w:bCs/>
-                                    </w:rPr>
-                                    <w:t xml:space="preserve">Figure </w:t>
-                                  </w:r>
-                                  <w:r>
-                                    <w:rPr>
-                                      <w:b/>
-                                      <w:bCs/>
-                                    </w:rPr>
-                                    <w:fldChar w:fldCharType="begin"/>
-                                  </w:r>
-                                  <w:r>
-                                    <w:rPr>
-                                      <w:b/>
-                                      <w:bCs/>
-                                    </w:rPr>
-                                    <w:instrText xml:space="preserve"> SEQ Figure \* ARABIC </w:instrText>
-                                  </w:r>
-                                  <w:r>
-                                    <w:rPr>
-                                      <w:b/>
-                                      <w:bCs/>
-                                    </w:rPr>
-                                    <w:fldChar w:fldCharType="separate"/>
-                                  </w:r>
-                                  <w:r>
-                                    <w:rPr>
-                                      <w:b/>
-                                      <w:bCs/>
-                                      <w:noProof/>
-                                    </w:rPr>
-                                    <w:t>1</w:t>
-                                  </w:r>
-                                  <w:r>
-                                    <w:rPr>
-                                      <w:b/>
-                                      <w:bCs/>
-                                    </w:rPr>
-                                    <w:fldChar w:fldCharType="end"/>
-                                  </w:r>
-                                  <w:r>
-                                    <w:rPr>
-                                      <w:b/>
-                                      <w:bCs/>
-                                    </w:rPr>
-                                    <w:t>: Live webcam feed captured using OpenCV</w:t>
-                                  </w:r>
-                                </w:p>
-                              </w:txbxContent>
-                            </wps:txbx>
-                            <wps:bodyPr rot="0" spcFirstLastPara="0" vertOverflow="overflow" horzOverflow="overflow" vert="horz" wrap="square" lIns="0" tIns="0" rIns="0" bIns="0" numCol="1" spcCol="0" rtlCol="0" fromWordArt="0" anchor="t" anchorCtr="0" forceAA="0" compatLnSpc="1">
-                              <a:prstTxWarp prst="textNoShape">
-                                <a:avLst/>
-                              </a:prstTxWarp>
-                              <a:spAutoFit/>
-                            </wps:bodyPr>
-                          </wps:wsp>
-                        </a:graphicData>
-                      </a:graphic>
-                    </wp:anchor>
-                  </w:drawing>
-                </mc:Choice>
-                <mc:Fallback>
-                  <w:pict>
-                    <v:shapetype w14:anchorId="4F687967" id="_x0000_t202" coordsize="21600,21600" o:spt="202" path="m,l,21600r21600,l21600,xe">
-                      <v:stroke joinstyle="miter"/>
-                      <v:path gradientshapeok="t" o:connecttype="rect"/>
-                    </v:shapetype>
-                    <v:shape id="Text Box 1" o:spid="_x0000_s1026" type="#_x0000_t202" style="position:absolute;margin-left:-6.9pt;margin-top:280.2pt;width:493.5pt;height:.05pt;z-index:-251653120;visibility:visible;mso-wrap-style:square;mso-wrap-distance-left:9pt;mso-wrap-distance-top:0;mso-wrap-distance-right:9pt;mso-wrap-distance-bottom:0;mso-position-horizontal:absolute;mso-position-horizontal-relative:text;mso-position-vertical:absolute;mso-position-vertical-relative:text;v-text-anchor:top" o:gfxdata="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" stroked="f">
-                      <v:textbox style="mso-fit-shape-to-text:t" inset="0,0,0,0">
-                        <w:txbxContent>
-                          <w:p>
-                            <w:pPr>
-                              <w:pStyle w:val="Caption"/>
-                              <w:jc w:val="center"/>
-                              <w:rPr>
-                                <w:rFonts w:eastAsia="Arial" w:cs="Times New Roman"/>
-                                <w:b/>
-                                <w:bCs/>
-                                <w:noProof/>
-                                <w:color w:val="595959"/>
-                                <w:sz w:val="20"/>
-                                <w:szCs w:val="20"/>
-                              </w:rPr>
-                            </w:pPr>
-                            <w:r>
-                              <w:rPr>
-                                <w:b/>
-                                <w:bCs/>
-                              </w:rPr>
-                              <w:t xml:space="preserve">Figure </w:t>
-                            </w:r>
-                            <w:r>
-                              <w:rPr>
-                                <w:b/>
-                                <w:bCs/>
-                              </w:rPr>
-                              <w:fldChar w:fldCharType="begin"/>
-                            </w:r>
-                            <w:r>
-                              <w:rPr>
-                                <w:b/>
-                                <w:bCs/>
-                              </w:rPr>
-                              <w:instrText xml:space="preserve"> SEQ Figure \* ARABIC </w:instrText>
-                            </w:r>
-                            <w:r>
-                              <w:rPr>
-                                <w:b/>
-                                <w:bCs/>
-                              </w:rPr>
-                              <w:fldChar w:fldCharType="separate"/>
-                            </w:r>
-                            <w:r>
-                              <w:rPr>
-                                <w:b/>
-                                <w:bCs/>
-                                <w:noProof/>
-                              </w:rPr>
-                              <w:t>1</w:t>
-                            </w:r>
-                            <w:r>
-                              <w:rPr>
-                                <w:b/>
-                                <w:bCs/>
-                              </w:rPr>
-                              <w:fldChar w:fldCharType="end"/>
-                            </w:r>
-                            <w:r>
-                              <w:rPr>
-                                <w:b/>
-                                <w:bCs/>
-                              </w:rPr>
-                              <w:t>: Live webcam feed captured using OpenCV</w:t>
-                            </w:r>
-                          </w:p>
-                        </w:txbxContent>
-                      </v:textbox>
-                      <w10:wrap type="tight"/>
-                    </v:shape>
-                  </w:pict>
-                </mc:Fallback>
-              </mc:AlternateContent>
-            </w:r>
-          </w:p>
-        </w:tc>
-      </w:tr>
-    </w:tbl>
-    <w:p>
-      <w:pPr>
-        <w:spacing w:after="80" w:line="252" w:lineRule="auto"/>
-        <w:jc w:val="both"/>
-      </w:pPr>
-      <w:r>
-        <w:rPr>
-          <w:rFonts w:eastAsia="Arial"/>
-          <w:color w:val="000000"/>
-          <w:sz w:val="21"/>
-          <w:szCs w:val="21"/>
-        </w:rPr>
-        <w:t>C</w:t>
-      </w:r>
-      <w:r>
-        <w:rPr>
-          <w:rFonts w:eastAsia="Arial"/>
-          <w:color w:val="000000"/>
-          <w:sz w:val="21"/>
-          <w:szCs w:val="21"/>
-        </w:rPr>
-        <w:t>onfirms the video capture stage (carried over from Milestone 1) is active and feeding frames into the pipeline.</w:t>
-      </w:r>
-    </w:p>
-    <w:p>
-      <w:pPr>
-        <w:pStyle w:val="Heading1"/>
-        <w:spacing w:before="160" w:after="90" w:line="252" w:lineRule="auto"/>
-      </w:pPr>
-      <w:r>
-        <w:rPr>
-          <w:rFonts w:eastAsia="Arial"/>
-          <w:b/>
-          <w:bCs/>
-          <w:color w:val="1F3864"/>
-          <w:sz w:val="27"/>
-          <w:szCs w:val="27"/>
-        </w:rPr>
-        <w:t xml:space="preserve">6. </w:t>
-      </w:r>
-      <w:r>
-        <w:rPr>
-          <w:rFonts w:eastAsia="Arial"/>
-          <w:b/>
-          <w:bCs/>
-          <w:color w:val="000000" w:themeColor="text1"/>
-          <w:sz w:val="27"/>
-          <w:szCs w:val="27"/>
-        </w:rPr>
-        <w:t>YOLO26-Pose Integration</w:t>
-      </w:r>
-    </w:p>
-    <w:tbl>
-      <w:tblPr>
-        <w:tblW w:w="5000" w:type="pct"/>
-        <w:tblCellMar>
-          <w:left w:w="10" w:type="dxa"/>
-          <w:right w:w="10" w:type="dxa"/>
-        </w:tblCellMar>
-        <w:tblLook w:val="0000" w:firstRow="0" w:lastRow="0" w:firstColumn="0" w:lastColumn="0" w:noHBand="0" w:noVBand="0"/>
-      </w:tblPr>
-      <w:tblGrid>
-        <w:gridCol w:w="9890"/>
-      </w:tblGrid>
-      <w:tr>
-        <w:tc>
-          <w:tcPr>
-            <w:tcW w:w="0" w:type="auto"/>
-            <w:shd w:val="clear" w:color="auto" w:fill="FFFFFF" w:themeFill="background1"/>
-            <w:tcMar>
-              <w:top w:w="90" w:type="dxa"/>
-              <w:left w:w="150" w:type="dxa"/>
-              <w:bottom w:w="90" w:type="dxa"/>
-              <w:right w:w="150" w:type="dxa"/>
-            </w:tcMar>
-          </w:tcPr>
-          <w:p>
-            <w:pPr>
-              <w:spacing w:after="10" w:line="220" w:lineRule="auto"/>
-            </w:pPr>
-            <w:r>
-              <w:rPr>
-                <w:rFonts w:eastAsia="Consolas"/>
-                <w:color w:val="1F1F1F"/>
-                <w:sz w:val="16"/>
-                <w:szCs w:val="16"/>
-              </w:rPr>
-              <w:t>model = YOLO("yolo26n-pose.pt")</w:t>
-            </w:r>
-          </w:p>
-          <w:p>
-            <w:pPr>
-              <w:spacing w:after="10" w:line="220" w:lineRule="auto"/>
-            </w:pPr>
-            <w:r>
-              <w:rPr>
-                <w:rFonts w:eastAsia="Consolas"/>
-                <w:color w:val="1F1F1F"/>
-                <w:sz w:val="16"/>
-                <w:szCs w:val="16"/>
-              </w:rPr>
-              <w:t>results = model(frame)</w:t>
-            </w:r>
-          </w:p>
-        </w:tc>
-      </w:tr>
-      <w:tr>
-        <w:trPr>
-          <w:trHeight w:val="3744"/>
-        </w:trPr>
-        <w:tc>
-          <w:tcPr>
-            <w:tcW w:w="0" w:type="auto"/>
-            <w:shd w:val="clear" w:color="auto" w:fill="FAFAFA"/>
-            <w:tcMar>
-              <w:top w:w="100" w:type="dxa"/>
-              <w:left w:w="150" w:type="dxa"/>
-              <w:bottom w:w="100" w:type="dxa"/>
-              <w:right w:w="150" w:type="dxa"/>
-            </w:tcMar>
-            <w:vAlign w:val="center"/>
-          </w:tcPr>
-          <w:p>
-            <w:pPr>
-              <w:spacing w:after="60"/>
-            </w:pPr>
-            <w:r>
-              <w:rPr>
-                <w:noProof/>
-              </w:rPr>
-              <mc:AlternateContent>
-                <mc:Choice Requires="wps">
-                  <w:drawing>
-                    <wp:anchor distT="0" distB="0" distL="114300" distR="114300" simplePos="0" relativeHeight="251665408" behindDoc="1" locked="0" layoutInCell="1" allowOverlap="1" wp14:anchorId="60E50D74" wp14:editId="499656E6">
-                      <wp:simplePos x="0" y="0"/>
-                      <wp:positionH relativeFrom="column">
-                        <wp:posOffset>-95250</wp:posOffset>
-                      </wp:positionH>
-                      <wp:positionV relativeFrom="paragraph">
-                        <wp:posOffset>2861310</wp:posOffset>
-                      </wp:positionV>
-                      <wp:extent cx="6280150" cy="635"/>
-                      <wp:effectExtent l="0" t="0" r="0" b="0"/>
-                      <wp:wrapTight wrapText="bothSides">
-                        <wp:wrapPolygon edited="0">
-                          <wp:start x="0" y="0"/>
-                          <wp:lineTo x="0" y="21600"/>
-                          <wp:lineTo x="21600" y="21600"/>
-                          <wp:lineTo x="21600" y="0"/>
-                        </wp:wrapPolygon>
-                      </wp:wrapTight>
-                      <wp:docPr id="1425524715" name="Text Box 1"/>
-                      <wp:cNvGraphicFramePr/>
-                      <a:graphic xmlns:a="http://schemas.openxmlformats.org/drawingml/2006/main">
-                        <a:graphicData uri="http://schemas.microsoft.com/office/word/2010/wordprocessingShape">
-                          <wps:wsp>
-                            <wps:cNvSpPr txBox="1"/>
-                            <wps:spPr>
-                              <a:xfrm>
-                                <a:off x="0" y="0"/>
-                                <a:ext cx="6280150" cy="635"/>
-                              </a:xfrm>
-                              <a:prstGeom prst="rect">
-                                <a:avLst/>
-                              </a:prstGeom>
-                              <a:solidFill>
-                                <a:prstClr val="white"/>
-                              </a:solidFill>
-                              <a:ln>
-                                <a:noFill/>
-                              </a:ln>
-                            </wps:spPr>
-                            <wps:txbx>
-                              <w:txbxContent>
-                                <w:p>
-                                  <w:pPr>
-                                    <w:pStyle w:val="Caption"/>
-                                    <w:jc w:val="center"/>
-                                    <w:rPr>
-                                      <w:rFonts w:eastAsia="Arial" w:cs="Times New Roman"/>
-                                      <w:b/>
-                                      <w:bCs/>
-                                      <w:noProof/>
-                                      <w:color w:val="595959"/>
-                                      <w:sz w:val="20"/>
-                                      <w:szCs w:val="20"/>
-                                    </w:rPr>
-                                  </w:pPr>
-                                  <w:r>
-                                    <w:rPr>
-                                      <w:b/>
-                                      <w:bCs/>
-                                    </w:rPr>
-                                    <w:t xml:space="preserve">Figure </w:t>
-                                  </w:r>
-                                  <w:r>
-                                    <w:rPr>
-                                      <w:b/>
-                                      <w:bCs/>
-                                    </w:rPr>
-                                    <w:fldChar w:fldCharType="begin"/>
-                                  </w:r>
-                                  <w:r>
-                                    <w:rPr>
-                                      <w:b/>
-                                      <w:bCs/>
-                                    </w:rPr>
-                                    <w:instrText xml:space="preserve"> SEQ Figure \* ARABIC </w:instrText>
-                                  </w:r>
-                                  <w:r>
-                                    <w:rPr>
-                                      <w:b/>
-                                      <w:bCs/>
-                                    </w:rPr>
-                                    <w:fldChar w:fldCharType="separate"/>
-                                  </w:r>
-                                  <w:r>
-                                    <w:rPr>
-                                      <w:b/>
-                                      <w:bCs/>
-                                      <w:noProof/>
-                                    </w:rPr>
-                                    <w:t>2</w:t>
-                                  </w:r>
-                                  <w:r>
-                                    <w:rPr>
-                                      <w:b/>
-                                      <w:bCs/>
-                                    </w:rPr>
-                                    <w:fldChar w:fldCharType="end"/>
-                                  </w:r>
-                                  <w:r>
-                                    <w:rPr>
-                                      <w:b/>
-                                      <w:bCs/>
-                                    </w:rPr>
-                                    <w:t>: Real-time human pose detection using YOLO26-Pose.</w:t>
-                                  </w:r>
-                                </w:p>
-                              </w:txbxContent>
-                            </wps:txbx>
-                            <wps:bodyPr rot="0" spcFirstLastPara="0" vertOverflow="overflow" horzOverflow="overflow" vert="horz" wrap="square" lIns="0" tIns="0" rIns="0" bIns="0" numCol="1" spcCol="0" rtlCol="0" fromWordArt="0" anchor="t" anchorCtr="0" forceAA="0" compatLnSpc="1">
-                              <a:prstTxWarp prst="textNoShape">
-                                <a:avLst/>
-                              </a:prstTxWarp>
-                              <a:spAutoFit/>
-                            </wps:bodyPr>
-                          </wps:wsp>
-                        </a:graphicData>
-                      </a:graphic>
-                    </wp:anchor>
-                  </w:drawing>
-                </mc:Choice>
-                <mc:Fallback>
-                  <w:pict>
-                    <v:shape w14:anchorId="60E50D74" id="_x0000_s1027" type="#_x0000_t202" style="position:absolute;margin-left:-7.5pt;margin-top:225.3pt;width:494.5pt;height:.05pt;z-index:-251651072;visibility:visible;mso-wrap-style:square;mso-wrap-distance-left:9pt;mso-wrap-distance-top:0;mso-wrap-distance-right:9pt;mso-wrap-distance-bottom:0;mso-position-horizontal:absolute;mso-position-horizontal-relative:text;mso-position-vertical:absolute;mso-position-vertical-relative:text;v-text-anchor:top" o:gfxdata="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" stroked="f">
-                      <v:textbox style="mso-fit-shape-to-text:t" inset="0,0,0,0">
-                        <w:txbxContent>
-                          <w:p>
-                            <w:pPr>
-                              <w:pStyle w:val="Caption"/>
-                              <w:jc w:val="center"/>
-                              <w:rPr>
-                                <w:rFonts w:eastAsia="Arial" w:cs="Times New Roman"/>
-                                <w:b/>
-                                <w:bCs/>
-                                <w:noProof/>
-                                <w:color w:val="595959"/>
-                                <w:sz w:val="20"/>
-                                <w:szCs w:val="20"/>
-                              </w:rPr>
-                            </w:pPr>
-                            <w:r>
-                              <w:rPr>
-                                <w:b/>
-                                <w:bCs/>
-                              </w:rPr>
-                              <w:t xml:space="preserve">Figure </w:t>
-                            </w:r>
-                            <w:r>
-                              <w:rPr>
-                                <w:b/>
-                                <w:bCs/>
-                              </w:rPr>
-                              <w:fldChar w:fldCharType="begin"/>
-                            </w:r>
-                            <w:r>
-                              <w:rPr>
-                                <w:b/>
-                                <w:bCs/>
-                              </w:rPr>
-                              <w:instrText xml:space="preserve"> SEQ Figure \* ARABIC </w:instrText>
-                            </w:r>
-                            <w:r>
-                              <w:rPr>
-                                <w:b/>
-                                <w:bCs/>
-                              </w:rPr>
-                              <w:fldChar w:fldCharType="separate"/>
-                            </w:r>
-                            <w:r>
-                              <w:rPr>
-                                <w:b/>
-                                <w:bCs/>
-                                <w:noProof/>
-                              </w:rPr>
-                              <w:t>2</w:t>
-                            </w:r>
-                            <w:r>
-                              <w:rPr>
-                                <w:b/>
-                                <w:bCs/>
-                              </w:rPr>
-                              <w:fldChar w:fldCharType="end"/>
-                            </w:r>
-                            <w:r>
-                              <w:rPr>
-                                <w:b/>
-                                <w:bCs/>
-                              </w:rPr>
-                              <w:t>: Real-time human pose detection using YOLO26-Pose.</w:t>
-                            </w:r>
-                          </w:p>
-                        </w:txbxContent>
-                      </v:textbox>
-                      <w10:wrap type="tight"/>
-                    </v:shape>
-                  </w:pict>
-                </mc:Fallback>
-              </mc:AlternateContent>
-            </w:r>
-          </w:p>
-        </w:tc>
-      </w:tr>
-    </w:tbl>
-    <w:p>
-      <w:pPr>
-        <w:spacing w:after="80" w:line="252" w:lineRule="auto"/>
-        <w:jc w:val="both"/>
-      </w:pPr>
-      <w:r>
-        <w:rPr>
-          <w:rFonts w:eastAsia="Arial"/>
-          <w:color w:val="000000"/>
-          <w:sz w:val="21"/>
-          <w:szCs w:val="21"/>
-        </w:rPr>
-        <w:t>Shows the model detecting the 17-keypoint skeleton on a live frame in real time.</w:t>
-      </w:r>
-    </w:p>
-    <w:p>
-      <w:pPr>
-        <w:pStyle w:val="Heading1"/>
-        <w:spacing w:before="160" w:after="90" w:line="252" w:lineRule="auto"/>
-        <w:rPr>
-          <w:rFonts w:eastAsia="Arial"/>
-          <w:b/>
-          <w:bCs/>
-          <w:color w:val="000000" w:themeColor="text1"/>
-          <w:sz w:val="27"/>
-          <w:szCs w:val="27"/>
-        </w:rPr>
-      </w:pPr>
-      <w:r>
-        <w:rPr>
-          <w:rFonts w:eastAsia="Arial"/>
-          <w:b/>
-          <w:bCs/>
-          <w:color w:val="000000" w:themeColor="text1"/>
-          <w:sz w:val="27"/>
-          <w:szCs w:val="27"/>
-        </w:rPr>
-        <w:t xml:space="preserve">7. </w:t>
-      </w:r>
-      <w:r>
-        <w:rPr>
-          <w:rFonts w:eastAsia="Arial"/>
-          <w:b/>
-          <w:bCs/>
-          <w:color w:val="000000" w:themeColor="text1"/>
-          <w:sz w:val="27"/>
-          <w:szCs w:val="27"/>
-        </w:rPr>
-        <w:t>Key point</w:t>
-      </w:r>
-      <w:r>
-        <w:rPr>
-          <w:rFonts w:eastAsia="Arial"/>
-          <w:b/>
-          <w:bCs/>
-          <w:color w:val="000000" w:themeColor="text1"/>
-          <w:sz w:val="27"/>
-          <w:szCs w:val="27"/>
-        </w:rPr>
-        <w:t xml:space="preserve"> Extraction</w:t>
-      </w:r>
-    </w:p>
-    <w:p>
-      <w:pPr>
-        <w:spacing w:after="80" w:line="252" w:lineRule="auto"/>
-        <w:jc w:val="both"/>
-        <w:rPr>
-          <w:sz w:val="22"/>
-          <w:szCs w:val="22"/>
-        </w:rPr>
-      </w:pPr>
-      <w:r>
-        <w:rPr>
-          <w:rFonts w:eastAsia="Arial"/>
-          <w:color w:val="000000"/>
-          <w:sz w:val="22"/>
-          <w:szCs w:val="22"/>
-        </w:rPr>
-        <w:lastRenderedPageBreak/>
-        <w:t xml:space="preserve">YOLO26-Pose returns 17 body </w:t>
-      </w:r>
-      <w:r>
-        <w:rPr>
-          <w:rFonts w:eastAsia="Arial"/>
-          <w:color w:val="000000"/>
-          <w:sz w:val="22"/>
-          <w:szCs w:val="22"/>
-        </w:rPr>
-        <w:t>key points</w:t>
-      </w:r>
-      <w:r>
-        <w:rPr>
-          <w:rFonts w:eastAsia="Arial"/>
-          <w:color w:val="000000"/>
-          <w:sz w:val="22"/>
-          <w:szCs w:val="22"/>
-        </w:rPr>
-        <w:t xml:space="preserve"> per person, each as (x-coordinate, y-coordinate, confidence). </w:t>
-      </w:r>
-      <w:r>
-        <w:rPr>
-          <w:rFonts w:eastAsia="Arial"/>
-          <w:color w:val="000000"/>
-          <w:sz w:val="22"/>
-          <w:szCs w:val="22"/>
-        </w:rPr>
-        <w:t>Key points</w:t>
-      </w:r>
-      <w:r>
-        <w:rPr>
-          <w:rFonts w:eastAsia="Arial"/>
-          <w:color w:val="000000"/>
-          <w:sz w:val="22"/>
-          <w:szCs w:val="22"/>
-        </w:rPr>
-        <w:t xml:space="preserve"> with confidence below 0.5 are discarded before use, as established in Milestone 1.</w:t>
-      </w:r>
-    </w:p>
-    <w:p>
-      <w:pPr>
-        <w:pStyle w:val="Heading1"/>
-        <w:spacing w:before="160" w:after="90" w:line="252" w:lineRule="auto"/>
-        <w:rPr>
-          <w:rFonts w:eastAsia="Arial"/>
-          <w:b/>
-          <w:bCs/>
-          <w:color w:val="000000" w:themeColor="text1"/>
-          <w:sz w:val="27"/>
-          <w:szCs w:val="27"/>
-        </w:rPr>
-      </w:pPr>
-      <w:r>
-        <w:rPr>
-          <w:rFonts w:eastAsia="Arial"/>
-          <w:b/>
-          <w:bCs/>
-          <w:color w:val="000000" w:themeColor="text1"/>
-          <w:sz w:val="27"/>
-          <w:szCs w:val="27"/>
-        </w:rPr>
-        <w:t>8. Joint-Angle Calculation</w:t>
-      </w:r>
-    </w:p>
-    <w:p>
-      <w:pPr>
-        <w:spacing w:before="60" w:after="80"/>
-        <w:jc w:val="center"/>
-        <w:rPr>
-          <w:color w:val="000000" w:themeColor="text1"/>
-        </w:rPr>
-      </w:pPr>
-      <w:r>
-        <w:rPr>
-          <w:rFonts w:eastAsia="Arial"/>
-          <w:b/>
-          <w:bCs/>
-          <w:color w:val="000000" w:themeColor="text1"/>
-          <w:sz w:val="22"/>
-          <w:szCs w:val="22"/>
-        </w:rPr>
-        <w:t xml:space="preserve">θ = </w:t>
-      </w:r>
-      <w:proofErr w:type="gramStart"/>
-      <w:r>
-        <w:rPr>
-          <w:rFonts w:eastAsia="Arial"/>
-          <w:b/>
-          <w:bCs/>
-          <w:color w:val="000000" w:themeColor="text1"/>
-          <w:sz w:val="22"/>
-          <w:szCs w:val="22"/>
-        </w:rPr>
-        <w:t>arccos( (</w:t>
-      </w:r>
-      <w:proofErr w:type="gramEnd"/>
-      <w:r>
-        <w:rPr>
-          <w:rFonts w:eastAsia="Arial"/>
-          <w:b/>
-          <w:bCs/>
-          <w:color w:val="000000" w:themeColor="text1"/>
-          <w:sz w:val="22"/>
-          <w:szCs w:val="22"/>
-        </w:rPr>
-        <w:t>BA · BC) / (|BA| × |BC|</w:t>
-      </w:r>
-      <w:proofErr w:type="gramStart"/>
-      <w:r>
-        <w:rPr>
-          <w:rFonts w:eastAsia="Arial"/>
-          <w:b/>
-          <w:bCs/>
-          <w:color w:val="000000" w:themeColor="text1"/>
-          <w:sz w:val="22"/>
-          <w:szCs w:val="22"/>
-        </w:rPr>
-        <w:t>) )</w:t>
-      </w:r>
-      <w:proofErr w:type="gramEnd"/>
-    </w:p>
-    <w:p>
-      <w:pPr>
-        <w:spacing w:after="80" w:line="252" w:lineRule="auto"/>
-        <w:jc w:val="both"/>
-      </w:pPr>
-      <w:r>
-        <w:rPr>
-          <w:rFonts w:eastAsia="Arial"/>
-          <w:color w:val="000000"/>
-          <w:sz w:val="22"/>
-          <w:szCs w:val="22"/>
-        </w:rPr>
-        <w:t xml:space="preserve">This angle is required because YOLO26-Pose returns </w:t>
-      </w:r>
-      <w:r>
-        <w:rPr>
-          <w:rFonts w:eastAsia="Arial"/>
-          <w:color w:val="000000"/>
-          <w:sz w:val="22"/>
-          <w:szCs w:val="22"/>
-        </w:rPr>
-        <w:t>coordinate</w:t>
-      </w:r>
-      <w:r>
-        <w:rPr>
-          <w:rFonts w:eastAsia="Arial"/>
-          <w:color w:val="000000"/>
-          <w:sz w:val="22"/>
-          <w:szCs w:val="22"/>
-        </w:rPr>
-        <w:t xml:space="preserve"> only; the angle at a joint is what allows the system to classify a body position as UP or DOWN. </w:t>
-      </w:r>
-      <w:r>
-        <w:rPr>
-          <w:rFonts w:eastAsia="Arial"/>
-          <w:color w:val="000000"/>
-          <w:sz w:val="22"/>
-          <w:szCs w:val="22"/>
-        </w:rPr>
-        <w:t>The elbow-angle case was validated in Milestone 1 and the same mathematical approach is now extended to assessment-specific joints, including hip and knee angles, depending on the movement being analysed</w:t>
-      </w:r>
-      <w:r>
-        <w:rPr>
-          <w:rFonts w:eastAsia="Arial"/>
-          <w:color w:val="000000"/>
-          <w:sz w:val="21"/>
-          <w:szCs w:val="21"/>
-        </w:rPr>
-        <w:t>.</w:t>
-      </w:r>
-    </w:p>
-    <w:p>
-      <w:pPr>
-        <w:pStyle w:val="Heading1"/>
-        <w:spacing w:before="160" w:after="90" w:line="252" w:lineRule="auto"/>
-        <w:rPr>
-          <w:rFonts w:eastAsia="Arial"/>
-          <w:b/>
-          <w:bCs/>
-          <w:color w:val="000000" w:themeColor="text1"/>
-          <w:sz w:val="27"/>
-          <w:szCs w:val="27"/>
-        </w:rPr>
-      </w:pPr>
-      <w:r>
-        <w:rPr>
-          <w:rFonts w:eastAsia="Arial"/>
-          <w:b/>
-          <w:bCs/>
-          <w:color w:val="000000" w:themeColor="text1"/>
-          <w:sz w:val="27"/>
-          <w:szCs w:val="27"/>
-        </w:rPr>
-        <w:t>9. Sit-up State Detection</w:t>
-      </w:r>
-    </w:p>
-    <w:p>
-      <w:pPr>
-        <w:spacing w:after="80" w:line="252" w:lineRule="auto"/>
-        <w:jc w:val="both"/>
-        <w:rPr>
-          <w:sz w:val="22"/>
-          <w:szCs w:val="22"/>
-        </w:rPr>
-      </w:pPr>
-      <w:r>
-        <w:rPr>
-          <w:rFonts w:eastAsia="Arial"/>
-          <w:color w:val="000000"/>
-          <w:sz w:val="22"/>
-          <w:szCs w:val="22"/>
-        </w:rPr>
-        <w:t>Shoulder → Hip → Knee → Hip Angle → UP/DOWN. The angle thresholds separating UP from DOWN are not fixed values; they are determined and validated experimentally, since the working range varies by individual and camera angle.</w:t>
-      </w:r>
-    </w:p>
-    <w:p>
-      <w:pPr>
-        <w:spacing w:before="60" w:after="60"/>
-        <w:jc w:val="center"/>
-      </w:pPr>
-      <w:r>
-        <w:rPr>
-          <w:rFonts w:eastAsia="Arial"/>
-          <w:b/>
-          <w:bCs/>
-          <w:sz w:val="19"/>
-          <w:szCs w:val="19"/>
-        </w:rPr>
-        <w:t>Figure 5: Sit-up state detection using torso-angle analysis.</w:t>
-      </w:r>
-    </w:p>
-    <w:p>
-      <w:pPr>
-        <w:spacing w:after="80" w:line="252" w:lineRule="auto"/>
-        <w:jc w:val="both"/>
-        <w:rPr>
-          <w:sz w:val="22"/>
-          <w:szCs w:val="22"/>
-        </w:rPr>
-      </w:pPr>
-      <w:r>
-        <w:rPr>
-          <w:rFonts w:eastAsia="Arial"/>
-          <w:color w:val="000000"/>
-          <w:sz w:val="22"/>
-          <w:szCs w:val="22"/>
-        </w:rPr>
-        <w:t xml:space="preserve">Shows the system </w:t>
-      </w:r>
-      <w:r>
-        <w:rPr>
-          <w:rFonts w:eastAsia="Arial"/>
-          <w:color w:val="000000"/>
-          <w:sz w:val="22"/>
-          <w:szCs w:val="22"/>
-        </w:rPr>
-        <w:t>labelling</w:t>
-      </w:r>
-      <w:r>
-        <w:rPr>
-          <w:rFonts w:eastAsia="Arial"/>
-          <w:color w:val="000000"/>
-          <w:sz w:val="22"/>
-          <w:szCs w:val="22"/>
-        </w:rPr>
-        <w:t xml:space="preserve"> frames as UP or DOWN based on the shoulder-hip-knee angle.</w:t>
-      </w:r>
-    </w:p>
-    <w:p>
-      <w:pPr>
-        <w:pStyle w:val="Heading1"/>
-        <w:spacing w:before="160" w:after="90" w:line="252" w:lineRule="auto"/>
-        <w:rPr>
-          <w:rFonts w:eastAsia="Arial"/>
-          <w:b/>
-          <w:bCs/>
-          <w:color w:val="000000" w:themeColor="text1"/>
-          <w:sz w:val="27"/>
-          <w:szCs w:val="27"/>
-        </w:rPr>
-      </w:pPr>
-      <w:r>
-        <w:rPr>
-          <w:rFonts w:eastAsia="Arial"/>
-          <w:b/>
-          <w:bCs/>
-          <w:color w:val="000000" w:themeColor="text1"/>
-          <w:sz w:val="27"/>
-          <w:szCs w:val="27"/>
-        </w:rPr>
-        <w:t>10. Repetition Counting</w:t>
-      </w:r>
-    </w:p>
-    <w:p>
-      <w:pPr>
-        <w:spacing w:after="80" w:line="252" w:lineRule="auto"/>
-        <w:jc w:val="both"/>
-        <w:rPr>
-          <w:rFonts w:eastAsia="Arial"/>
-          <w:color w:val="000000"/>
-          <w:sz w:val="22"/>
-          <w:szCs w:val="22"/>
-        </w:rPr>
-      </w:pPr>
-      <w:r>
-        <w:rPr>
-          <w:rFonts w:eastAsia="Arial"/>
-          <w:color w:val="000000"/>
-          <w:sz w:val="22"/>
-          <w:szCs w:val="22"/>
-        </w:rPr>
-        <w:t>Repetition counting uses a simple state-machine approach to avoid false counts caused by small frame-to-frame movements.</w:t>
-      </w:r>
-    </w:p>
-    <w:p>
-      <w:pPr>
-        <w:shd w:val="clear" w:color="auto" w:fill="E8E8E8" w:themeFill="background2"/>
-        <w:spacing w:before="40" w:after="80" w:line="252" w:lineRule="auto"/>
-        <w:jc w:val="center"/>
-        <w:rPr>
-          <w:b/>
-          <w:bCs/>
-        </w:rPr>
-      </w:pPr>
-      <w:r>
-        <w:rPr>
-          <w:b/>
-          <w:bCs/>
-        </w:rPr>
-        <w:t>DOWN → UP → DOWN = 1 Repetition</w:t>
-      </w:r>
-    </w:p>
-    <w:p>
-      <w:pPr>
-        <w:spacing w:after="80" w:line="252" w:lineRule="auto"/>
-        <w:jc w:val="both"/>
-        <w:rPr>
-          <w:sz w:val="22"/>
-          <w:szCs w:val="22"/>
-        </w:rPr>
-      </w:pPr>
-      <w:r>
-        <w:rPr>
-          <w:rFonts w:eastAsia="Arial"/>
-          <w:color w:val="000000"/>
-          <w:sz w:val="22"/>
-          <w:szCs w:val="22"/>
-        </w:rPr>
-        <w:t>A repetition is counted only when a complete movement cycle is detected.</w:t>
-      </w:r>
-    </w:p>
-    <w:p>
-      <w:pPr>
-        <w:pStyle w:val="Heading1"/>
-        <w:spacing w:before="160" w:after="90" w:line="252" w:lineRule="auto"/>
-        <w:rPr>
-          <w:rFonts w:eastAsia="Arial"/>
-          <w:b/>
-          <w:bCs/>
-          <w:color w:val="000000" w:themeColor="text1"/>
-          <w:sz w:val="27"/>
-          <w:szCs w:val="27"/>
-        </w:rPr>
-      </w:pPr>
-      <w:r>
-        <w:rPr>
-          <w:rFonts w:eastAsia="Arial"/>
-          <w:b/>
-          <w:bCs/>
-          <w:color w:val="000000" w:themeColor="text1"/>
-          <w:sz w:val="27"/>
-          <w:szCs w:val="27"/>
-        </w:rPr>
-        <w:t xml:space="preserve">11. </w:t>
-      </w:r>
-      <w:r>
-        <w:rPr>
-          <w:rFonts w:eastAsia="Arial"/>
-          <w:b/>
-          <w:bCs/>
-          <w:color w:val="000000" w:themeColor="text1"/>
-          <w:sz w:val="27"/>
-          <w:szCs w:val="27"/>
-        </w:rPr>
-        <w:t xml:space="preserve">Sit &amp; reach </w:t>
-      </w:r>
-      <w:r>
-        <w:rPr>
-          <w:rFonts w:eastAsia="Arial"/>
-          <w:b/>
-          <w:bCs/>
-          <w:color w:val="000000" w:themeColor="text1"/>
-          <w:sz w:val="27"/>
-          <w:szCs w:val="27"/>
-        </w:rPr>
-        <w:t>Assessment</w:t>
-      </w:r>
-    </w:p>
-    <w:p>
-      <w:pPr>
-        <w:spacing w:after="80" w:line="252" w:lineRule="auto"/>
-        <w:jc w:val="both"/>
-        <w:rPr>
-          <w:sz w:val="22"/>
-          <w:szCs w:val="22"/>
-        </w:rPr>
-      </w:pPr>
-      <w:r>
-        <w:rPr>
-          <w:rFonts w:eastAsia="Arial"/>
-          <w:color w:val="000000"/>
-          <w:sz w:val="22"/>
-          <w:szCs w:val="22"/>
-        </w:rPr>
-        <w:t>Sit &amp; Reach is analysed using relevant pose key points: Shoulder, Wrist, Hip, Knee and Ankle.</w:t>
-      </w:r>
-    </w:p>
-    <w:p>
-      <w:pPr>
-        <w:spacing w:after="80" w:line="252" w:lineRule="auto"/>
-        <w:jc w:val="both"/>
-        <w:rPr>
-          <w:sz w:val="22"/>
-          <w:szCs w:val="22"/>
-        </w:rPr>
-      </w:pPr>
-      <w:r>
-        <w:rPr>
-          <w:rFonts w:eastAsia="Arial"/>
-          <w:color w:val="000000"/>
-          <w:sz w:val="22"/>
-          <w:szCs w:val="22"/>
-        </w:rPr>
-        <w:t>The system calculates knee and hip/torso angles and tracks wrist position during the forward-reaching movement.</w:t>
-      </w:r>
-    </w:p>
-    <w:p>
-      <w:pPr>
-        <w:spacing w:after="80" w:line="252" w:lineRule="auto"/>
-        <w:jc w:val="both"/>
-        <w:rPr>
-          <w:sz w:val="22"/>
-          <w:szCs w:val="22"/>
-        </w:rPr>
-      </w:pPr>
-      <w:r>
-        <w:rPr>
-          <w:rFonts w:eastAsia="Arial"/>
-          <w:color w:val="000000"/>
-          <w:sz w:val="22"/>
-          <w:szCs w:val="22"/>
-        </w:rPr>
-        <w:t>Initial flow:</w:t>
-      </w:r>
-    </w:p>
-    <w:p>
-      <w:pPr>
-        <w:shd w:val="clear" w:color="auto" w:fill="E8E8E8" w:themeFill="background2"/>
-        <w:spacing w:before="40" w:after="80" w:line="252" w:lineRule="auto"/>
-        <w:jc w:val="center"/>
-        <w:rPr>
-          <w:b/>
-          <w:bCs/>
-        </w:rPr>
-      </w:pPr>
-      <w:r>
-        <w:rPr>
-          <w:b/>
-          <w:bCs/>
-        </w:rPr>
-        <w:t>YOLO26-Pose → Key points → Angles → Wrist Tracking → Movement Analysis</w:t>
-      </w:r>
-    </w:p>
-    <w:p>
-      <w:pPr>
-        <w:spacing w:after="80" w:line="252" w:lineRule="auto"/>
-        <w:jc w:val="both"/>
-        <w:rPr>
-          <w:sz w:val="22"/>
-          <w:szCs w:val="22"/>
-        </w:rPr>
-      </w:pPr>
-      <w:r>
-        <w:rPr>
-          <w:rFonts w:eastAsia="Arial"/>
-          <w:color w:val="000000"/>
-          <w:sz w:val="22"/>
-          <w:szCs w:val="22"/>
-        </w:rPr>
-        <w:t>Final reach measurement and calibration will be added after validating the movement analysis.</w:t>
-      </w:r>
-    </w:p>
-    <w:p>
-      <w:pPr>
-        <w:pStyle w:val="Heading1"/>
-        <w:spacing w:before="160" w:after="90" w:line="252" w:lineRule="auto"/>
-        <w:rPr>
-          <w:rFonts w:eastAsia="Arial"/>
-          <w:b/>
-          <w:bCs/>
-          <w:color w:val="000000" w:themeColor="text1"/>
-          <w:sz w:val="27"/>
-          <w:szCs w:val="27"/>
-        </w:rPr>
-      </w:pPr>
-      <w:r>
-        <w:rPr>
-          <w:rFonts w:eastAsia="Arial"/>
-          <w:b/>
-          <w:bCs/>
-          <w:color w:val="000000" w:themeColor="text1"/>
-          <w:sz w:val="27"/>
-          <w:szCs w:val="27"/>
-        </w:rPr>
-        <w:t xml:space="preserve">12. </w:t>
-      </w:r>
-      <w:r>
-        <w:rPr>
-          <w:rFonts w:eastAsia="Arial"/>
-          <w:b/>
-          <w:bCs/>
-          <w:color w:val="000000" w:themeColor="text1"/>
-          <w:sz w:val="27"/>
-          <w:szCs w:val="27"/>
-        </w:rPr>
-        <w:t>Vertical Jump</w:t>
-      </w:r>
-      <w:r>
-        <w:rPr>
-          <w:rFonts w:eastAsia="Arial"/>
-          <w:b/>
-          <w:bCs/>
-          <w:color w:val="000000" w:themeColor="text1"/>
-          <w:sz w:val="27"/>
-          <w:szCs w:val="27"/>
-        </w:rPr>
-        <w:t xml:space="preserve"> Assessment</w:t>
-      </w:r>
-    </w:p>
-    <w:p>
-      <w:pPr>
-        <w:spacing w:after="80" w:line="252" w:lineRule="auto"/>
-        <w:jc w:val="both"/>
-        <w:rPr>
-          <w:sz w:val="22"/>
-          <w:szCs w:val="22"/>
-        </w:rPr>
-      </w:pPr>
-      <w:r>
-        <w:rPr>
-          <w:rFonts w:eastAsia="Arial"/>
-          <w:color w:val="000000"/>
-          <w:sz w:val="22"/>
-          <w:szCs w:val="22"/>
-        </w:rPr>
-        <w:t>Vertical Jump requires movement-phase analysis rather than repetition counting.</w:t>
-      </w:r>
-    </w:p>
-    <w:p>
-      <w:pPr>
-        <w:spacing w:after="80" w:line="252" w:lineRule="auto"/>
-        <w:jc w:val="both"/>
-        <w:rPr>
-          <w:sz w:val="22"/>
-          <w:szCs w:val="22"/>
-        </w:rPr>
-      </w:pPr>
-      <w:r>
-        <w:rPr>
-          <w:rFonts w:eastAsia="Arial"/>
-          <w:color w:val="000000"/>
-          <w:sz w:val="22"/>
-          <w:szCs w:val="22"/>
-        </w:rPr>
-        <w:t>The system will observe body-key point and joint-angle changes during:</w:t>
-      </w:r>
-    </w:p>
-    <w:p>
-      <w:pPr>
-        <w:shd w:val="clear" w:color="auto" w:fill="E8E8E8" w:themeFill="background2"/>
-        <w:spacing w:before="40" w:after="80" w:line="252" w:lineRule="auto"/>
-        <w:jc w:val="center"/>
-        <w:rPr>
-          <w:b/>
-          <w:bCs/>
-        </w:rPr>
-      </w:pPr>
-      <w:r>
-        <w:rPr>
-          <w:b/>
-          <w:bCs/>
-        </w:rPr>
-        <w:t>Standing → Preparation → Take-off → Airborne/Landing</w:t>
-      </w:r>
-    </w:p>
-    <w:p>
-      <w:pPr>
-        <w:spacing w:after="80" w:line="252" w:lineRule="auto"/>
-        <w:jc w:val="both"/>
-        <w:rPr>
-          <w:sz w:val="22"/>
-          <w:szCs w:val="22"/>
-        </w:rPr>
-      </w:pPr>
-      <w:r>
-        <w:rPr>
-          <w:rFonts w:eastAsia="Arial"/>
-          <w:color w:val="000000"/>
-          <w:sz w:val="22"/>
-          <w:szCs w:val="22"/>
-        </w:rPr>
-        <w:t>Hip and knee angles, along with key point movement across frames, will be used to analyse the jump phases.</w:t>
-      </w:r>
-    </w:p>
-    <w:p>
-      <w:pPr>
-        <w:pStyle w:val="Heading1"/>
-        <w:spacing w:before="160" w:after="90" w:line="252" w:lineRule="auto"/>
-        <w:rPr>
-          <w:rFonts w:eastAsia="Arial"/>
-          <w:b/>
-          <w:bCs/>
-          <w:color w:val="1F3864"/>
-          <w:sz w:val="27"/>
-          <w:szCs w:val="27"/>
-        </w:rPr>
-      </w:pPr>
-      <w:r>
-        <w:rPr>
-          <w:rFonts w:eastAsia="Arial"/>
-          <w:b/>
-          <w:bCs/>
-          <w:color w:val="000000" w:themeColor="text1"/>
-          <w:sz w:val="27"/>
-          <w:szCs w:val="27"/>
-        </w:rPr>
-        <w:t>13. Database Integration</w:t>
-      </w:r>
-    </w:p>
-    <w:p>
-      <w:pPr>
-        <w:spacing w:after="80" w:line="252" w:lineRule="auto"/>
-        <w:jc w:val="both"/>
-        <w:rPr>
-          <w:rFonts w:eastAsia="Arial"/>
-          <w:color w:val="000000"/>
-          <w:sz w:val="22"/>
-          <w:szCs w:val="22"/>
-        </w:rPr>
-      </w:pPr>
-      <w:r>
-        <w:rPr>
-          <w:rFonts w:eastAsia="Arial"/>
-          <w:color w:val="000000"/>
-          <w:sz w:val="22"/>
-          <w:szCs w:val="22"/>
-        </w:rPr>
-        <w:t>Core entities: Athlete, Session, Assessment, Score. Milestone 2 stores the first real session record only — the full dashboard remains a later milestone.</w:t>
-      </w:r>
-    </w:p>
-    <w:tbl>
-      <w:tblPr>
-        <w:tblW w:w="5796" w:type="dxa"/>
-        <w:jc w:val="center"/>
-        <w:tblBorders>
-          <w:top w:val="single" w:sz="4" w:space="0" w:color="auto"/>
-          <w:left w:val="single" w:sz="4" w:space="0" w:color="auto"/>
-          <w:bottom w:val="single" w:sz="4" w:space="0" w:color="auto"/>
-          <w:right w:val="single" w:sz="4" w:space="0" w:color="auto"/>
-          <w:insideH w:val="single" w:sz="4" w:space="0" w:color="auto"/>
-          <w:insideV w:val="single" w:sz="4" w:space="0" w:color="auto"/>
-        </w:tblBorders>
-        <w:tblCellMar>
-          <w:left w:w="10" w:type="dxa"/>
-          <w:right w:w="10" w:type="dxa"/>
-        </w:tblCellMar>
-        <w:tblLook w:val="0000" w:firstRow="0" w:lastRow="0" w:firstColumn="0" w:lastColumn="0" w:noHBand="0" w:noVBand="0"/>
-      </w:tblPr>
-      <w:tblGrid>
-        <w:gridCol w:w="2267"/>
-        <w:gridCol w:w="3529"/>
-      </w:tblGrid>
-      <w:tr>
-        <w:trPr>
-          <w:trHeight w:val="21"/>
-          <w:jc w:val="center"/>
-        </w:trPr>
-        <w:tc>
-          <w:tcPr>
-            <w:tcW w:w="2267" w:type="dxa"/>
-            <w:shd w:val="clear" w:color="auto" w:fill="EFE9D8"/>
-            <w:tcMar>
-              <w:top w:w="80" w:type="dxa"/>
-              <w:left w:w="100" w:type="dxa"/>
-              <w:bottom w:w="80" w:type="dxa"/>
-              <w:right w:w="100" w:type="dxa"/>
-            </w:tcMar>
-          </w:tcPr>
-          <w:p>
-            <w:pPr>
-              <w:jc w:val="center"/>
-            </w:pPr>
-            <w:r>
-              <w:rPr>
-                <w:b/>
-                <w:bCs/>
-              </w:rPr>
-              <w:t>Field</w:t>
-            </w:r>
-          </w:p>
-        </w:tc>
-        <w:tc>
-          <w:tcPr>
-            <w:tcW w:w="3529" w:type="dxa"/>
-            <w:shd w:val="clear" w:color="auto" w:fill="EFE9D8"/>
-          </w:tcPr>
-          <w:p>
-            <w:pPr>
-              <w:jc w:val="center"/>
-              <w:rPr>
-                <w:b/>
-                <w:bCs/>
-              </w:rPr>
-            </w:pPr>
-            <w:r>
-              <w:rPr>
-                <w:b/>
-                <w:bCs/>
-              </w:rPr>
-              <w:t>Purpose</w:t>
-            </w:r>
-          </w:p>
-        </w:tc>
-      </w:tr>
-      <w:tr>
-        <w:trPr>
-          <w:jc w:val="center"/>
-        </w:trPr>
-        <w:tc>
-          <w:tcPr>
-            <w:tcW w:w="2267" w:type="dxa"/>
-            <w:tcMar>
-              <w:top w:w="80" w:type="dxa"/>
-              <w:left w:w="100" w:type="dxa"/>
-              <w:bottom w:w="80" w:type="dxa"/>
-              <w:right w:w="100" w:type="dxa"/>
-            </w:tcMar>
-          </w:tcPr>
-          <w:p>
-            <w:pPr>
-              <w:jc w:val="center"/>
-            </w:pPr>
-            <w:r>
-              <w:rPr>
-                <w:rFonts w:eastAsia="Arial"/>
-              </w:rPr>
-              <w:t>Athlete</w:t>
-            </w:r>
-          </w:p>
-        </w:tc>
-        <w:tc>
-          <w:tcPr>
-            <w:tcW w:w="3529" w:type="dxa"/>
-          </w:tcPr>
-          <w:p>
-            <w:pPr>
-              <w:jc w:val="center"/>
-            </w:pPr>
-            <w:r>
-              <w:rPr>
-                <w:rFonts w:eastAsia="Arial"/>
-              </w:rPr>
-              <w:t>Participant</w:t>
-            </w:r>
-          </w:p>
-        </w:tc>
-      </w:tr>
-      <w:tr>
-        <w:trPr>
-          <w:jc w:val="center"/>
-        </w:trPr>
-        <w:tc>
-          <w:tcPr>
-            <w:tcW w:w="2267" w:type="dxa"/>
-            <w:tcMar>
-              <w:top w:w="80" w:type="dxa"/>
-              <w:left w:w="100" w:type="dxa"/>
-              <w:bottom w:w="80" w:type="dxa"/>
-              <w:right w:w="100" w:type="dxa"/>
-            </w:tcMar>
-          </w:tcPr>
-          <w:p>
-            <w:pPr>
-              <w:jc w:val="center"/>
-            </w:pPr>
-            <w:r>
-              <w:rPr>
-                <w:rFonts w:eastAsia="Arial"/>
-              </w:rPr>
-              <w:t>Session</w:t>
-            </w:r>
-          </w:p>
-        </w:tc>
-        <w:tc>
-          <w:tcPr>
-            <w:tcW w:w="3529" w:type="dxa"/>
-          </w:tcPr>
-          <w:p>
-            <w:pPr>
-              <w:jc w:val="center"/>
-            </w:pPr>
-            <w:r>
-              <w:rPr>
-                <w:rFonts w:eastAsia="Arial"/>
-              </w:rPr>
-              <w:t>Assessment session</w:t>
-            </w:r>
-          </w:p>
-        </w:tc>
-      </w:tr>
-      <w:tr>
-        <w:trPr>
-          <w:jc w:val="center"/>
-        </w:trPr>
-        <w:tc>
-          <w:tcPr>
-            <w:tcW w:w="2267" w:type="dxa"/>
-            <w:tcMar>
-              <w:top w:w="80" w:type="dxa"/>
-              <w:left w:w="100" w:type="dxa"/>
-              <w:bottom w:w="80" w:type="dxa"/>
-              <w:right w:w="100" w:type="dxa"/>
-            </w:tcMar>
-          </w:tcPr>
-          <w:p>
-            <w:pPr>
-              <w:jc w:val="center"/>
-            </w:pPr>
-            <w:r>
-              <w:rPr>
-                <w:rFonts w:eastAsia="Arial"/>
-              </w:rPr>
-              <w:t>Exercise</w:t>
-            </w:r>
-          </w:p>
-        </w:tc>
-        <w:tc>
-          <w:tcPr>
-            <w:tcW w:w="3529" w:type="dxa"/>
-          </w:tcPr>
-          <w:p>
-            <w:pPr>
-              <w:jc w:val="center"/>
-            </w:pPr>
-            <w:r>
-              <w:rPr>
-                <w:rFonts w:eastAsia="Arial"/>
-              </w:rPr>
-              <w:t>Exercise type</w:t>
-            </w:r>
-          </w:p>
-        </w:tc>
-      </w:tr>
-      <w:tr>
-        <w:trPr>
-          <w:jc w:val="center"/>
-        </w:trPr>
-        <w:tc>
-          <w:tcPr>
-            <w:tcW w:w="2267" w:type="dxa"/>
-            <w:tcMar>
-              <w:top w:w="80" w:type="dxa"/>
-              <w:left w:w="100" w:type="dxa"/>
-              <w:bottom w:w="80" w:type="dxa"/>
-              <w:right w:w="100" w:type="dxa"/>
-            </w:tcMar>
-          </w:tcPr>
-          <w:p>
-            <w:pPr>
-              <w:jc w:val="center"/>
-            </w:pPr>
-            <w:r>
-              <w:rPr>
-                <w:rFonts w:eastAsia="Arial"/>
-              </w:rPr>
-              <w:t>Repetitions</w:t>
-            </w:r>
-          </w:p>
-        </w:tc>
-        <w:tc>
-          <w:tcPr>
-            <w:tcW w:w="3529" w:type="dxa"/>
-          </w:tcPr>
-          <w:p>
-            <w:pPr>
-              <w:jc w:val="center"/>
-            </w:pPr>
-            <w:r>
-              <w:rPr>
-                <w:rFonts w:eastAsia="Arial"/>
-              </w:rPr>
-              <w:t>Completed reps</w:t>
-            </w:r>
-          </w:p>
-        </w:tc>
-      </w:tr>
-      <w:tr>
-        <w:trPr>
-          <w:jc w:val="center"/>
-        </w:trPr>
-        <w:tc>
-          <w:tcPr>
-            <w:tcW w:w="2267" w:type="dxa"/>
-            <w:tcMar>
-              <w:top w:w="80" w:type="dxa"/>
-              <w:left w:w="100" w:type="dxa"/>
-              <w:bottom w:w="80" w:type="dxa"/>
-              <w:right w:w="100" w:type="dxa"/>
-            </w:tcMar>
-          </w:tcPr>
-          <w:p>
-            <w:pPr>
-              <w:jc w:val="center"/>
-              <w:rPr>
-                <w:rFonts w:eastAsia="Arial"/>
-              </w:rPr>
-            </w:pPr>
-            <w:r>
-              <w:rPr>
-                <w:rFonts w:eastAsia="Arial"/>
-              </w:rPr>
-              <w:t>Result</w:t>
-            </w:r>
-          </w:p>
-        </w:tc>
-        <w:tc>
-          <w:tcPr>
-            <w:tcW w:w="3529" w:type="dxa"/>
-          </w:tcPr>
-          <w:p>
-            <w:pPr>
-              <w:jc w:val="center"/>
-            </w:pPr>
-            <w:r>
-              <w:rPr>
-                <w:rFonts w:eastAsia="Arial"/>
-              </w:rPr>
-              <w:t>Basic assessment</w:t>
-            </w:r>
-          </w:p>
-        </w:tc>
-      </w:tr>
-      <w:tr>
-        <w:trPr>
-          <w:jc w:val="center"/>
-        </w:trPr>
-        <w:tc>
-          <w:tcPr>
-            <w:tcW w:w="2267" w:type="dxa"/>
-            <w:tcMar>
-              <w:top w:w="80" w:type="dxa"/>
-              <w:left w:w="100" w:type="dxa"/>
-              <w:bottom w:w="80" w:type="dxa"/>
-              <w:right w:w="100" w:type="dxa"/>
-            </w:tcMar>
-          </w:tcPr>
-          <w:p>
-            <w:pPr>
-              <w:jc w:val="center"/>
-              <w:rPr>
-                <w:rFonts w:eastAsia="Arial"/>
-              </w:rPr>
-            </w:pPr>
-            <w:r>
-              <w:rPr>
-                <w:rFonts w:eastAsia="Arial"/>
-              </w:rPr>
-              <w:t>Date/Time</w:t>
-            </w:r>
-          </w:p>
-        </w:tc>
-        <w:tc>
-          <w:tcPr>
-            <w:tcW w:w="3529" w:type="dxa"/>
-          </w:tcPr>
-          <w:p>
-            <w:pPr>
-              <w:jc w:val="center"/>
-              <w:rPr>
-                <w:rFonts w:eastAsia="Arial"/>
-              </w:rPr>
-            </w:pPr>
-            <w:r>
-              <w:rPr>
-                <w:rFonts w:eastAsia="Arial"/>
-              </w:rPr>
-              <w:t>Session tracking</w:t>
-            </w:r>
-          </w:p>
-        </w:tc>
-      </w:tr>
-    </w:tbl>
-    <w:p>
-      <w:pPr>
-        <w:spacing w:after="80" w:line="252" w:lineRule="auto"/>
-        <w:jc w:val="both"/>
-        <w:rPr>
-          <w:sz w:val="22"/>
-          <w:szCs w:val="22"/>
-        </w:rPr>
-      </w:pPr>
-      <w:r>
-        <w:rPr>
-          <w:rFonts w:eastAsia="Arial"/>
-          <w:color w:val="000000"/>
-          <w:sz w:val="22"/>
-          <w:szCs w:val="22"/>
-        </w:rPr>
-        <w:t>Shows a real session record — athlete, exercise, repetitions, timestamp — stored in PostgreSQL.</w:t>
-      </w:r>
-    </w:p>
-    <w:p>
-      <w:pPr>
-        <w:pStyle w:val="Heading1"/>
-        <w:spacing w:before="160" w:after="90" w:line="252" w:lineRule="auto"/>
-        <w:rPr>
-          <w:rFonts w:eastAsia="Arial"/>
-          <w:b/>
-          <w:bCs/>
-          <w:color w:val="000000" w:themeColor="text1"/>
-          <w:sz w:val="27"/>
-          <w:szCs w:val="27"/>
-        </w:rPr>
-      </w:pPr>
-      <w:r>
-        <w:rPr>
-          <w:rFonts w:eastAsia="Arial"/>
-          <w:b/>
-          <w:bCs/>
-          <w:color w:val="000000" w:themeColor="text1"/>
-          <w:sz w:val="27"/>
-          <w:szCs w:val="27"/>
-        </w:rPr>
-        <w:lastRenderedPageBreak/>
-        <w:t>14. Testing</w:t>
-      </w:r>
-    </w:p>
-    <w:tbl>
-      <w:tblPr>
-        <w:tblW w:w="9350" w:type="dxa"/>
-        <w:tblCellMar>
-          <w:left w:w="10" w:type="dxa"/>
-          <w:right w:w="10" w:type="dxa"/>
-        </w:tblCellMar>
-        <w:tblLook w:val="0000" w:firstRow="0" w:lastRow="0" w:firstColumn="0" w:lastColumn="0" w:noHBand="0" w:noVBand="0"/>
-      </w:tblPr>
-      <w:tblGrid>
-        <w:gridCol w:w="2600"/>
-        <w:gridCol w:w="4200"/>
-        <w:gridCol w:w="2550"/>
-      </w:tblGrid>
-      <w:tr>
-        <w:tc>
-          <w:tcPr>
-            <w:tcW w:w="2600" w:type="dxa"/>
-            <w:shd w:val="clear" w:color="auto" w:fill="1F3864"/>
-            <w:tcMar>
-              <w:top w:w="60" w:type="dxa"/>
-              <w:left w:w="100" w:type="dxa"/>
-              <w:bottom w:w="60" w:type="dxa"/>
-              <w:right w:w="100" w:type="dxa"/>
-            </w:tcMar>
-          </w:tcPr>
-          <w:p>
-            <w:r>
-              <w:rPr>
-                <w:rFonts w:eastAsia="Arial"/>
-                <w:b/>
-                <w:bCs/>
-                <w:color w:val="FFFFFF"/>
-                <w:sz w:val="18"/>
-                <w:szCs w:val="18"/>
-              </w:rPr>
-              <w:t>Test</w:t>
-            </w:r>
-          </w:p>
-        </w:tc>
-        <w:tc>
-          <w:tcPr>
-            <w:tcW w:w="4200" w:type="dxa"/>
-            <w:shd w:val="clear" w:color="auto" w:fill="1F3864"/>
-            <w:tcMar>
-              <w:top w:w="60" w:type="dxa"/>
-              <w:left w:w="100" w:type="dxa"/>
-              <w:bottom w:w="60" w:type="dxa"/>
-              <w:right w:w="100" w:type="dxa"/>
-            </w:tcMar>
-          </w:tcPr>
-          <w:p>
-            <w:r>
-              <w:rPr>
-                <w:rFonts w:eastAsia="Arial"/>
-                <w:b/>
-                <w:bCs/>
-                <w:color w:val="FFFFFF"/>
-                <w:sz w:val="18"/>
-                <w:szCs w:val="18"/>
-              </w:rPr>
-              <w:t>Expected Result</w:t>
-            </w:r>
-          </w:p>
-        </w:tc>
-        <w:tc>
-          <w:tcPr>
-            <w:tcW w:w="2550" w:type="dxa"/>
-            <w:shd w:val="clear" w:color="auto" w:fill="1F3864"/>
-            <w:tcMar>
-              <w:top w:w="60" w:type="dxa"/>
-              <w:left w:w="100" w:type="dxa"/>
-              <w:bottom w:w="60" w:type="dxa"/>
-              <w:right w:w="100" w:type="dxa"/>
-            </w:tcMar>
-          </w:tcPr>
-          <w:p>
-            <w:r>
-              <w:rPr>
-                <w:rFonts w:eastAsia="Arial"/>
-                <w:b/>
-                <w:bCs/>
-                <w:color w:val="FFFFFF"/>
-                <w:sz w:val="18"/>
-                <w:szCs w:val="18"/>
-              </w:rPr>
-              <w:t>Status</w:t>
-            </w:r>
-          </w:p>
-        </w:tc>
-      </w:tr>
-      <w:tr>
-        <w:tc>
-          <w:tcPr>
-            <w:tcW w:w="2600" w:type="dxa"/>
-            <w:tcMar>
-              <w:top w:w="50" w:type="dxa"/>
-              <w:left w:w="100" w:type="dxa"/>
-              <w:bottom w:w="50" w:type="dxa"/>
-              <w:right w:w="100" w:type="dxa"/>
-            </w:tcMar>
-          </w:tcPr>
-          <w:p>
-            <w:r>
-              <w:rPr>
-                <w:rFonts w:eastAsia="Arial"/>
-                <w:sz w:val="18"/>
-                <w:szCs w:val="18"/>
-              </w:rPr>
-              <w:t>Webcam</w:t>
-            </w:r>
-          </w:p>
-        </w:tc>
-        <w:tc>
-          <w:tcPr>
-            <w:tcW w:w="4200" w:type="dxa"/>
-            <w:tcMar>
-              <w:top w:w="50" w:type="dxa"/>
-              <w:left w:w="100" w:type="dxa"/>
-              <w:bottom w:w="50" w:type="dxa"/>
-              <w:right w:w="100" w:type="dxa"/>
-            </w:tcMar>
-          </w:tcPr>
-          <w:p>
-            <w:r>
-              <w:rPr>
-                <w:rFonts w:eastAsia="Arial"/>
-                <w:sz w:val="18"/>
-                <w:szCs w:val="18"/>
-              </w:rPr>
-              <w:t>Live feed</w:t>
-            </w:r>
-          </w:p>
-        </w:tc>
-        <w:tc>
-          <w:tcPr>
-            <w:tcW w:w="2550" w:type="dxa"/>
-            <w:tcMar>
-              <w:top w:w="50" w:type="dxa"/>
-              <w:left w:w="100" w:type="dxa"/>
-              <w:bottom w:w="50" w:type="dxa"/>
-              <w:right w:w="100" w:type="dxa"/>
-            </w:tcMar>
-          </w:tcPr>
-          <w:p>
-            <w:r>
-              <w:rPr>
-                <w:rFonts w:eastAsia="Arial"/>
-                <w:sz w:val="18"/>
-                <w:szCs w:val="18"/>
-              </w:rPr>
-              <w:t>Working</w:t>
-            </w:r>
-          </w:p>
-        </w:tc>
-      </w:tr>
-      <w:tr>
-        <w:tc>
-          <w:tcPr>
-            <w:tcW w:w="2600" w:type="dxa"/>
-            <w:shd w:val="clear" w:color="auto" w:fill="F2F2F2"/>
-            <w:tcMar>
-              <w:top w:w="50" w:type="dxa"/>
-              <w:left w:w="100" w:type="dxa"/>
-              <w:bottom w:w="50" w:type="dxa"/>
-              <w:right w:w="100" w:type="dxa"/>
-            </w:tcMar>
-          </w:tcPr>
-          <w:p>
-            <w:r>
-              <w:rPr>
-                <w:rFonts w:eastAsia="Arial"/>
-                <w:sz w:val="18"/>
-                <w:szCs w:val="18"/>
-              </w:rPr>
-              <w:t>YOLO Pose</w:t>
-            </w:r>
-          </w:p>
-        </w:tc>
-        <w:tc>
-          <w:tcPr>
-            <w:tcW w:w="4200" w:type="dxa"/>
-            <w:shd w:val="clear" w:color="auto" w:fill="F2F2F2"/>
-            <w:tcMar>
-              <w:top w:w="50" w:type="dxa"/>
-              <w:left w:w="100" w:type="dxa"/>
-              <w:bottom w:w="50" w:type="dxa"/>
-              <w:right w:w="100" w:type="dxa"/>
-            </w:tcMar>
-          </w:tcPr>
-          <w:p>
-            <w:r>
-              <w:rPr>
-                <w:rFonts w:eastAsia="Arial"/>
-                <w:sz w:val="18"/>
-                <w:szCs w:val="18"/>
-              </w:rPr>
-              <w:t>Key points</w:t>
-            </w:r>
-          </w:p>
-        </w:tc>
-        <w:tc>
-          <w:tcPr>
-            <w:tcW w:w="2550" w:type="dxa"/>
-            <w:shd w:val="clear" w:color="auto" w:fill="F2F2F2"/>
-            <w:tcMar>
-              <w:top w:w="50" w:type="dxa"/>
-              <w:left w:w="100" w:type="dxa"/>
-              <w:bottom w:w="50" w:type="dxa"/>
-              <w:right w:w="100" w:type="dxa"/>
-            </w:tcMar>
-          </w:tcPr>
-          <w:p>
-            <w:r>
-              <w:rPr>
-                <w:rFonts w:eastAsia="Arial"/>
-                <w:sz w:val="18"/>
-                <w:szCs w:val="18"/>
-              </w:rPr>
-              <w:t>Working</w:t>
-            </w:r>
-          </w:p>
-        </w:tc>
-      </w:tr>
-      <w:tr>
-        <w:tc>
-          <w:tcPr>
-            <w:tcW w:w="2600" w:type="dxa"/>
-            <w:tcMar>
-              <w:top w:w="50" w:type="dxa"/>
-              <w:left w:w="100" w:type="dxa"/>
-              <w:bottom w:w="50" w:type="dxa"/>
-              <w:right w:w="100" w:type="dxa"/>
-            </w:tcMar>
-          </w:tcPr>
-          <w:p>
-            <w:pPr>
-              <w:rPr>
-                <w:rFonts w:eastAsia="Arial"/>
-                <w:sz w:val="18"/>
-                <w:szCs w:val="18"/>
-              </w:rPr>
-            </w:pPr>
-            <w:r>
-              <w:rPr>
-                <w:rFonts w:eastAsia="Arial"/>
-                <w:color w:val="000000"/>
-                <w:sz w:val="18"/>
-                <w:szCs w:val="18"/>
-              </w:rPr>
-              <w:t>Confidence Filter</w:t>
-            </w:r>
-          </w:p>
-        </w:tc>
-        <w:tc>
-          <w:tcPr>
-            <w:tcW w:w="4200" w:type="dxa"/>
-            <w:tcMar>
-              <w:top w:w="50" w:type="dxa"/>
-              <w:left w:w="100" w:type="dxa"/>
-              <w:bottom w:w="50" w:type="dxa"/>
-              <w:right w:w="100" w:type="dxa"/>
-            </w:tcMar>
-          </w:tcPr>
-          <w:p>
-            <w:r>
-              <w:rPr>
-                <w:rFonts w:eastAsia="Arial"/>
-                <w:color w:val="000000"/>
-                <w:sz w:val="18"/>
-                <w:szCs w:val="18"/>
-              </w:rPr>
-              <w:t>Low-confidence points rejected</w:t>
-            </w:r>
-          </w:p>
-        </w:tc>
-        <w:tc>
-          <w:tcPr>
-            <w:tcW w:w="2550" w:type="dxa"/>
-            <w:tcMar>
-              <w:top w:w="50" w:type="dxa"/>
-              <w:left w:w="100" w:type="dxa"/>
-              <w:bottom w:w="50" w:type="dxa"/>
-              <w:right w:w="100" w:type="dxa"/>
-            </w:tcMar>
-          </w:tcPr>
-          <w:p>
-            <w:r>
-              <w:rPr>
-                <w:rFonts w:eastAsia="Arial"/>
-                <w:color w:val="000000"/>
-                <w:sz w:val="18"/>
-                <w:szCs w:val="18"/>
-              </w:rPr>
-              <w:t>Working</w:t>
-            </w:r>
-          </w:p>
-        </w:tc>
-      </w:tr>
-      <w:tr>
-        <w:tc>
-          <w:tcPr>
-            <w:tcW w:w="2600" w:type="dxa"/>
-            <w:shd w:val="clear" w:color="auto" w:fill="F2F2F2"/>
-            <w:tcMar>
-              <w:top w:w="50" w:type="dxa"/>
-              <w:left w:w="100" w:type="dxa"/>
-              <w:bottom w:w="50" w:type="dxa"/>
-              <w:right w:w="100" w:type="dxa"/>
-            </w:tcMar>
-          </w:tcPr>
-          <w:p>
-            <w:r>
-              <w:rPr>
-                <w:rFonts w:eastAsia="Arial"/>
-                <w:color w:val="000000"/>
-                <w:sz w:val="18"/>
-                <w:szCs w:val="18"/>
-              </w:rPr>
-              <w:t>Joint-Angle Calculation</w:t>
-            </w:r>
-          </w:p>
-        </w:tc>
-        <w:tc>
-          <w:tcPr>
-            <w:tcW w:w="4200" w:type="dxa"/>
-            <w:shd w:val="clear" w:color="auto" w:fill="F2F2F2"/>
-            <w:tcMar>
-              <w:top w:w="50" w:type="dxa"/>
-              <w:left w:w="100" w:type="dxa"/>
-              <w:bottom w:w="50" w:type="dxa"/>
-              <w:right w:w="100" w:type="dxa"/>
-            </w:tcMar>
-          </w:tcPr>
-          <w:p>
-            <w:r>
-              <w:rPr>
-                <w:rFonts w:eastAsia="Arial"/>
-                <w:color w:val="000000"/>
-                <w:sz w:val="18"/>
-                <w:szCs w:val="18"/>
-              </w:rPr>
-              <w:t>Angles calculated</w:t>
-            </w:r>
-          </w:p>
-        </w:tc>
-        <w:tc>
-          <w:tcPr>
-            <w:tcW w:w="2550" w:type="dxa"/>
-            <w:shd w:val="clear" w:color="auto" w:fill="F2F2F2"/>
-            <w:tcMar>
-              <w:top w:w="50" w:type="dxa"/>
-              <w:left w:w="100" w:type="dxa"/>
-              <w:bottom w:w="50" w:type="dxa"/>
-              <w:right w:w="100" w:type="dxa"/>
-            </w:tcMar>
-          </w:tcPr>
-          <w:p>
-            <w:r>
-              <w:rPr>
-                <w:rFonts w:eastAsia="Arial"/>
-                <w:color w:val="000000"/>
-                <w:sz w:val="18"/>
-                <w:szCs w:val="18"/>
-              </w:rPr>
-              <w:t>Working</w:t>
-            </w:r>
-          </w:p>
-        </w:tc>
-      </w:tr>
-      <w:tr>
-        <w:tc>
-          <w:tcPr>
-            <w:tcW w:w="2600" w:type="dxa"/>
-            <w:tcMar>
-              <w:top w:w="50" w:type="dxa"/>
-              <w:left w:w="100" w:type="dxa"/>
-              <w:bottom w:w="50" w:type="dxa"/>
-              <w:right w:w="100" w:type="dxa"/>
-            </w:tcMar>
-          </w:tcPr>
-          <w:p>
-            <w:r>
-              <w:rPr>
-                <w:rFonts w:eastAsia="Arial"/>
-                <w:color w:val="000000"/>
-                <w:sz w:val="18"/>
-                <w:szCs w:val="18"/>
-              </w:rPr>
-              <w:t>Sit-up State</w:t>
-            </w:r>
-          </w:p>
-        </w:tc>
-        <w:tc>
-          <w:tcPr>
-            <w:tcW w:w="4200" w:type="dxa"/>
-            <w:tcMar>
-              <w:top w:w="50" w:type="dxa"/>
-              <w:left w:w="100" w:type="dxa"/>
-              <w:bottom w:w="50" w:type="dxa"/>
-              <w:right w:w="100" w:type="dxa"/>
-            </w:tcMar>
-          </w:tcPr>
-          <w:p>
-            <w:r>
-              <w:rPr>
-                <w:rFonts w:eastAsia="Arial"/>
-                <w:color w:val="000000"/>
-                <w:sz w:val="18"/>
-                <w:szCs w:val="18"/>
-              </w:rPr>
-              <w:t>UP/DOWN detection</w:t>
-            </w:r>
-          </w:p>
-        </w:tc>
-        <w:tc>
-          <w:tcPr>
-            <w:tcW w:w="2550" w:type="dxa"/>
-            <w:tcMar>
-              <w:top w:w="50" w:type="dxa"/>
-              <w:left w:w="100" w:type="dxa"/>
-              <w:bottom w:w="50" w:type="dxa"/>
-              <w:right w:w="100" w:type="dxa"/>
-            </w:tcMar>
-          </w:tcPr>
-          <w:p>
-            <w:r>
-              <w:rPr>
-                <w:rFonts w:eastAsia="Arial"/>
-                <w:color w:val="000000"/>
-                <w:sz w:val="18"/>
-                <w:szCs w:val="18"/>
-              </w:rPr>
-              <w:t>To be tested</w:t>
-            </w:r>
-          </w:p>
-        </w:tc>
-      </w:tr>
-      <w:tr>
-        <w:tc>
-          <w:tcPr>
-            <w:tcW w:w="2600" w:type="dxa"/>
-            <w:shd w:val="clear" w:color="auto" w:fill="F2F2F2"/>
-            <w:tcMar>
-              <w:top w:w="50" w:type="dxa"/>
-              <w:left w:w="100" w:type="dxa"/>
-              <w:bottom w:w="50" w:type="dxa"/>
-              <w:right w:w="100" w:type="dxa"/>
-            </w:tcMar>
-          </w:tcPr>
-          <w:p>
-            <w:r>
-              <w:rPr>
-                <w:rFonts w:eastAsia="Arial"/>
-                <w:color w:val="000000"/>
-                <w:sz w:val="18"/>
-                <w:szCs w:val="18"/>
-              </w:rPr>
-              <w:t>Rep Counting</w:t>
-            </w:r>
-          </w:p>
-        </w:tc>
-        <w:tc>
-          <w:tcPr>
-            <w:tcW w:w="4200" w:type="dxa"/>
-            <w:shd w:val="clear" w:color="auto" w:fill="F2F2F2"/>
-            <w:tcMar>
-              <w:top w:w="50" w:type="dxa"/>
-              <w:left w:w="100" w:type="dxa"/>
-              <w:bottom w:w="50" w:type="dxa"/>
-              <w:right w:w="100" w:type="dxa"/>
-            </w:tcMar>
-          </w:tcPr>
-          <w:p>
-            <w:r>
-              <w:rPr>
-                <w:rFonts w:eastAsia="Arial"/>
-                <w:color w:val="000000"/>
-                <w:sz w:val="18"/>
-                <w:szCs w:val="18"/>
-              </w:rPr>
-              <w:t>Correct repetitions</w:t>
-            </w:r>
-          </w:p>
-        </w:tc>
-        <w:tc>
-          <w:tcPr>
-            <w:tcW w:w="2550" w:type="dxa"/>
-            <w:shd w:val="clear" w:color="auto" w:fill="F2F2F2"/>
-            <w:tcMar>
-              <w:top w:w="50" w:type="dxa"/>
-              <w:left w:w="100" w:type="dxa"/>
-              <w:bottom w:w="50" w:type="dxa"/>
-              <w:right w:w="100" w:type="dxa"/>
-            </w:tcMar>
-          </w:tcPr>
-          <w:p>
-            <w:r>
-              <w:rPr>
-                <w:rFonts w:eastAsia="Arial"/>
-                <w:color w:val="000000"/>
-                <w:sz w:val="18"/>
-                <w:szCs w:val="18"/>
-              </w:rPr>
-              <w:t>To be tested</w:t>
-            </w:r>
-          </w:p>
-        </w:tc>
-      </w:tr>
-      <w:tr>
-        <w:tc>
-          <w:tcPr>
-            <w:tcW w:w="2600" w:type="dxa"/>
-            <w:tcMar>
-              <w:top w:w="50" w:type="dxa"/>
-              <w:left w:w="100" w:type="dxa"/>
-              <w:bottom w:w="50" w:type="dxa"/>
-              <w:right w:w="100" w:type="dxa"/>
-            </w:tcMar>
-          </w:tcPr>
-          <w:p>
-            <w:r>
-              <w:rPr>
-                <w:rFonts w:eastAsia="Arial"/>
-                <w:color w:val="000000"/>
-                <w:sz w:val="18"/>
-                <w:szCs w:val="18"/>
-              </w:rPr>
-              <w:t>Sit &amp; reach</w:t>
-            </w:r>
-          </w:p>
-        </w:tc>
-        <w:tc>
-          <w:tcPr>
-            <w:tcW w:w="4200" w:type="dxa"/>
-            <w:tcMar>
-              <w:top w:w="50" w:type="dxa"/>
-              <w:left w:w="100" w:type="dxa"/>
-              <w:bottom w:w="50" w:type="dxa"/>
-              <w:right w:w="100" w:type="dxa"/>
-            </w:tcMar>
-          </w:tcPr>
-          <w:p>
-            <w:r>
-              <w:rPr>
-                <w:rFonts w:eastAsia="Arial"/>
-                <w:color w:val="000000"/>
-                <w:sz w:val="18"/>
-                <w:szCs w:val="18"/>
-              </w:rPr>
-              <w:t>Movement tracking</w:t>
-            </w:r>
-          </w:p>
-        </w:tc>
-        <w:tc>
-          <w:tcPr>
-            <w:tcW w:w="2550" w:type="dxa"/>
-            <w:tcMar>
-              <w:top w:w="50" w:type="dxa"/>
-              <w:left w:w="100" w:type="dxa"/>
-              <w:bottom w:w="50" w:type="dxa"/>
-              <w:right w:w="100" w:type="dxa"/>
-            </w:tcMar>
-          </w:tcPr>
-          <w:p>
-            <w:r>
-              <w:rPr>
-                <w:rFonts w:eastAsia="Arial"/>
-                <w:color w:val="000000"/>
-                <w:sz w:val="18"/>
-                <w:szCs w:val="18"/>
-              </w:rPr>
-              <w:t>To be tested</w:t>
-            </w:r>
-          </w:p>
-        </w:tc>
-      </w:tr>
-      <w:tr>
-        <w:tc>
-          <w:tcPr>
-            <w:tcW w:w="2600" w:type="dxa"/>
-            <w:shd w:val="clear" w:color="auto" w:fill="F2F2F2"/>
-            <w:tcMar>
-              <w:top w:w="50" w:type="dxa"/>
-              <w:left w:w="100" w:type="dxa"/>
-              <w:bottom w:w="50" w:type="dxa"/>
-              <w:right w:w="100" w:type="dxa"/>
-            </w:tcMar>
-          </w:tcPr>
-          <w:p>
-            <w:r>
-              <w:rPr>
-                <w:rFonts w:eastAsia="Arial"/>
-                <w:color w:val="000000"/>
-                <w:sz w:val="18"/>
-                <w:szCs w:val="18"/>
-              </w:rPr>
-              <w:t>Vertical Jump</w:t>
-            </w:r>
-          </w:p>
-        </w:tc>
-        <w:tc>
-          <w:tcPr>
-            <w:tcW w:w="4200" w:type="dxa"/>
-            <w:shd w:val="clear" w:color="auto" w:fill="F2F2F2"/>
-            <w:tcMar>
-              <w:top w:w="50" w:type="dxa"/>
-              <w:left w:w="100" w:type="dxa"/>
-              <w:bottom w:w="50" w:type="dxa"/>
-              <w:right w:w="100" w:type="dxa"/>
-            </w:tcMar>
-          </w:tcPr>
-          <w:p>
-            <w:r>
-              <w:rPr>
-                <w:rFonts w:eastAsia="Arial"/>
-                <w:color w:val="000000"/>
-                <w:sz w:val="18"/>
-                <w:szCs w:val="18"/>
-              </w:rPr>
-              <w:t>Movement analysis</w:t>
-            </w:r>
-          </w:p>
-        </w:tc>
-        <w:tc>
-          <w:tcPr>
-            <w:tcW w:w="2550" w:type="dxa"/>
-            <w:shd w:val="clear" w:color="auto" w:fill="F2F2F2"/>
-            <w:tcMar>
-              <w:top w:w="50" w:type="dxa"/>
-              <w:left w:w="100" w:type="dxa"/>
-              <w:bottom w:w="50" w:type="dxa"/>
-              <w:right w:w="100" w:type="dxa"/>
-            </w:tcMar>
-          </w:tcPr>
-          <w:p>
-            <w:r>
-              <w:rPr>
-                <w:rFonts w:eastAsia="Arial"/>
-                <w:color w:val="000000"/>
-                <w:sz w:val="18"/>
-                <w:szCs w:val="18"/>
-              </w:rPr>
-              <w:t>To be tested</w:t>
-            </w:r>
-          </w:p>
-        </w:tc>
-      </w:tr>
-    </w:tbl>
-    <w:p>
-      <w:pPr>
-        <w:pStyle w:val="Heading1"/>
-        <w:spacing w:before="160" w:after="90" w:line="252" w:lineRule="auto"/>
-        <w:rPr>
-          <w:rFonts w:eastAsia="Arial"/>
-          <w:b/>
-          <w:bCs/>
-          <w:color w:val="000000" w:themeColor="text1"/>
-          <w:sz w:val="27"/>
-          <w:szCs w:val="27"/>
-        </w:rPr>
-      </w:pPr>
-      <w:r>
-        <w:rPr>
-          <w:rFonts w:eastAsia="Arial"/>
-          <w:b/>
-          <w:bCs/>
-          <w:color w:val="000000" w:themeColor="text1"/>
-          <w:sz w:val="27"/>
-          <w:szCs w:val="27"/>
-        </w:rPr>
-        <w:t>15. Challenges</w:t>
-      </w:r>
-    </w:p>
-    <w:p>
-      <w:pPr>
-        <w:pStyle w:val="ListParagraph"/>
-        <w:numPr>
-          <w:ilvl w:val="0"/>
-          <w:numId w:val="5"/>
-        </w:numPr>
-        <w:spacing w:after="80" w:line="252" w:lineRule="auto"/>
-        <w:jc w:val="both"/>
-        <w:rPr>
-          <w:rFonts w:eastAsia="Arial"/>
-          <w:color w:val="000000"/>
-          <w:sz w:val="22"/>
-          <w:szCs w:val="22"/>
-        </w:rPr>
-      </w:pPr>
-      <w:r>
-        <w:rPr>
-          <w:rFonts w:eastAsia="Arial"/>
-          <w:color w:val="000000"/>
-          <w:sz w:val="22"/>
-          <w:szCs w:val="22"/>
-        </w:rPr>
-        <w:t xml:space="preserve">Lighting: poor lighting reduces </w:t>
-      </w:r>
-      <w:r>
-        <w:rPr>
-          <w:rFonts w:eastAsia="Arial"/>
-          <w:color w:val="000000"/>
-          <w:sz w:val="22"/>
-          <w:szCs w:val="22"/>
-        </w:rPr>
-        <w:t>key point</w:t>
-      </w:r>
-      <w:r>
-        <w:rPr>
-          <w:rFonts w:eastAsia="Arial"/>
-          <w:color w:val="000000"/>
-          <w:sz w:val="22"/>
-          <w:szCs w:val="22"/>
-        </w:rPr>
-        <w:t xml:space="preserve"> confidence below the 0.5 threshold.</w:t>
-      </w:r>
-    </w:p>
-    <w:p>
-      <w:pPr>
-        <w:pStyle w:val="ListParagraph"/>
-        <w:numPr>
-          <w:ilvl w:val="0"/>
-          <w:numId w:val="5"/>
-        </w:numPr>
-        <w:spacing w:after="80" w:line="252" w:lineRule="auto"/>
-        <w:jc w:val="both"/>
-        <w:rPr>
-          <w:rFonts w:eastAsia="Arial"/>
-          <w:color w:val="000000"/>
-          <w:sz w:val="22"/>
-          <w:szCs w:val="22"/>
-        </w:rPr>
-      </w:pPr>
-      <w:r>
-        <w:rPr>
-          <w:rFonts w:eastAsia="Arial"/>
-          <w:color w:val="000000"/>
-          <w:sz w:val="22"/>
-          <w:szCs w:val="22"/>
-        </w:rPr>
-        <w:t>Occlusion: hidden joints produce unreliable coordinates and are filtered out.</w:t>
-      </w:r>
-    </w:p>
-    <w:p>
-      <w:pPr>
-        <w:pStyle w:val="ListParagraph"/>
-        <w:numPr>
-          <w:ilvl w:val="0"/>
-          <w:numId w:val="5"/>
-        </w:numPr>
-        <w:spacing w:after="80" w:line="252" w:lineRule="auto"/>
-        <w:jc w:val="both"/>
-        <w:rPr>
-          <w:rFonts w:eastAsia="Arial"/>
-          <w:color w:val="000000"/>
-          <w:sz w:val="22"/>
-          <w:szCs w:val="22"/>
-        </w:rPr>
-      </w:pPr>
-      <w:r>
-        <w:rPr>
-          <w:rFonts w:eastAsia="Arial"/>
-          <w:color w:val="000000"/>
-          <w:sz w:val="22"/>
-          <w:szCs w:val="22"/>
-        </w:rPr>
-        <w:t xml:space="preserve">Camera angle: </w:t>
-      </w:r>
-      <w:r>
-        <w:rPr>
-          <w:rFonts w:eastAsia="Arial"/>
-          <w:color w:val="000000"/>
-          <w:sz w:val="22"/>
-          <w:szCs w:val="22"/>
-        </w:rPr>
-        <w:t>affects angle and movement analysis</w:t>
-      </w:r>
-    </w:p>
-    <w:p>
-      <w:pPr>
-        <w:pStyle w:val="ListParagraph"/>
-        <w:numPr>
-          <w:ilvl w:val="0"/>
-          <w:numId w:val="5"/>
-        </w:numPr>
-        <w:spacing w:after="80" w:line="252" w:lineRule="auto"/>
-        <w:jc w:val="both"/>
-        <w:rPr>
-          <w:rFonts w:eastAsia="Arial"/>
-          <w:color w:val="000000"/>
-          <w:sz w:val="22"/>
-          <w:szCs w:val="22"/>
-        </w:rPr>
-      </w:pPr>
-      <w:r>
-        <w:rPr>
-          <w:rFonts w:eastAsia="Arial"/>
-          <w:color w:val="000000"/>
-          <w:sz w:val="22"/>
-          <w:szCs w:val="22"/>
-        </w:rPr>
-        <w:t xml:space="preserve">Threshold selection: </w:t>
-      </w:r>
-      <w:r>
-        <w:rPr>
-          <w:rFonts w:eastAsia="Arial"/>
-          <w:color w:val="000000"/>
-          <w:sz w:val="22"/>
-          <w:szCs w:val="22"/>
-        </w:rPr>
-        <w:t>requires practical testing</w:t>
-      </w:r>
-    </w:p>
-    <w:p>
-      <w:pPr>
-        <w:pStyle w:val="ListParagraph"/>
-        <w:numPr>
-          <w:ilvl w:val="0"/>
-          <w:numId w:val="5"/>
-        </w:numPr>
-        <w:spacing w:after="80" w:line="252" w:lineRule="auto"/>
-        <w:jc w:val="both"/>
-        <w:rPr>
-          <w:rFonts w:eastAsia="Arial"/>
-          <w:color w:val="000000"/>
-          <w:sz w:val="22"/>
-          <w:szCs w:val="22"/>
-        </w:rPr>
-      </w:pPr>
-      <w:r>
-        <w:rPr>
-          <w:rFonts w:eastAsia="Arial"/>
-          <w:color w:val="000000"/>
-          <w:sz w:val="22"/>
-          <w:szCs w:val="22"/>
-        </w:rPr>
-        <w:t>False repetition counting: jitter near a threshold can cause spurious transitions; the state machine aims to reduce this.</w:t>
-      </w:r>
-    </w:p>
-    <w:p>
-      <w:pPr>
-        <w:pStyle w:val="ListParagraph"/>
-        <w:numPr>
-          <w:ilvl w:val="0"/>
-          <w:numId w:val="5"/>
-        </w:numPr>
-        <w:spacing w:after="80" w:line="252" w:lineRule="auto"/>
-        <w:jc w:val="both"/>
-        <w:rPr>
-          <w:rFonts w:eastAsia="Arial"/>
-          <w:color w:val="000000"/>
-          <w:sz w:val="22"/>
-          <w:szCs w:val="22"/>
-        </w:rPr>
-      </w:pPr>
-      <w:r>
-        <w:rPr>
-          <w:rFonts w:eastAsia="Arial"/>
-          <w:color w:val="000000"/>
-          <w:sz w:val="22"/>
-          <w:szCs w:val="22"/>
-        </w:rPr>
-        <w:t>Calibration: Real-world distance measurement requires further calibration</w:t>
-      </w:r>
-    </w:p>
-    <w:p>
-      <w:pPr>
-        <w:pStyle w:val="Heading1"/>
-        <w:spacing w:before="160" w:after="90" w:line="252" w:lineRule="auto"/>
-        <w:rPr>
-          <w:rFonts w:eastAsia="Arial"/>
-          <w:b/>
-          <w:bCs/>
-          <w:color w:val="000000" w:themeColor="text1"/>
-          <w:sz w:val="27"/>
-          <w:szCs w:val="27"/>
-        </w:rPr>
-      </w:pPr>
-      <w:r>
-        <w:rPr>
-          <w:rFonts w:eastAsia="Arial"/>
-          <w:b/>
-          <w:bCs/>
-          <w:color w:val="000000" w:themeColor="text1"/>
-          <w:sz w:val="27"/>
-          <w:szCs w:val="27"/>
-        </w:rPr>
-        <w:t>16. Milestone 2 Deliverables</w:t>
-      </w:r>
-    </w:p>
-    <w:p>
-      <w:pPr>
-        <w:pStyle w:val="ListParagraph"/>
-        <w:numPr>
-          <w:ilvl w:val="0"/>
-          <w:numId w:val="4"/>
-        </w:numPr>
-        <w:spacing w:after="80" w:line="252" w:lineRule="auto"/>
-        <w:jc w:val="both"/>
-        <w:rPr>
-          <w:rFonts w:eastAsia="Arial"/>
-          <w:color w:val="000000"/>
-          <w:sz w:val="22"/>
-          <w:szCs w:val="22"/>
-        </w:rPr>
-      </w:pPr>
-      <w:r>
-        <w:rPr>
-          <w:rFonts w:eastAsia="Arial"/>
-          <w:color w:val="000000"/>
-          <w:sz w:val="22"/>
-          <w:szCs w:val="22"/>
-        </w:rPr>
-        <w:t>Sit-up state detection</w:t>
-      </w:r>
-    </w:p>
-    <w:p>
-      <w:pPr>
-        <w:pStyle w:val="ListParagraph"/>
-        <w:numPr>
-          <w:ilvl w:val="0"/>
-          <w:numId w:val="4"/>
-        </w:numPr>
-        <w:spacing w:after="80" w:line="252" w:lineRule="auto"/>
-        <w:jc w:val="both"/>
-        <w:rPr>
-          <w:rFonts w:eastAsia="Arial"/>
-          <w:color w:val="000000"/>
-          <w:sz w:val="22"/>
-          <w:szCs w:val="22"/>
-        </w:rPr>
-      </w:pPr>
-      <w:r>
-        <w:rPr>
-          <w:rFonts w:eastAsia="Arial"/>
-          <w:color w:val="000000"/>
-          <w:sz w:val="22"/>
-          <w:szCs w:val="22"/>
-        </w:rPr>
-        <w:t>Sit-up repetition counting</w:t>
-      </w:r>
-    </w:p>
-    <w:p>
-      <w:pPr>
-        <w:pStyle w:val="ListParagraph"/>
-        <w:numPr>
-          <w:ilvl w:val="0"/>
-          <w:numId w:val="4"/>
-        </w:numPr>
-        <w:spacing w:after="80" w:line="252" w:lineRule="auto"/>
-        <w:jc w:val="both"/>
-        <w:rPr>
-          <w:rFonts w:eastAsia="Arial"/>
-          <w:color w:val="000000"/>
-          <w:sz w:val="22"/>
-          <w:szCs w:val="22"/>
-        </w:rPr>
-      </w:pPr>
-      <w:r>
-        <w:rPr>
-          <w:rFonts w:eastAsia="Arial"/>
-          <w:color w:val="000000"/>
-          <w:sz w:val="22"/>
-          <w:szCs w:val="22"/>
-        </w:rPr>
-        <w:t>Sit &amp; Reach movement analysis</w:t>
-      </w:r>
-    </w:p>
-    <w:p>
-      <w:pPr>
-        <w:pStyle w:val="ListParagraph"/>
-        <w:numPr>
-          <w:ilvl w:val="0"/>
-          <w:numId w:val="4"/>
-        </w:numPr>
-        <w:spacing w:after="80" w:line="252" w:lineRule="auto"/>
-        <w:jc w:val="both"/>
-        <w:rPr>
-          <w:rFonts w:eastAsia="Arial"/>
-          <w:color w:val="000000"/>
-          <w:sz w:val="22"/>
-          <w:szCs w:val="22"/>
-        </w:rPr>
-      </w:pPr>
-      <w:r>
-        <w:rPr>
-          <w:rFonts w:eastAsia="Arial"/>
-          <w:color w:val="000000"/>
-          <w:sz w:val="22"/>
-          <w:szCs w:val="22"/>
-        </w:rPr>
-        <w:t>Joint-angle and wrist-position tracking</w:t>
-      </w:r>
-    </w:p>
-    <w:p>
-      <w:pPr>
-        <w:pStyle w:val="ListParagraph"/>
-        <w:numPr>
-          <w:ilvl w:val="0"/>
-          <w:numId w:val="4"/>
-        </w:numPr>
-        <w:spacing w:after="80" w:line="252" w:lineRule="auto"/>
-        <w:jc w:val="both"/>
-        <w:rPr>
-          <w:rFonts w:eastAsia="Arial"/>
-          <w:color w:val="000000"/>
-          <w:sz w:val="22"/>
-          <w:szCs w:val="22"/>
-        </w:rPr>
-      </w:pPr>
-      <w:r>
-        <w:rPr>
-          <w:rFonts w:eastAsia="Arial"/>
-          <w:color w:val="000000"/>
-          <w:sz w:val="22"/>
-          <w:szCs w:val="22"/>
-        </w:rPr>
-        <w:t>Vertical Jump movement-phase analysis</w:t>
-      </w:r>
-    </w:p>
-    <w:p>
-      <w:pPr>
-        <w:pStyle w:val="ListParagraph"/>
-        <w:numPr>
-          <w:ilvl w:val="0"/>
-          <w:numId w:val="4"/>
-        </w:numPr>
-        <w:spacing w:after="80" w:line="252" w:lineRule="auto"/>
-        <w:jc w:val="both"/>
-        <w:rPr>
-          <w:rFonts w:eastAsia="Arial"/>
-          <w:color w:val="000000"/>
-          <w:sz w:val="22"/>
-          <w:szCs w:val="22"/>
-        </w:rPr>
-      </w:pPr>
-      <w:r>
-        <w:rPr>
-          <w:rFonts w:eastAsia="Arial"/>
-          <w:color w:val="000000"/>
-          <w:sz w:val="22"/>
-          <w:szCs w:val="22"/>
-        </w:rPr>
-        <w:t>First database session record</w:t>
-      </w:r>
-    </w:p>
-    <w:p>
-      <w:pPr>
-        <w:pStyle w:val="Heading1"/>
-        <w:spacing w:before="160" w:after="90" w:line="252" w:lineRule="auto"/>
-        <w:rPr>
-          <w:rFonts w:eastAsia="Arial"/>
-          <w:b/>
-          <w:bCs/>
-          <w:color w:val="000000" w:themeColor="text1"/>
-          <w:sz w:val="27"/>
-          <w:szCs w:val="27"/>
-        </w:rPr>
-      </w:pPr>
-      <w:r>
-        <w:rPr>
-          <w:rFonts w:eastAsia="Arial"/>
-          <w:b/>
-          <w:bCs/>
-          <w:color w:val="000000" w:themeColor="text1"/>
-          <w:sz w:val="27"/>
-          <w:szCs w:val="27"/>
-        </w:rPr>
-        <w:t>17. Milestone 3 Target</w:t>
-      </w:r>
-    </w:p>
-    <w:p>
-      <w:pPr>
-        <w:pStyle w:val="ListParagraph"/>
-        <w:numPr>
-          <w:ilvl w:val="0"/>
-          <w:numId w:val="3"/>
-        </w:numPr>
-        <w:spacing w:after="80" w:line="252" w:lineRule="auto"/>
-        <w:jc w:val="both"/>
-        <w:rPr>
-          <w:rFonts w:eastAsia="Arial"/>
-          <w:color w:val="000000"/>
-          <w:sz w:val="22"/>
-          <w:szCs w:val="22"/>
-        </w:rPr>
-      </w:pPr>
-      <w:r>
-        <w:rPr>
-          <w:rFonts w:eastAsia="Arial"/>
-          <w:color w:val="000000"/>
-          <w:sz w:val="22"/>
-          <w:szCs w:val="22"/>
-        </w:rPr>
-        <w:t>Improve repetition stability</w:t>
-      </w:r>
-    </w:p>
-    <w:p>
-      <w:pPr>
-        <w:pStyle w:val="ListParagraph"/>
-        <w:numPr>
-          <w:ilvl w:val="0"/>
-          <w:numId w:val="3"/>
-        </w:numPr>
-        <w:spacing w:after="80" w:line="252" w:lineRule="auto"/>
-        <w:jc w:val="both"/>
-        <w:rPr>
-          <w:rFonts w:eastAsia="Arial"/>
-          <w:color w:val="000000"/>
-          <w:sz w:val="22"/>
-          <w:szCs w:val="22"/>
-        </w:rPr>
-      </w:pPr>
-      <w:r>
-        <w:rPr>
-          <w:rFonts w:eastAsia="Arial"/>
-          <w:color w:val="000000"/>
-          <w:sz w:val="22"/>
-          <w:szCs w:val="22"/>
-        </w:rPr>
-        <w:t>Reduce false detections</w:t>
-      </w:r>
-    </w:p>
-    <w:p>
-      <w:pPr>
-        <w:pStyle w:val="ListParagraph"/>
-        <w:numPr>
-          <w:ilvl w:val="0"/>
-          <w:numId w:val="3"/>
-        </w:numPr>
-        <w:spacing w:after="80" w:line="252" w:lineRule="auto"/>
-        <w:jc w:val="both"/>
-        <w:rPr>
-          <w:rFonts w:eastAsia="Arial"/>
-          <w:color w:val="000000"/>
-          <w:sz w:val="22"/>
-          <w:szCs w:val="22"/>
-        </w:rPr>
-      </w:pPr>
-      <w:r>
-        <w:rPr>
-          <w:rFonts w:eastAsia="Arial"/>
-          <w:color w:val="000000"/>
-          <w:sz w:val="22"/>
-          <w:szCs w:val="22"/>
-        </w:rPr>
-        <w:t>Improve form analysis</w:t>
-      </w:r>
-    </w:p>
-    <w:p>
-      <w:pPr>
-        <w:pStyle w:val="ListParagraph"/>
-        <w:numPr>
-          <w:ilvl w:val="0"/>
-          <w:numId w:val="3"/>
-        </w:numPr>
-        <w:spacing w:after="80" w:line="252" w:lineRule="auto"/>
-        <w:jc w:val="both"/>
-        <w:rPr>
-          <w:rFonts w:eastAsia="Arial"/>
-          <w:color w:val="000000"/>
-          <w:sz w:val="22"/>
-          <w:szCs w:val="22"/>
-        </w:rPr>
-      </w:pPr>
-      <w:r>
-        <w:rPr>
-          <w:rFonts w:eastAsia="Arial"/>
-          <w:color w:val="000000"/>
-          <w:sz w:val="22"/>
-          <w:szCs w:val="22"/>
-        </w:rPr>
-        <w:t>Refine scoring</w:t>
-      </w:r>
-    </w:p>
-    <w:p>
-      <w:pPr>
-        <w:pStyle w:val="ListParagraph"/>
-        <w:numPr>
-          <w:ilvl w:val="0"/>
-          <w:numId w:val="3"/>
-        </w:numPr>
-        <w:spacing w:after="80" w:line="252" w:lineRule="auto"/>
-        <w:jc w:val="both"/>
-        <w:rPr>
-          <w:rFonts w:eastAsia="Arial"/>
-          <w:color w:val="000000"/>
-          <w:sz w:val="22"/>
-          <w:szCs w:val="22"/>
-        </w:rPr>
-      </w:pPr>
-      <w:r>
-        <w:rPr>
-          <w:rFonts w:eastAsia="Arial"/>
-          <w:color w:val="000000"/>
-          <w:sz w:val="22"/>
-          <w:szCs w:val="22"/>
-        </w:rPr>
-        <w:t>Improve database/session history</w:t>
-      </w:r>
-    </w:p>
-    <w:p>
-      <w:pPr>
-        <w:pStyle w:val="ListParagraph"/>
-        <w:numPr>
-          <w:ilvl w:val="0"/>
-          <w:numId w:val="3"/>
-        </w:numPr>
-        <w:spacing w:after="80" w:line="252" w:lineRule="auto"/>
-        <w:jc w:val="both"/>
-        <w:rPr>
-          <w:rFonts w:eastAsia="Arial"/>
-          <w:color w:val="000000"/>
-          <w:sz w:val="22"/>
-          <w:szCs w:val="22"/>
-        </w:rPr>
-      </w:pPr>
-      <w:r>
-        <w:rPr>
-          <w:rFonts w:eastAsia="Arial"/>
-          <w:color w:val="000000"/>
-          <w:sz w:val="22"/>
-          <w:szCs w:val="22"/>
-        </w:rPr>
-        <w:t>Begin results/dashboard interface</w:t>
-      </w:r>
-    </w:p>
-    <w:p>
-      <w:pPr>
-        <w:pStyle w:val="Heading1"/>
-        <w:spacing w:before="160" w:after="90" w:line="252" w:lineRule="auto"/>
-        <w:rPr>
-          <w:rFonts w:eastAsia="Arial"/>
-          <w:b/>
-          <w:bCs/>
-          <w:color w:val="000000" w:themeColor="text1"/>
-          <w:sz w:val="27"/>
-          <w:szCs w:val="27"/>
-        </w:rPr>
-      </w:pPr>
-      <w:r>
-        <w:rPr>
-          <w:rFonts w:eastAsia="Arial"/>
-          <w:b/>
-          <w:bCs/>
-          <w:color w:val="000000" w:themeColor="text1"/>
-          <w:sz w:val="27"/>
-          <w:szCs w:val="27"/>
-        </w:rPr>
-        <w:t>18. Conclusion</w:t>
-      </w:r>
-    </w:p>
-    <w:p>
-      <w:pPr>
-        <w:spacing w:after="80" w:line="252" w:lineRule="auto"/>
-        <w:jc w:val="both"/>
-        <w:rPr>
-          <w:sz w:val="22"/>
-          <w:szCs w:val="22"/>
-        </w:rPr>
-      </w:pPr>
-      <w:r>
-        <w:rPr>
-          <w:rFonts w:eastAsia="Arial"/>
-          <w:color w:val="000000"/>
-          <w:sz w:val="22"/>
-          <w:szCs w:val="22"/>
-        </w:rPr>
-        <w:t>Milestone 1 established the pose-detection foundation using webcam, YOLO26-Pose and joint-angle calculation. Milestone 2 extends this foundation towards Sit-ups, Sit &amp; Reach and Vertical Jump through movement analysis, state detection and repetition counting.</w:t>
-      </w:r>
-    </w:p>
-    <w:p>
-      <w:pPr>
-        <w:spacing w:after="80" w:line="252" w:lineRule="auto"/>
-        <w:jc w:val="both"/>
-        <w:rPr>
-          <w:sz w:val="22"/>
-          <w:szCs w:val="22"/>
-        </w:rPr>
-      </w:pPr>
-      <w:r>
-        <w:rPr>
-          <w:rFonts w:eastAsia="Arial"/>
-          <w:color w:val="000000"/>
-          <w:sz w:val="22"/>
-          <w:szCs w:val="22"/>
-        </w:rPr>
-        <w:t>The remaining measurements, scoring and additional assessments will be developed in the upcoming milestones.</w:t>
-      </w:r>
     </w:p>
     <w:sectPr>
-      <w:headerReference w:type="default" r:id="rId14"/>
-      <w:footerReference w:type="default" r:id="rId15"/>
+      <w:headerReference w:type="default" r:id="rId21"/>
+      <w:footerReference w:type="default" r:id="rId22"/>
       <w:pgSz w:w="11906" w:h="16838"/>
       <w:pgMar w:top="950" w:right="1008" w:bottom="950" w:left="1008" w:header="708" w:footer="708" w:gutter="0"/>
       <w:cols w:space="720"/>
@@ -19283,6 +15942,7 @@
   <w:style w:type="character" w:default="1" w:styleId="DefaultParagraphFont">
     <w:name w:val="Default Paragraph Font"/>
     <w:uiPriority w:val="1"/>
+    <w:semiHidden/>
     <w:unhideWhenUsed/>
   </w:style>
   <w:style w:type="table" w:default="1" w:styleId="TableNormal">
@@ -19671,6 +16331,79 @@
       <w:tblPr/>
       <w:tcPr>
         <w:shd w:val="clear" w:color="auto" w:fill="D9F2D0" w:themeFill="accent6" w:themeFillTint="33"/>
+      </w:tcPr>
+    </w:tblStylePr>
+  </w:style>
+  <w:style w:type="table" w:styleId="GridTable4-Accent3">
+    <w:name w:val="Grid Table 4 Accent 3"/>
+    <w:basedOn w:val="TableNormal"/>
+    <w:uiPriority w:val="49"/>
+    <w:rsid w:val="006817F8"/>
+    <w:tblPr>
+      <w:tblStyleRowBandSize w:val="1"/>
+      <w:tblStyleColBandSize w:val="1"/>
+      <w:tblBorders>
+        <w:top w:val="single" w:sz="4" w:space="0" w:color="47D459" w:themeColor="accent3" w:themeTint="99"/>
+        <w:left w:val="single" w:sz="4" w:space="0" w:color="47D459" w:themeColor="accent3" w:themeTint="99"/>
+        <w:bottom w:val="single" w:sz="4" w:space="0" w:color="47D459" w:themeColor="accent3" w:themeTint="99"/>
+        <w:right w:val="single" w:sz="4" w:space="0" w:color="47D459" w:themeColor="accent3" w:themeTint="99"/>
+        <w:insideH w:val="single" w:sz="4" w:space="0" w:color="47D459" w:themeColor="accent3" w:themeTint="99"/>
+        <w:insideV w:val="single" w:sz="4" w:space="0" w:color="47D459" w:themeColor="accent3" w:themeTint="99"/>
+      </w:tblBorders>
+    </w:tblPr>
+    <w:tblStylePr w:type="firstRow">
+      <w:rPr>
+        <w:b/>
+        <w:bCs/>
+        <w:color w:val="FFFFFF" w:themeColor="background1"/>
+      </w:rPr>
+      <w:tblPr/>
+      <w:tcPr>
+        <w:tcBorders>
+          <w:top w:val="single" w:sz="4" w:space="0" w:color="196B24" w:themeColor="accent3"/>
+          <w:left w:val="single" w:sz="4" w:space="0" w:color="196B24" w:themeColor="accent3"/>
+          <w:bottom w:val="single" w:sz="4" w:space="0" w:color="196B24" w:themeColor="accent3"/>
+          <w:right w:val="single" w:sz="4" w:space="0" w:color="196B24" w:themeColor="accent3"/>
+          <w:insideH w:val="nil"/>
+          <w:insideV w:val="nil"/>
+        </w:tcBorders>
+        <w:shd w:val="clear" w:color="auto" w:fill="196B24" w:themeFill="accent3"/>
+      </w:tcPr>
+    </w:tblStylePr>
+    <w:tblStylePr w:type="lastRow">
+      <w:rPr>
+        <w:b/>
+        <w:bCs/>
+      </w:rPr>
+      <w:tblPr/>
+      <w:tcPr>
+        <w:tcBorders>
+          <w:top w:val="double" w:sz="4" w:space="0" w:color="196B24" w:themeColor="accent3"/>
+        </w:tcBorders>
+      </w:tcPr>
+    </w:tblStylePr>
+    <w:tblStylePr w:type="firstCol">
+      <w:rPr>
+        <w:b/>
+        <w:bCs/>
+      </w:rPr>
+    </w:tblStylePr>
+    <w:tblStylePr w:type="lastCol">
+      <w:rPr>
+        <w:b/>
+        <w:bCs/>
+      </w:rPr>
+    </w:tblStylePr>
+    <w:tblStylePr w:type="band1Vert">
+      <w:tblPr/>
+      <w:tcPr>
+        <w:shd w:val="clear" w:color="auto" w:fill="C1F0C7" w:themeFill="accent3" w:themeFillTint="33"/>
+      </w:tcPr>
+    </w:tblStylePr>
+    <w:tblStylePr w:type="band1Horz">
+      <w:tblPr/>
+      <w:tcPr>
+        <w:shd w:val="clear" w:color="auto" w:fill="C1F0C7" w:themeFill="accent3" w:themeFillTint="33"/>
       </w:tcPr>
     </w:tblStylePr>
   </w:style>
